--- a/word/datasheet_adsbee_1090.docx
+++ b/word/datasheet_adsbee_1090.docx
@@ -9709,6 +9709,35 @@
       </w:r>
     </w:p>
     <w:p>
+      <w:r>
+        <w:t>20260924</w:t>
+      </w:r>
+    </w:p>
+    <w:p>
+      <w:pPr>
+        <w:pStyle w:val="ListParagraph"/>
+        <w:numPr>
+          <w:ilvl w:val="0"/>
+          <w:numId w:val="10"/>
+        </w:numPr>
+      </w:pPr>
+      <w:r>
+        <w:t>Added new AT command:</w:t>
+      </w:r>
+    </w:p>
+    <w:p>
+      <w:pPr>
+        <w:pStyle w:val="ListParagraph"/>
+        <w:numPr>
+          <w:ilvl w:val="1"/>
+          <w:numId w:val="10"/>
+        </w:numPr>
+      </w:pPr>
+      <w:r>
+        <w:t>AT+FEED_ENABLE</w:t>
+      </w:r>
+    </w:p>
+    <w:p>
       <w:pPr>
         <w:pStyle w:val="ListParagraph"/>
         <w:numPr>
@@ -13401,6 +13430,205 @@
       <w:proofErr w:type="gramEnd"/>
       <w:r>
         <w:t>00038172d18c(RECEIVER_ID)</w:t>
+      </w:r>
+    </w:p>
+    <w:p/>
+    <w:p>
+      <w:pPr>
+        <w:pStyle w:val="Heading2"/>
+        <w:numPr>
+          <w:ilvl w:val="1"/>
+          <w:numId w:val="4"/>
+        </w:numPr>
+      </w:pPr>
+      <w:bookmarkStart w:id="115" w:name="_Toc230658111"/>
+      <w:r>
+        <w:t>AT+FEED_ENABLE</w:t>
+      </w:r>
+      <w:bookmarkEnd w:id="115"/>
+    </w:p>
+    <w:p>
+      <w:pPr>
+        <w:pStyle w:val="Heading3"/>
+        <w:numPr>
+          <w:ilvl w:val="2"/>
+          <w:numId w:val="4"/>
+        </w:numPr>
+      </w:pPr>
+      <w:bookmarkStart w:id="116" w:name="_Toc230658112"/>
+      <w:r>
+        <w:t>Enable or Disable All Feeds</w:t>
+      </w:r>
+      <w:bookmarkEnd w:id="116"/>
+    </w:p>
+    <w:p>
+      <w:pPr>
+        <w:pStyle w:val="code"/>
+      </w:pPr>
+      <w:r>
+        <w:t>AT+FEED_ENABLE=&lt;enabled&gt;</w:t>
+      </w:r>
+    </w:p>
+    <w:p>
+      <w:pPr>
+        <w:pStyle w:val="code"/>
+      </w:pPr>
+      <w:r>
+        <w:t>OK</w:t>
+      </w:r>
+    </w:p>
+    <w:p/>
+    <w:p>
+      <w:r>
+        <w:t>Master switch for all outbound network feeds configured with AT+FEED. When disabled, no feed connections are opened and any open feed connections are closed, regardless of whether individual feeds are marked as active. The per-feed active flags set with AT+FEED are not modified, so re-enabling feeds with AT+FEED_ENABLE=1 resumes exactly the feeds that were previously active. The setting is synchronized to the ESP32 coprocessor. Feeds are enabled by default.</w:t>
+      </w:r>
+    </w:p>
+    <w:tbl>
+      <w:tblPr>
+        <w:tblStyle w:val="TableGrid"/>
+        <w:tblW w:w="0" w:type="auto"/>
+        <w:tblLook w:val="04A0" w:firstRow="1" w:lastRow="0" w:firstColumn="1" w:lastColumn="0" w:noHBand="0" w:noVBand="1"/>
+      </w:tblPr>
+      <w:tblGrid>
+        <w:gridCol w:w="1548"/>
+        <w:gridCol w:w="5796"/>
+        <w:gridCol w:w="3672"/>
+      </w:tblGrid>
+      <w:tr>
+        <w:tc>
+          <w:tcPr>
+            <w:tcW w:w="1548" w:type="dxa"/>
+          </w:tcPr>
+          <w:p>
+            <w:pPr>
+              <w:rPr>
+                <w:b/>
+                <w:bCs/>
+              </w:rPr>
+            </w:pPr>
+            <w:r>
+              <w:rPr>
+                <w:b/>
+                <w:bCs/>
+              </w:rPr>
+              <w:t>Parameter</w:t>
+            </w:r>
+          </w:p>
+        </w:tc>
+        <w:tc>
+          <w:tcPr>
+            <w:tcW w:w="5796" w:type="dxa"/>
+          </w:tcPr>
+          <w:p>
+            <w:pPr>
+              <w:rPr>
+                <w:b/>
+                <w:bCs/>
+              </w:rPr>
+            </w:pPr>
+            <w:r>
+              <w:rPr>
+                <w:b/>
+                <w:bCs/>
+              </w:rPr>
+              <w:t>Description</w:t>
+            </w:r>
+          </w:p>
+        </w:tc>
+        <w:tc>
+          <w:tcPr>
+            <w:tcW w:w="3672" w:type="dxa"/>
+          </w:tcPr>
+          <w:p>
+            <w:pPr>
+              <w:rPr>
+                <w:b/>
+                <w:bCs/>
+              </w:rPr>
+            </w:pPr>
+            <w:r>
+              <w:rPr>
+                <w:b/>
+                <w:bCs/>
+              </w:rPr>
+              <w:t>Acceptable Values</w:t>
+            </w:r>
+          </w:p>
+        </w:tc>
+      </w:tr>
+      <w:tr>
+        <w:tc>
+          <w:tcPr>
+            <w:tcW w:w="1548" w:type="dxa"/>
+          </w:tcPr>
+          <w:p>
+            <w:r>
+              <w:t>enabled</w:t>
+            </w:r>
+          </w:p>
+        </w:tc>
+        <w:tc>
+          <w:tcPr>
+            <w:tcW w:w="5796" w:type="dxa"/>
+          </w:tcPr>
+          <w:p>
+            <w:r>
+              <w:t>Whether outbound network feeds are enabled.</w:t>
+            </w:r>
+          </w:p>
+        </w:tc>
+        <w:tc>
+          <w:tcPr>
+            <w:tcW w:w="3672" w:type="dxa"/>
+          </w:tcPr>
+          <w:p>
+            <w:r>
+              <w:t>0 – All feeds are disabled.</w:t>
+            </w:r>
+          </w:p>
+          <w:p>
+            <w:r>
+              <w:t>1 – Feeds marked as active with AT+FEED are enabled (default).</w:t>
+            </w:r>
+          </w:p>
+        </w:tc>
+      </w:tr>
+    </w:tbl>
+    <w:p/>
+    <w:p>
+      <w:pPr>
+        <w:pStyle w:val="Heading3"/>
+        <w:numPr>
+          <w:ilvl w:val="2"/>
+          <w:numId w:val="4"/>
+        </w:numPr>
+      </w:pPr>
+      <w:bookmarkStart w:id="117" w:name="_Toc230658113"/>
+      <w:r>
+        <w:t>Query the Feed Enable Setting</w:t>
+      </w:r>
+      <w:bookmarkEnd w:id="117"/>
+    </w:p>
+    <w:p>
+      <w:pPr>
+        <w:pStyle w:val="code"/>
+      </w:pPr>
+      <w:r>
+        <w:t>AT+FEED_ENABLE?</w:t>
+      </w:r>
+    </w:p>
+    <w:p>
+      <w:pPr>
+        <w:pStyle w:val="code"/>
+      </w:pPr>
+      <w:r>
+        <w:t>FEED_ENABLE=&lt;enabled&gt;</w:t>
+      </w:r>
+    </w:p>
+    <w:p/>
+    <w:p>
+      <w:r>
+        <w:t>Queries whether outbound network feeds are enabled. This setting does not persist across a power cycle unless AT+SETTINGS=SAVE is run to write it to non-volatile storage.</w:t>
       </w:r>
     </w:p>
     <w:p/>

--- a/word/datasheet_adsbee_1090.docx
+++ b/word/datasheet_adsbee_1090.docx
@@ -12058,6 +12058,19 @@
               <w:rPr>
                 <w:rFonts w:ascii="Courier New" w:hAnsi="Courier New" w:cs="Courier New"/>
               </w:rPr>
+              <w:t xml:space="preserve">RP2040 Firmware Build: Release</w:t>
+            </w:r>
+          </w:p>
+          <w:p>
+            <w:pPr>
+              <w:rPr>
+                <w:rFonts w:ascii="Courier New" w:hAnsi="Courier New" w:cs="Courier New"/>
+              </w:rPr>
+            </w:pPr>
+            <w:r>
+              <w:rPr>
+                <w:rFonts w:ascii="Courier New" w:hAnsi="Courier New" w:cs="Courier New"/>
+              </w:rPr>
               <w:t>OTA Key 0: cf737c4fce892fab44c6ec0d5d0f66dccf06c5630ac5b531f4067599df014d5ef213bb73205a9ce378318f259e3d01e3b99c089a75ac0735b204256b9371fbce</w:t>
             </w:r>
           </w:p>
@@ -12289,6 +12302,11 @@
               <w:t>D:0B:C7</w:t>
             </w:r>
             <w:proofErr w:type="gramEnd"/>
+          </w:p>
+          <w:p>
+            <w:r>
+              <w:t xml:space="preserve">The RP2040 Firmware Build line reads Debug or Release (firmware 0.9.1-rc7 and later). Published releases are Release builds; build.sh -d in firmware/adsbee_1090 makes a Debug build.</w:t>
+            </w:r>
           </w:p>
           <w:p/>
         </w:tc>

--- a/word/datasheet_adsbee_1090.docx
+++ b/word/datasheet_adsbee_1090.docx
@@ -20,7 +20,7 @@
           <w:noProof/>
         </w:rPr>
         <w:drawing>
-          <wp:anchor distT="0" distB="0" distL="114300" distR="114300" simplePos="0" relativeHeight="251659264" behindDoc="0" locked="0" layoutInCell="1" allowOverlap="1" wp14:anchorId="7F955F12" wp14:editId="4BC10A3B">
+          <wp:anchor distT="0" distB="0" distL="114300" distR="114300" simplePos="0" relativeHeight="251659264" behindDoc="0" locked="0" layoutInCell="1" allowOverlap="1" wp14:anchorId="7F955F12" wp14:editId="33790294">
             <wp:simplePos x="0" y="0"/>
             <wp:positionH relativeFrom="margin">
               <wp:posOffset>3493770</wp:posOffset>
@@ -79,7 +79,7 @@
         <w:rPr>
           <w:noProof/>
         </w:rPr>
-        <w:pict w14:anchorId="5DB8408C">
+        <w:pict w14:anchorId="19FA373A">
           <v:shapetype id="_x0000_t202" coordsize="21600,21600" o:spt="202" path="m,l,21600r21600,l21600,xe">
             <v:stroke joinstyle="miter"/>
             <v:path gradientshapeok="t" o:connecttype="rect"/>
@@ -110,13 +110,8 @@
                   <w:pPr>
                     <w:jc w:val="center"/>
                   </w:pPr>
-                  <w:proofErr w:type="gramStart"/>
                   <w:r>
-                    <w:t>Open Source</w:t>
-                  </w:r>
-                  <w:proofErr w:type="gramEnd"/>
-                  <w:r>
-                    <w:t xml:space="preserve"> Embedded ADS-B Receiver</w:t>
+                    <w:t>Open Source Embedded ADS-B Receiver</w:t>
                   </w:r>
                 </w:p>
               </w:txbxContent>
@@ -184,37 +179,7 @@
         <w:rPr>
           <w:noProof/>
         </w:rPr>
-        <w:fldChar w:fldCharType="begin"/>
-      </w:r>
-      <w:r>
-        <w:rPr>
-          <w:noProof/>
-        </w:rPr>
-        <w:instrText xml:space="preserve"> </w:instrText>
-      </w:r>
-      <w:r>
-        <w:rPr>
-          <w:noProof/>
-        </w:rPr>
-        <w:instrText>INCLUDEPICTURE  "https://pantsforbirds.com/wp-content/uploads/2025/06/image.png" \* MERGEFORMATINET</w:instrText>
-      </w:r>
-      <w:r>
-        <w:rPr>
-          <w:noProof/>
-        </w:rPr>
-        <w:instrText xml:space="preserve"> </w:instrText>
-      </w:r>
-      <w:r>
-        <w:rPr>
-          <w:noProof/>
-        </w:rPr>
-        <w:fldChar w:fldCharType="separate"/>
-      </w:r>
-      <w:r>
-        <w:rPr>
-          <w:noProof/>
-        </w:rPr>
-        <w:pict w14:anchorId="405D4286">
+        <w:pict w14:anchorId="400AF184">
           <v:shapetype id="_x0000_t75" coordsize="21600,21600" o:spt="75" o:preferrelative="t" path="m@4@5l@4@11@9@11@9@5xe" filled="f" stroked="f">
             <v:stroke joinstyle="miter"/>
             <v:formulas>
@@ -234,16 +199,10 @@
             <v:path o:extrusionok="f" gradientshapeok="t" o:connecttype="rect"/>
             <o:lock v:ext="edit" aspectratio="t"/>
           </v:shapetype>
-          <v:shape id="_x0000_i1025" type="#_x0000_t75" alt="" style="width:251.25pt;height:162.75pt;mso-width-percent:0;mso-height-percent:0;mso-width-percent:0;mso-height-percent:0">
+          <v:shape id="_x0000_i1025" type="#_x0000_t75" alt="" style="width:251.5pt;height:163pt;mso-width-percent:0;mso-height-percent:0;mso-width-percent:0;mso-height-percent:0">
             <v:imagedata r:id="rId12" r:href="rId13"/>
           </v:shape>
         </w:pict>
-      </w:r>
-      <w:r>
-        <w:rPr>
-          <w:noProof/>
-        </w:rPr>
-        <w:fldChar w:fldCharType="end"/>
       </w:r>
       <w:r>
         <w:rPr>
@@ -373,15 +332,7 @@
         <w:t xml:space="preserve"> directly</w:t>
       </w:r>
       <w:r>
-        <w:t xml:space="preserve"> to ADS-B databases via </w:t>
-      </w:r>
-      <w:proofErr w:type="spellStart"/>
-      <w:r>
-        <w:t>WiFi</w:t>
-      </w:r>
-      <w:proofErr w:type="spellEnd"/>
-      <w:r>
-        <w:t xml:space="preserve"> or broadcasting Remote ID beacon frames in UAS applications</w:t>
+        <w:t xml:space="preserve"> to ADS-B databases via WiFi or broadcasting Remote ID beacon frames in UAS applications</w:t>
       </w:r>
       <w:r>
         <w:t>.</w:t>
@@ -429,15 +380,7 @@
         <w:t>Firmware updates over USB</w:t>
       </w:r>
       <w:r>
-        <w:t xml:space="preserve">, Serial, </w:t>
-      </w:r>
-      <w:proofErr w:type="spellStart"/>
-      <w:r>
-        <w:t>WiFi</w:t>
-      </w:r>
-      <w:proofErr w:type="spellEnd"/>
-      <w:r>
-        <w:t>, Ethernet.</w:t>
+        <w:t>, Serial, WiFi, Ethernet.</w:t>
       </w:r>
     </w:p>
     <w:p>
@@ -486,15 +429,7 @@
         </w:numPr>
       </w:pPr>
       <w:r>
-        <w:t xml:space="preserve">Standalone feeder device for online ADS-B databases. No external compute required, just add power and </w:t>
-      </w:r>
-      <w:proofErr w:type="spellStart"/>
-      <w:r>
-        <w:t>WiFi</w:t>
-      </w:r>
-      <w:proofErr w:type="spellEnd"/>
-      <w:r>
-        <w:t>!</w:t>
+        <w:t>Standalone feeder device for online ADS-B databases. No external compute required, just add power and WiFi!</w:t>
       </w:r>
     </w:p>
     <w:p>
@@ -568,28 +503,12 @@
               <w:t>20</w:t>
             </w:r>
             <w:r>
-              <w:t>mA (</w:t>
-            </w:r>
-            <w:proofErr w:type="spellStart"/>
-            <w:r>
-              <w:t>WiFi</w:t>
-            </w:r>
-            <w:proofErr w:type="spellEnd"/>
-            <w:r>
-              <w:t xml:space="preserve"> disabled)</w:t>
-            </w:r>
-          </w:p>
-          <w:p>
-            <w:r>
-              <w:t>~400mA (</w:t>
-            </w:r>
-            <w:proofErr w:type="spellStart"/>
-            <w:r>
-              <w:t>WiFi</w:t>
-            </w:r>
-            <w:proofErr w:type="spellEnd"/>
-            <w:r>
-              <w:t xml:space="preserve"> enabled)</w:t>
+              <w:t>mA (WiFi disabled)</w:t>
+            </w:r>
+          </w:p>
+          <w:p>
+            <w:r>
+              <w:t>~400mA (WiFi enabled)</w:t>
             </w:r>
           </w:p>
         </w:tc>
@@ -681,21 +600,20 @@
               <w:rPr>
                 <w:rFonts w:cstheme="minorHAnsi"/>
               </w:rPr>
-              <w:t xml:space="preserve">1090MHz RF In: </w:t>
-            </w:r>
-            <w:proofErr w:type="gramStart"/>
-            <w:r>
+              <w:t>1090MHz RF In: U.FL / MHF1</w:t>
+            </w:r>
+          </w:p>
+          <w:p>
+            <w:pPr>
               <w:rPr>
                 <w:rFonts w:cstheme="minorHAnsi"/>
               </w:rPr>
-              <w:t>U.FL</w:t>
-            </w:r>
-            <w:proofErr w:type="gramEnd"/>
+            </w:pPr>
             <w:r>
               <w:rPr>
                 <w:rFonts w:cstheme="minorHAnsi"/>
               </w:rPr>
-              <w:t xml:space="preserve"> / MHF1</w:t>
+              <w:t>Sub-GHz RF In/Out: U.FL / MHF1</w:t>
             </w:r>
           </w:p>
           <w:p>
@@ -708,62 +626,7 @@
               <w:rPr>
                 <w:rFonts w:cstheme="minorHAnsi"/>
               </w:rPr>
-              <w:t xml:space="preserve">Sub-GHz RF </w:t>
-            </w:r>
-            <w:proofErr w:type="gramStart"/>
-            <w:r>
-              <w:rPr>
-                <w:rFonts w:cstheme="minorHAnsi"/>
-              </w:rPr>
-              <w:t>In</w:t>
-            </w:r>
-            <w:proofErr w:type="gramEnd"/>
-            <w:r>
-              <w:rPr>
-                <w:rFonts w:cstheme="minorHAnsi"/>
-              </w:rPr>
-              <w:t xml:space="preserve">/Out: </w:t>
-            </w:r>
-            <w:proofErr w:type="gramStart"/>
-            <w:r>
-              <w:rPr>
-                <w:rFonts w:cstheme="minorHAnsi"/>
-              </w:rPr>
-              <w:t>U.FL</w:t>
-            </w:r>
-            <w:proofErr w:type="gramEnd"/>
-            <w:r>
-              <w:rPr>
-                <w:rFonts w:cstheme="minorHAnsi"/>
-              </w:rPr>
-              <w:t xml:space="preserve"> / MHF1</w:t>
-            </w:r>
-          </w:p>
-          <w:p>
-            <w:pPr>
-              <w:rPr>
-                <w:rFonts w:cstheme="minorHAnsi"/>
-              </w:rPr>
-            </w:pPr>
-            <w:r>
-              <w:rPr>
-                <w:rFonts w:cstheme="minorHAnsi"/>
-              </w:rPr>
-              <w:t xml:space="preserve">802.11 RF Out: </w:t>
-            </w:r>
-            <w:proofErr w:type="gramStart"/>
-            <w:r>
-              <w:rPr>
-                <w:rFonts w:cstheme="minorHAnsi"/>
-              </w:rPr>
-              <w:t>W.FL</w:t>
-            </w:r>
-            <w:proofErr w:type="gramEnd"/>
-            <w:r>
-              <w:rPr>
-                <w:rFonts w:cstheme="minorHAnsi"/>
-              </w:rPr>
-              <w:t xml:space="preserve"> / MHF3</w:t>
+              <w:t>802.11 RF Out: W.FL / MHF3</w:t>
             </w:r>
           </w:p>
           <w:p>
@@ -811,24 +674,14 @@
         <w:pStyle w:val="IgnoredHeading"/>
       </w:pPr>
       <w:bookmarkStart w:id="3" w:name="_Toc230658014"/>
-      <w:proofErr w:type="gramStart"/>
-      <w:r>
-        <w:t>Open Source</w:t>
-      </w:r>
-      <w:proofErr w:type="gramEnd"/>
-      <w:r>
-        <w:t xml:space="preserve"> Hardware + Software</w:t>
+      <w:r>
+        <w:t>Open Source Hardware + Software</w:t>
       </w:r>
       <w:bookmarkEnd w:id="3"/>
     </w:p>
     <w:p>
-      <w:proofErr w:type="spellStart"/>
-      <w:r>
-        <w:t>Github</w:t>
-      </w:r>
-      <w:proofErr w:type="spellEnd"/>
-      <w:r>
-        <w:t xml:space="preserve"> Repository: </w:t>
+      <w:r>
+        <w:t xml:space="preserve">Github Repository: </w:t>
       </w:r>
       <w:hyperlink r:id="rId14" w:history="1">
         <w:r>
@@ -9462,23 +9315,7 @@
         </w:numPr>
       </w:pPr>
       <w:r>
-        <w:t xml:space="preserve">Update </w:t>
-      </w:r>
-      <w:proofErr w:type="spellStart"/>
-      <w:r>
-        <w:t>CSBee</w:t>
-      </w:r>
-      <w:proofErr w:type="spellEnd"/>
-      <w:r>
-        <w:t xml:space="preserve"> protocol with new bit flag positions, new field for separate </w:t>
-      </w:r>
-      <w:proofErr w:type="spellStart"/>
-      <w:r>
-        <w:t>baro</w:t>
-      </w:r>
-      <w:proofErr w:type="spellEnd"/>
-      <w:r>
-        <w:t>/GNSS vertical rates.</w:t>
+        <w:t>Update CSBee protocol with new bit flag positions, new field for separate baro/GNSS vertical rates.</w:t>
       </w:r>
     </w:p>
     <w:p>
@@ -9531,15 +9368,7 @@
         </w:numPr>
       </w:pPr>
       <w:r>
-        <w:t xml:space="preserve">Update </w:t>
-      </w:r>
-      <w:proofErr w:type="spellStart"/>
-      <w:r>
-        <w:t>CSBee</w:t>
-      </w:r>
-      <w:proofErr w:type="spellEnd"/>
-      <w:r>
-        <w:t xml:space="preserve"> protocol to version 3.</w:t>
+        <w:t>Update CSBee protocol to version 3.</w:t>
       </w:r>
     </w:p>
     <w:p>
@@ -9603,141 +9432,6 @@
       </w:r>
     </w:p>
     <w:p>
-      <w:r>
-        <w:t>20260801</w:t>
-      </w:r>
-    </w:p>
-    <w:p>
-      <w:pPr>
-        <w:pStyle w:val="ListParagraph"/>
-        <w:numPr>
-          <w:ilvl w:val="0"/>
-          <w:numId w:val="10"/>
-        </w:numPr>
-      </w:pPr>
-      <w:r>
-        <w:t>Added new AT commands:</w:t>
-      </w:r>
-    </w:p>
-    <w:p>
-      <w:pPr>
-        <w:pStyle w:val="ListParagraph"/>
-        <w:numPr>
-          <w:ilvl w:val="1"/>
-          <w:numId w:val="10"/>
-        </w:numPr>
-      </w:pPr>
-      <w:r>
-        <w:t>AT+GNSS</w:t>
-      </w:r>
-    </w:p>
-    <w:p>
-      <w:pPr>
-        <w:pStyle w:val="ListParagraph"/>
-        <w:numPr>
-          <w:ilvl w:val="1"/>
-          <w:numId w:val="10"/>
-        </w:numPr>
-      </w:pPr>
-      <w:r>
-        <w:t>AT+GNSS_FIX</w:t>
-      </w:r>
-    </w:p>
-    <w:p>
-      <w:r>
-        <w:t>20260824</w:t>
-      </w:r>
-    </w:p>
-    <w:p>
-      <w:pPr>
-        <w:pStyle w:val="ListParagraph"/>
-        <w:numPr>
-          <w:ilvl w:val="0"/>
-          <w:numId w:val="10"/>
-        </w:numPr>
-      </w:pPr>
-      <w:r>
-        <w:t>Added new AT commands:</w:t>
-      </w:r>
-    </w:p>
-    <w:p>
-      <w:pPr>
-        <w:pStyle w:val="ListParagraph"/>
-        <w:numPr>
-          <w:ilvl w:val="1"/>
-          <w:numId w:val="10"/>
-        </w:numPr>
-      </w:pPr>
-      <w:r>
-        <w:t>AT+LED_BLINK</w:t>
-      </w:r>
-    </w:p>
-    <w:p>
-      <w:pPr>
-        <w:pStyle w:val="ListParagraph"/>
-        <w:numPr>
-          <w:ilvl w:val="1"/>
-          <w:numId w:val="10"/>
-        </w:numPr>
-      </w:pPr>
-      <w:r>
-        <w:t>AT+LED_ENABLE</w:t>
-      </w:r>
-    </w:p>
-    <w:p>
-      <w:pPr>
-        <w:pStyle w:val="ListParagraph"/>
-        <w:numPr>
-          <w:ilvl w:val="0"/>
-          <w:numId w:val="10"/>
-        </w:numPr>
-      </w:pPr>
-      <w:r>
-        <w:t>Added the Status Indicators section describing the 1090, SUBG, and NETWORK LEDs.</w:t>
-      </w:r>
-    </w:p>
-    <w:p>
-      <w:pPr>
-        <w:pStyle w:val="ListParagraph"/>
-        <w:numPr>
-          <w:ilvl w:val="0"/>
-          <w:numId w:val="10"/>
-        </w:numPr>
-      </w:pPr>
-      <w:r>
-        <w:t>Corrected the AT Commands introduction: command replies are not prefixed with “+”.</w:t>
-      </w:r>
-    </w:p>
-    <w:p>
-      <w:r>
-        <w:t>20260924</w:t>
-      </w:r>
-    </w:p>
-    <w:p>
-      <w:pPr>
-        <w:pStyle w:val="ListParagraph"/>
-        <w:numPr>
-          <w:ilvl w:val="0"/>
-          <w:numId w:val="10"/>
-        </w:numPr>
-      </w:pPr>
-      <w:r>
-        <w:t>Added new AT command:</w:t>
-      </w:r>
-    </w:p>
-    <w:p>
-      <w:pPr>
-        <w:pStyle w:val="ListParagraph"/>
-        <w:numPr>
-          <w:ilvl w:val="1"/>
-          <w:numId w:val="10"/>
-        </w:numPr>
-      </w:pPr>
-      <w:r>
-        <w:t>AT+FEED_ENABLE</w:t>
-      </w:r>
-    </w:p>
-    <w:p>
       <w:pPr>
         <w:pStyle w:val="ListParagraph"/>
         <w:numPr>
@@ -9766,68 +9460,12 @@
     </w:p>
     <w:p>
       <w:r>
-        <w:t xml:space="preserve">ADSBee 1090 was created as an attempt to build a low-cost ADS-B receiver without the use of an FPGA (found in most embedded ADS-B receivers on the market) and without the need for external compute (a requirement of most SDR-based ADS-B receivers). ADSBee 1090 accomplishes this </w:t>
-      </w:r>
-      <w:proofErr w:type="gramStart"/>
-      <w:r>
-        <w:t>through the use of</w:t>
-      </w:r>
-      <w:proofErr w:type="gramEnd"/>
-      <w:r>
-        <w:t xml:space="preserve"> a low-cost dual core microcontroller (RP2040) with flexible IO peripherals (PIO) that run a set of custom-written programs for preamble detection and packet decoding. By dedicating the </w:t>
-      </w:r>
-      <w:proofErr w:type="gramStart"/>
-      <w:r>
-        <w:t>RP2040’s</w:t>
-      </w:r>
-      <w:proofErr w:type="gramEnd"/>
-      <w:r>
-        <w:t xml:space="preserve"> PIO peripherals to the tasks required to find and decode ADS-B packets, ADSBee 1090 frees up its remaining cores to perform the logical functions required to validate checksums on decoded packets and decipher aircraft information (position, altitude, callsign, </w:t>
-      </w:r>
-      <w:proofErr w:type="spellStart"/>
-      <w:r>
-        <w:t>etc</w:t>
-      </w:r>
-      <w:proofErr w:type="spellEnd"/>
-      <w:r>
-        <w:t>).</w:t>
-      </w:r>
-    </w:p>
-    <w:p>
-      <w:r>
-        <w:t xml:space="preserve">The ADSBee 1090 reports decoded aircraft information over UART and USB interfaces in a variety of </w:t>
-      </w:r>
-      <w:proofErr w:type="gramStart"/>
-      <w:r>
-        <w:t>protocols, and</w:t>
-      </w:r>
-      <w:proofErr w:type="gramEnd"/>
-      <w:r>
-        <w:t xml:space="preserve"> can utilize its attached ESP32 S3 module to host </w:t>
-      </w:r>
-      <w:proofErr w:type="spellStart"/>
-      <w:r>
-        <w:t>WiFi</w:t>
-      </w:r>
-      <w:proofErr w:type="spellEnd"/>
-      <w:r>
-        <w:t xml:space="preserve"> networks for data streaming to other devices, or connect to existing </w:t>
-      </w:r>
-      <w:proofErr w:type="spellStart"/>
-      <w:r>
-        <w:t>WiFi</w:t>
-      </w:r>
-      <w:proofErr w:type="spellEnd"/>
-      <w:r>
-        <w:t xml:space="preserve"> networks </w:t>
-      </w:r>
-      <w:proofErr w:type="gramStart"/>
-      <w:r>
-        <w:t>in order to</w:t>
-      </w:r>
-      <w:proofErr w:type="gramEnd"/>
-      <w:r>
-        <w:t xml:space="preserve"> upload data to the internet or other devices on the network.</w:t>
+        <w:t>ADSBee 1090 was created as an attempt to build a low-cost ADS-B receiver without the use of an FPGA (found in most embedded ADS-B receivers on the market) and without the need for external compute (a requirement of most SDR-based ADS-B receivers). ADSBee 1090 accomplishes this through the use of a low-cost dual core microcontroller (RP2040) with flexible IO peripherals (PIO) that run a set of custom-written programs for preamble detection and packet decoding. By dedicating the RP2040’s PIO peripherals to the tasks required to find and decode ADS-B packets, ADSBee 1090 frees up its remaining cores to perform the logical functions required to validate checksums on decoded packets and decipher aircraft information (position, altitude, callsign, etc).</w:t>
+      </w:r>
+    </w:p>
+    <w:p>
+      <w:r>
+        <w:t>The ADSBee 1090 reports decoded aircraft information over UART and USB interfaces in a variety of protocols, and can utilize its attached ESP32 S3 module to host WiFi networks for data streaming to other devices, or connect to existing WiFi networks in order to upload data to the internet or other devices on the network.</w:t>
       </w:r>
       <w:r>
         <w:t xml:space="preserve"> Ethernet connectivity (and 802.3af Power over Ethernet) is possible using an external Ethernet pant.</w:t>
@@ -9835,15 +9473,7 @@
     </w:p>
     <w:p>
       <w:r>
-        <w:t xml:space="preserve">Dual band versions of the ADSBee 1090, such as the ADSBee 1090U, </w:t>
-      </w:r>
-      <w:proofErr w:type="gramStart"/>
-      <w:r>
-        <w:t>includes</w:t>
-      </w:r>
-      <w:proofErr w:type="gramEnd"/>
-      <w:r>
-        <w:t xml:space="preserve"> a TI CC1312 sub-GHz MCU for decoding additional radio protocols like UAT. This datasheet applies to all devices in the ADSBee family that run the ADSBee 1090 firmware (e.g. ADSBee 1090, ADSBee 1090U, ADSBee m1090, ADSBee GS3M PoE).</w:t>
+        <w:t>Dual band versions of the ADSBee 1090, such as the ADSBee 1090U, includes a TI CC1312 sub-GHz MCU for decoding additional radio protocols like UAT. This datasheet applies to all devices in the ADSBee family that run the ADSBee 1090 firmware (e.g. ADSBee 1090, ADSBee 1090U, ADSBee m1090, ADSBee GS3M PoE).</w:t>
       </w:r>
     </w:p>
     <w:p>
@@ -9902,15 +9532,7 @@
     </w:p>
     <w:p>
       <w:r>
-        <w:t xml:space="preserve">No baud rate configuration is necessary for the CONSOLE interface. Note that AT commands must be suffixed with CR+LF (“\r\n”) </w:t>
-      </w:r>
-      <w:proofErr w:type="gramStart"/>
-      <w:r>
-        <w:t>in order to</w:t>
-      </w:r>
-      <w:proofErr w:type="gramEnd"/>
-      <w:r>
-        <w:t xml:space="preserve"> be processed by the AT command parser.</w:t>
+        <w:t>No baud rate configuration is necessary for the CONSOLE interface. Note that AT commands must be suffixed with CR+LF (“\r\n”) in order to be processed by the AT command parser.</w:t>
       </w:r>
     </w:p>
     <w:p>
@@ -9935,25 +9557,10 @@
     </w:p>
     <w:p>
       <w:r>
-        <w:t>The COMMS</w:t>
-      </w:r>
-      <w:r>
-        <w:t xml:space="preserve">_UART interface is </w:t>
-      </w:r>
-      <w:r>
-        <w:t xml:space="preserve">used for data </w:t>
-      </w:r>
-      <w:r>
-        <w:t>output and</w:t>
-      </w:r>
-      <w:r>
-        <w:t xml:space="preserve"> can support </w:t>
-      </w:r>
-      <w:r>
-        <w:t>several</w:t>
-      </w:r>
-      <w:r>
-        <w:t xml:space="preserve"> different protocols</w:t>
+        <w:t xml:space="preserve">The  COMMS_UART interface is </w:t>
+      </w:r>
+      <w:r>
+        <w:t>used for data output, and can support a number of different protocols</w:t>
       </w:r>
       <w:r>
         <w:t>.</w:t>
@@ -10395,227 +10002,6 @@
           <w:numId w:val="4"/>
         </w:numPr>
       </w:pPr>
-      <w:bookmarkStart w:id="109" w:name="_Ref230658200"/>
-      <w:bookmarkStart w:id="110" w:name="_Toc230658106"/>
-      <w:r>
-        <w:t>Status Indicators</w:t>
-      </w:r>
-      <w:bookmarkEnd w:id="109"/>
-      <w:bookmarkEnd w:id="110"/>
-    </w:p>
-    <w:p>
-      <w:r>
-        <w:t>The ADSBee 1090 has three status indicator LEDs on its top side. Each LED is driven by a different processor on the board and reports activity for that processor only.</w:t>
-      </w:r>
-    </w:p>
-    <w:tbl>
-      <w:tblPr>
-        <w:tblStyle w:val="TableGrid"/>
-        <w:tblW w:w="0" w:type="auto"/>
-        <w:tblLook w:val="04A0" w:firstRow="1" w:lastRow="0" w:firstColumn="1" w:lastColumn="0" w:noHBand="0" w:noVBand="1"/>
-      </w:tblPr>
-      <w:tblGrid>
-        <w:gridCol w:w="1548"/>
-        <w:gridCol w:w="4860"/>
-        <w:gridCol w:w="4608"/>
-      </w:tblGrid>
-      <w:tr>
-        <w:tc>
-          <w:tcPr>
-            <w:tcW w:w="1548" w:type="dxa"/>
-          </w:tcPr>
-          <w:p>
-            <w:pPr>
-              <w:rPr>
-                <w:b/>
-                <w:bCs/>
-              </w:rPr>
-            </w:pPr>
-            <w:r>
-              <w:rPr>
-                <w:b/>
-                <w:bCs/>
-              </w:rPr>
-              <w:t>Indicator</w:t>
-            </w:r>
-          </w:p>
-        </w:tc>
-        <w:tc>
-          <w:tcPr>
-            <w:tcW w:w="4860" w:type="dxa"/>
-          </w:tcPr>
-          <w:p>
-            <w:pPr>
-              <w:rPr>
-                <w:b/>
-                <w:bCs/>
-              </w:rPr>
-            </w:pPr>
-            <w:r>
-              <w:rPr>
-                <w:b/>
-                <w:bCs/>
-              </w:rPr>
-              <w:t>Description</w:t>
-            </w:r>
-          </w:p>
-        </w:tc>
-        <w:tc>
-          <w:tcPr>
-            <w:tcW w:w="4608" w:type="dxa"/>
-          </w:tcPr>
-          <w:p>
-            <w:pPr>
-              <w:rPr>
-                <w:b/>
-                <w:bCs/>
-              </w:rPr>
-            </w:pPr>
-            <w:r>
-              <w:rPr>
-                <w:b/>
-                <w:bCs/>
-              </w:rPr>
-              <w:t>Normal Behavior</w:t>
-            </w:r>
-          </w:p>
-        </w:tc>
-      </w:tr>
-      <w:tr>
-        <w:tc>
-          <w:tcPr>
-            <w:tcW w:w="1548" w:type="dxa"/>
-          </w:tcPr>
-          <w:p>
-            <w:r>
-              <w:t>1090</w:t>
-            </w:r>
-          </w:p>
-        </w:tc>
-        <w:tc>
-          <w:tcPr>
-            <w:tcW w:w="4860" w:type="dxa"/>
-          </w:tcPr>
-          <w:p>
-            <w:r>
-              <w:t>Driven by the RP2040. Indicates 1090 MHz receive activity.</w:t>
-            </w:r>
-          </w:p>
-        </w:tc>
-        <w:tc>
-          <w:tcPr>
-            <w:tcW w:w="4608" w:type="dxa"/>
-          </w:tcPr>
-          <w:p>
-            <w:r>
-              <w:t>Flashes briefly each time a 1090 MHz packet is accepted into the aircraft dictionary.</w:t>
-            </w:r>
-          </w:p>
-          <w:p>
-            <w:r>
-              <w:t>At startup, blinks once if the device is running from flash partition 0, or twice otherwise.</w:t>
-            </w:r>
-          </w:p>
-        </w:tc>
-      </w:tr>
-      <w:tr>
-        <w:tc>
-          <w:tcPr>
-            <w:tcW w:w="1548" w:type="dxa"/>
-          </w:tcPr>
-          <w:p>
-            <w:r>
-              <w:t>SUBG</w:t>
-            </w:r>
-          </w:p>
-        </w:tc>
-        <w:tc>
-          <w:tcPr>
-            <w:tcW w:w="4860" w:type="dxa"/>
-          </w:tcPr>
-          <w:p>
-            <w:r>
-              <w:t>Driven by the CC1312 sub-GHz receiver. Indicates UAT receive activity. Present only on dual band versions of the ADSBee 1090, such as the ADSBee 1090U.</w:t>
-            </w:r>
-          </w:p>
-        </w:tc>
-        <w:tc>
-          <w:tcPr>
-            <w:tcW w:w="4608" w:type="dxa"/>
-          </w:tcPr>
-          <w:p>
-            <w:r>
-              <w:t>Flashes briefly each time a UAT packet is decoded.</w:t>
-            </w:r>
-          </w:p>
-        </w:tc>
-      </w:tr>
-      <w:tr>
-        <w:tc>
-          <w:tcPr>
-            <w:tcW w:w="1548" w:type="dxa"/>
-          </w:tcPr>
-          <w:p>
-            <w:r>
-              <w:t>NETWORK</w:t>
-            </w:r>
-          </w:p>
-        </w:tc>
-        <w:tc>
-          <w:tcPr>
-            <w:tcW w:w="4860" w:type="dxa"/>
-          </w:tcPr>
-          <w:p>
-            <w:r>
-              <w:t>Driven by the ESP32. Indicates network and coprocessor activity.</w:t>
-            </w:r>
-          </w:p>
-        </w:tc>
-        <w:tc>
-          <w:tcPr>
-            <w:tcW w:w="4608" w:type="dxa"/>
-          </w:tcPr>
-          <w:p>
-            <w:r>
-              <w:t>Flashes briefly on each SPI transaction between the ESP32 and the RP2040.</w:t>
-            </w:r>
-          </w:p>
-        </w:tc>
-      </w:tr>
-    </w:tbl>
-    <w:p/>
-    <w:p>
-      <w:r>
-        <w:t>All three indicators can be turned off with AT+LED_ENABLE=0. AT+LED_BLINK forces any indicator on for a fixed duration and ignores the AT+LED_ENABLE setting entirely, which makes it useful for verifying indicators on a production test fixture.</w:t>
-      </w:r>
-    </w:p>
-    <w:p>
-      <w:r>
-        <w:t>In firmware builds that enable the watchdog reboot warning, the 1090 indicator is also held on solid for approximately five seconds after a reboot caused by the watchdog.</w:t>
-      </w:r>
-    </w:p>
-    <w:p>
-      <w:pPr>
-        <w:rPr>
-          <w:rFonts w:ascii="Poppins SemiBold" w:eastAsiaTheme="majorEastAsia" w:hAnsi="Poppins SemiBold" w:cstheme="majorBidi"/>
-          <w:b/>
-          <w:color w:val="00AD4D"/>
-          <w:sz w:val="32"/>
-          <w:szCs w:val="32"/>
-        </w:rPr>
-      </w:pPr>
-      <w:r>
-        <w:br w:type="page"/>
-      </w:r>
-    </w:p>
-    <w:p>
-      <w:pPr>
-        <w:pStyle w:val="Heading1"/>
-        <w:numPr>
-          <w:ilvl w:val="0"/>
-          <w:numId w:val="4"/>
-        </w:numPr>
-      </w:pPr>
       <w:bookmarkStart w:id="10" w:name="_Toc230658021"/>
       <w:r>
         <w:lastRenderedPageBreak/>
@@ -10648,24 +10034,18 @@
     </w:p>
     <w:p>
       <w:r>
-        <w:t xml:space="preserve">AT commands and parameters must be all-caps. Whitespace is not ignored and should only be used intentionally (e.g. as part of a </w:t>
-      </w:r>
-      <w:r>
-        <w:t>Wi-Fi</w:t>
-      </w:r>
-      <w:r>
-        <w:t xml:space="preserve"> network SSID which contains spaces). Arguments are separated by a single comma and no spaces.</w:t>
-      </w:r>
-    </w:p>
-    <w:p>
-      <w:r>
-        <w:t xml:space="preserve">All AT command arguments are optional. Arguments will be ignored if left as </w:t>
-      </w:r>
-      <w:r>
-        <w:t>blank. For</w:t>
-      </w:r>
-      <w:r>
-        <w:t xml:space="preserve"> instance, to set the second parameter of AT+TL</w:t>
+        <w:t>AT commands and parameters must be all-caps. Whitespace is not ignored and should only be used intentionally (e.g. as part of a WiFi network SSID which contains spaces). Arguments are separated by a single comma and no spaces.</w:t>
+      </w:r>
+    </w:p>
+    <w:p>
+      <w:r>
+        <w:t>All AT command arguments are optional. Arguments will be ignored if left as blank</w:t>
+      </w:r>
+      <w:r>
+        <w:t>.</w:t>
+      </w:r>
+      <w:r>
+        <w:t>For instance, to set the second parameter of AT+TL</w:t>
       </w:r>
       <w:r>
         <w:t>_</w:t>
@@ -10724,13 +10104,13 @@
         <w:t>_</w:t>
       </w:r>
       <w:r>
-        <w:t>RATE…”). Replies may begin with the relevant command name, without the “AT+” prefix (e.g. “BAUD</w:t>
+        <w:t>RATE…”). Replies may be prefixed with the relevant command (e.g. “+BAUD</w:t>
       </w:r>
       <w:r>
         <w:t>_</w:t>
       </w:r>
       <w:r>
-        <w:t>RATE=…”) or nothing (e.g. “OK”). Replies to AT command queries may include text enclosed by parentheses (e.g. “BAUD</w:t>
+        <w:t>RATE=…”) or nothing (e.g. “OK”). Replies to AT command queries may include text enclosed by parentheses (e.g. “AT+BAUD</w:t>
       </w:r>
       <w:r>
         <w:t>_</w:t>
@@ -10739,7 +10119,7 @@
         <w:t>RATE=115200(COMMS),</w:t>
       </w:r>
       <w:r>
-        <w:t>9600(GNSS)”</w:t>
+        <w:t>9600(GNSS)</w:t>
       </w:r>
       <w:r>
         <w:t>. These text blobs are annotations to improve human readability of the reply.</w:t>
@@ -10782,6 +10162,7 @@
           </w:p>
           <w:p>
             <w:pPr>
+              <w:jc w:val="center"/>
               <w:rPr>
                 <w:sz w:val="28"/>
                 <w:szCs w:val="28"/>
@@ -10792,21 +10173,7 @@
                 <w:sz w:val="28"/>
                 <w:szCs w:val="28"/>
               </w:rPr>
-              <w:t xml:space="preserve">No settings will </w:t>
-            </w:r>
-            <w:r>
-              <w:rPr>
-                <w:sz w:val="28"/>
-                <w:szCs w:val="28"/>
-              </w:rPr>
-              <w:t>persist</w:t>
-            </w:r>
-            <w:r>
-              <w:rPr>
-                <w:sz w:val="28"/>
-                <w:szCs w:val="28"/>
-              </w:rPr>
-              <w:t xml:space="preserve"> after shutdown unless </w:t>
+              <w:t xml:space="preserve">No settings will be persisted after shutdown unless </w:t>
             </w:r>
             <w:r>
               <w:rPr>
@@ -10828,21 +10195,7 @@
                 <w:sz w:val="28"/>
                 <w:szCs w:val="28"/>
               </w:rPr>
-              <w:t xml:space="preserve">is executed </w:t>
-            </w:r>
-            <w:r>
-              <w:rPr>
-                <w:sz w:val="28"/>
-                <w:szCs w:val="28"/>
-              </w:rPr>
-              <w:t>to</w:t>
-            </w:r>
-            <w:r>
-              <w:rPr>
-                <w:sz w:val="28"/>
-                <w:szCs w:val="28"/>
-              </w:rPr>
-              <w:t xml:space="preserve"> write new settings values to non-volatile storage.</w:t>
+              <w:t>is executed in order to write new settings values to non-volatile storage.</w:t>
             </w:r>
           </w:p>
         </w:tc>
@@ -10905,31 +10258,13 @@
         <w:t>_</w:t>
       </w:r>
       <w:r>
-        <w:t>RATE=&lt;</w:t>
-      </w:r>
-      <w:proofErr w:type="spellStart"/>
-      <w:r>
-        <w:t>iface</w:t>
-      </w:r>
-      <w:proofErr w:type="spellEnd"/>
-      <w:proofErr w:type="gramStart"/>
-      <w:r>
-        <w:t>&gt;,&lt;</w:t>
-      </w:r>
-      <w:proofErr w:type="spellStart"/>
-      <w:proofErr w:type="gramEnd"/>
-      <w:r>
-        <w:t>baud</w:t>
+        <w:t>RATE=&lt;iface&gt;,&lt;baud</w:t>
       </w:r>
       <w:r>
         <w:t>_</w:t>
       </w:r>
       <w:r>
-        <w:t>rate</w:t>
-      </w:r>
-      <w:proofErr w:type="spellEnd"/>
-      <w:r>
-        <w:t>&gt;</w:t>
+        <w:t>rate&gt;</w:t>
       </w:r>
     </w:p>
     <w:p>
@@ -11033,11 +10368,9 @@
             <w:tcW w:w="1548" w:type="dxa"/>
           </w:tcPr>
           <w:p>
-            <w:proofErr w:type="spellStart"/>
             <w:r>
               <w:t>iface</w:t>
             </w:r>
-            <w:proofErr w:type="spellEnd"/>
           </w:p>
         </w:tc>
         <w:tc>
@@ -11079,7 +10412,6 @@
             <w:tcW w:w="1548" w:type="dxa"/>
           </w:tcPr>
           <w:p>
-            <w:proofErr w:type="spellStart"/>
             <w:r>
               <w:t>baud</w:t>
             </w:r>
@@ -11089,7 +10421,6 @@
             <w:r>
               <w:t>rate</w:t>
             </w:r>
-            <w:proofErr w:type="spellEnd"/>
           </w:p>
         </w:tc>
         <w:tc>
@@ -11180,13 +10511,8 @@
       <w:r>
         <w:t>_UART</w:t>
       </w:r>
-      <w:proofErr w:type="gramStart"/>
-      <w:r>
-        <w:t>),&lt;</w:t>
-      </w:r>
-      <w:proofErr w:type="gramEnd"/>
-      <w:r>
-        <w:t>gnss_uart_baud</w:t>
+      <w:r>
+        <w:t>),&lt;gnss_uart_baud</w:t>
       </w:r>
       <w:r>
         <w:t>_</w:t>
@@ -11253,15 +10579,7 @@
         <w:t xml:space="preserve"> </w:t>
       </w:r>
       <w:r>
-        <w:t xml:space="preserve">rates are implemented inside </w:t>
-      </w:r>
-      <w:proofErr w:type="gramStart"/>
-      <w:r>
-        <w:t>the RP2040</w:t>
-      </w:r>
-      <w:proofErr w:type="gramEnd"/>
-      <w:r>
-        <w:t>.</w:t>
+        <w:t>rates are implemented inside the RP2040.</w:t>
       </w:r>
     </w:p>
     <w:tbl>
@@ -11343,7 +10661,6 @@
             <w:tcW w:w="1548" w:type="dxa"/>
           </w:tcPr>
           <w:p>
-            <w:proofErr w:type="spellStart"/>
             <w:r>
               <w:t>comms_uart_baud</w:t>
             </w:r>
@@ -11353,7 +10670,6 @@
             <w:r>
               <w:t>rate</w:t>
             </w:r>
-            <w:proofErr w:type="spellEnd"/>
           </w:p>
         </w:tc>
         <w:tc>
@@ -11395,7 +10711,6 @@
             <w:tcW w:w="1548" w:type="dxa"/>
           </w:tcPr>
           <w:p>
-            <w:proofErr w:type="spellStart"/>
             <w:r>
               <w:t>gnss_uart_baud</w:t>
             </w:r>
@@ -11405,7 +10720,6 @@
             <w:r>
               <w:t>rate</w:t>
             </w:r>
-            <w:proofErr w:type="spellEnd"/>
           </w:p>
         </w:tc>
         <w:tc>
@@ -11484,15 +10798,7 @@
         <w:t>s</w:t>
       </w:r>
       <w:r>
-        <w:t xml:space="preserve"> </w:t>
-      </w:r>
-      <w:proofErr w:type="gramStart"/>
-      <w:r>
-        <w:t>On</w:t>
-      </w:r>
-      <w:proofErr w:type="gramEnd"/>
-      <w:r>
-        <w:t xml:space="preserve"> or Off</w:t>
+        <w:t xml:space="preserve"> On or Off</w:t>
       </w:r>
       <w:bookmarkEnd w:id="16"/>
     </w:p>
@@ -11507,25 +10813,13 @@
         <w:t>1090_bt_</w:t>
       </w:r>
       <w:r>
-        <w:t>enabled</w:t>
-      </w:r>
-      <w:proofErr w:type="gramStart"/>
-      <w:r>
-        <w:t>&gt;</w:t>
-      </w:r>
-      <w:r>
-        <w:t>,&lt;</w:t>
-      </w:r>
-      <w:proofErr w:type="spellStart"/>
-      <w:proofErr w:type="gramEnd"/>
-      <w:r>
-        <w:t>subg_bt_enabled</w:t>
-      </w:r>
-      <w:proofErr w:type="spellEnd"/>
-      <w:r>
-        <w:t>&gt;</w:t>
-      </w:r>
-    </w:p>
+        <w:t>enabled&gt;</w:t>
+      </w:r>
+      <w:r>
+        <w:t>,&lt;subg_bt_enabled&gt;</w:t>
+      </w:r>
+    </w:p>
+    <w:p/>
     <w:p>
       <w:r>
         <w:t>Enable or disable the bias tee to enable use of an external LNA.</w:t>
@@ -11671,11 +10965,9 @@
             <w:tcW w:w="1792" w:type="dxa"/>
           </w:tcPr>
           <w:p>
-            <w:proofErr w:type="spellStart"/>
             <w:r>
               <w:t>subg_bt_enabled</w:t>
             </w:r>
-            <w:proofErr w:type="spellEnd"/>
           </w:p>
         </w:tc>
         <w:tc>
@@ -11684,23 +10976,7 @@
           </w:tcPr>
           <w:p>
             <w:r>
-              <w:t xml:space="preserve">Whether the Sub-GHz radio bias tee is enabled (3.3VDC supplied to the </w:t>
-            </w:r>
-            <w:proofErr w:type="spellStart"/>
-            <w:r>
-              <w:t>SubG</w:t>
-            </w:r>
-            <w:proofErr w:type="spellEnd"/>
-            <w:r>
-              <w:t xml:space="preserve"> RF connector) or disabled (no DC voltage supplied to the </w:t>
-            </w:r>
-            <w:proofErr w:type="spellStart"/>
-            <w:r>
-              <w:t>SubG</w:t>
-            </w:r>
-            <w:proofErr w:type="spellEnd"/>
-            <w:r>
-              <w:t xml:space="preserve"> RF connector).</w:t>
+              <w:t>Whether the Sub-GHz radio bias tee is enabled (3.3VDC supplied to the SubG RF connector) or disabled (no DC voltage supplied to the SubG RF connector).</w:t>
             </w:r>
           </w:p>
         </w:tc>
@@ -11754,23 +11030,10 @@
         <w:t>1090_bt_</w:t>
       </w:r>
       <w:r>
-        <w:t>enabled</w:t>
-      </w:r>
-      <w:proofErr w:type="gramStart"/>
-      <w:r>
-        <w:t>&gt;</w:t>
-      </w:r>
-      <w:r>
-        <w:t>,&lt;</w:t>
-      </w:r>
-      <w:proofErr w:type="spellStart"/>
-      <w:proofErr w:type="gramEnd"/>
-      <w:r>
-        <w:t>subg_bt_enabled</w:t>
-      </w:r>
-      <w:proofErr w:type="spellEnd"/>
-      <w:r>
-        <w:t>&gt;</w:t>
+        <w:t>enabled&gt;</w:t>
+      </w:r>
+      <w:r>
+        <w:t>,&lt;subg_bt_enabled&gt;</w:t>
       </w:r>
     </w:p>
     <w:p>
@@ -11785,15 +11048,7 @@
         <w:ind w:left="0"/>
       </w:pPr>
       <w:r>
-        <w:t xml:space="preserve">Queries the status of the bias </w:t>
-      </w:r>
-      <w:proofErr w:type="gramStart"/>
-      <w:r>
-        <w:t>tee</w:t>
-      </w:r>
-      <w:proofErr w:type="gramEnd"/>
-      <w:r>
-        <w:t xml:space="preserve">. See table </w:t>
+        <w:t xml:space="preserve">Queries the status of the bias tee. See table </w:t>
       </w:r>
       <w:r>
         <w:t xml:space="preserve">in </w:t>
@@ -11841,15 +11096,7 @@
         <w:pStyle w:val="code"/>
       </w:pPr>
       <w:r>
-        <w:t>AT+BOOT_USB_UF2=&lt;</w:t>
-      </w:r>
-      <w:proofErr w:type="spellStart"/>
-      <w:r>
-        <w:t>reboot_passcode</w:t>
-      </w:r>
-      <w:proofErr w:type="spellEnd"/>
-      <w:r>
-        <w:t>&gt;</w:t>
+        <w:t>AT+BOOT_USB_UF2=&lt;reboot_passcode&gt;</w:t>
       </w:r>
     </w:p>
     <w:p/>
@@ -11932,11 +11179,9 @@
             <w:tcW w:w="1792" w:type="dxa"/>
           </w:tcPr>
           <w:p>
-            <w:proofErr w:type="spellStart"/>
             <w:r>
               <w:t>reboot_passcode</w:t>
             </w:r>
-            <w:proofErr w:type="spellEnd"/>
           </w:p>
         </w:tc>
         <w:tc>
@@ -11961,12 +11206,6 @@
         </w:tc>
       </w:tr>
     </w:tbl>
-    <w:p/>
-    <w:p>
-      <w:r>
-        <w:br w:type="page"/>
-      </w:r>
-    </w:p>
     <w:p/>
     <w:p>
       <w:pPr>
@@ -11984,15 +11223,7 @@
     </w:p>
     <w:p>
       <w:r>
-        <w:t xml:space="preserve">Queries the device information of the ADSBee. An example query and reply </w:t>
-      </w:r>
-      <w:proofErr w:type="gramStart"/>
-      <w:r>
-        <w:t>is</w:t>
-      </w:r>
-      <w:proofErr w:type="gramEnd"/>
-      <w:r>
-        <w:t xml:space="preserve"> shown below.</w:t>
+        <w:t>Queries the device information of the ADSBee. An example query and reply is shown below.</w:t>
       </w:r>
     </w:p>
     <w:tbl>
@@ -12058,7 +11289,7 @@
               <w:rPr>
                 <w:rFonts w:ascii="Courier New" w:hAnsi="Courier New" w:cs="Courier New"/>
               </w:rPr>
-              <w:t xml:space="preserve">RP2040 Firmware Build: Release</w:t>
+              <w:t>OTA Key 0: cf737c4fce892fab44c6ec0d5d0f66dccf06c5630ac5b531f4067599df014d5ef213bb73205a9ce378318f259e3d01e3b99c089a75ac0735b204256b9371fbce</w:t>
             </w:r>
           </w:p>
           <w:p>
@@ -12071,7 +11302,7 @@
               <w:rPr>
                 <w:rFonts w:ascii="Courier New" w:hAnsi="Courier New" w:cs="Courier New"/>
               </w:rPr>
-              <w:t>OTA Key 0: cf737c4fce892fab44c6ec0d5d0f66dccf06c5630ac5b531f4067599df014d5ef213bb73205a9ce378318f259e3d01e3b99c089a75ac0735b204256b9371fbce</w:t>
+              <w:t>OTA Key 1: 1701a736dc40c837f318c9e7ae82557a39fe07588d3745602bb9269b13843b87ca7962daecc9897c6dfb0ac4ec77997e9cc34cd356e415fc46eb4ae3dd42b717</w:t>
             </w:r>
           </w:p>
           <w:p>
@@ -12084,7 +11315,7 @@
               <w:rPr>
                 <w:rFonts w:ascii="Courier New" w:hAnsi="Courier New" w:cs="Courier New"/>
               </w:rPr>
-              <w:t>OTA Key 1: 1701a736dc40c837f318c9e7ae82557a39fe07588d3745602bb9269b13843b87ca7962daecc9897c6dfb0ac4ec77997e9cc34cd356e415fc46eb4ae3dd42b717</w:t>
+              <w:t>ESP32 Firmware Version: 0.6.2</w:t>
             </w:r>
           </w:p>
           <w:p>
@@ -12097,7 +11328,7 @@
               <w:rPr>
                 <w:rFonts w:ascii="Courier New" w:hAnsi="Courier New" w:cs="Courier New"/>
               </w:rPr>
-              <w:t>ESP32 Firmware Version: 0.6.2</w:t>
+              <w:t>ESP32 Base MAC Address: 64:E8:33:5D:0B:C4</w:t>
             </w:r>
           </w:p>
           <w:p>
@@ -12110,208 +11341,62 @@
               <w:rPr>
                 <w:rFonts w:ascii="Courier New" w:hAnsi="Courier New" w:cs="Courier New"/>
               </w:rPr>
-              <w:t xml:space="preserve">ESP32 Base MAC Address: </w:t>
-            </w:r>
-            <w:proofErr w:type="gramStart"/>
-            <w:r>
+              <w:t>ESP32 WiFi Station MAC Address: 64:E8:33:5D:0B:C4</w:t>
+            </w:r>
+          </w:p>
+          <w:p>
+            <w:pPr>
               <w:rPr>
                 <w:rFonts w:ascii="Courier New" w:hAnsi="Courier New" w:cs="Courier New"/>
               </w:rPr>
-              <w:t>64:E</w:t>
-            </w:r>
-            <w:proofErr w:type="gramEnd"/>
+            </w:pPr>
             <w:r>
               <w:rPr>
                 <w:rFonts w:ascii="Courier New" w:hAnsi="Courier New" w:cs="Courier New"/>
               </w:rPr>
-              <w:t>8:33:5</w:t>
-            </w:r>
-            <w:proofErr w:type="gramStart"/>
-            <w:r>
+              <w:t>ESP32 WiFi AP MAC Address: 64:E8:33:5D:0B:C5</w:t>
+            </w:r>
+          </w:p>
+          <w:p>
+            <w:pPr>
               <w:rPr>
                 <w:rFonts w:ascii="Courier New" w:hAnsi="Courier New" w:cs="Courier New"/>
               </w:rPr>
-              <w:t>D:0B:C4</w:t>
-            </w:r>
-            <w:proofErr w:type="gramEnd"/>
-          </w:p>
-          <w:p>
-            <w:pPr>
+            </w:pPr>
+            <w:r>
               <w:rPr>
                 <w:rFonts w:ascii="Courier New" w:hAnsi="Courier New" w:cs="Courier New"/>
               </w:rPr>
-            </w:pPr>
+              <w:t>ESP32 Bluetooth MAC Address: 64:E8:33:5D:0B:C6</w:t>
+            </w:r>
+          </w:p>
+          <w:p>
             <w:r>
               <w:rPr>
                 <w:rFonts w:ascii="Courier New" w:hAnsi="Courier New" w:cs="Courier New"/>
               </w:rPr>
-              <w:t xml:space="preserve">ESP32 </w:t>
-            </w:r>
-            <w:proofErr w:type="spellStart"/>
-            <w:r>
-              <w:rPr>
-                <w:rFonts w:ascii="Courier New" w:hAnsi="Courier New" w:cs="Courier New"/>
-              </w:rPr>
-              <w:t>WiFi</w:t>
-            </w:r>
-            <w:proofErr w:type="spellEnd"/>
-            <w:r>
-              <w:rPr>
-                <w:rFonts w:ascii="Courier New" w:hAnsi="Courier New" w:cs="Courier New"/>
-              </w:rPr>
-              <w:t xml:space="preserve"> Station MAC Address: </w:t>
-            </w:r>
-            <w:proofErr w:type="gramStart"/>
-            <w:r>
-              <w:rPr>
-                <w:rFonts w:ascii="Courier New" w:hAnsi="Courier New" w:cs="Courier New"/>
-              </w:rPr>
-              <w:t>64:E</w:t>
-            </w:r>
-            <w:proofErr w:type="gramEnd"/>
-            <w:r>
-              <w:rPr>
-                <w:rFonts w:ascii="Courier New" w:hAnsi="Courier New" w:cs="Courier New"/>
-              </w:rPr>
-              <w:t>8:33:5</w:t>
-            </w:r>
-            <w:proofErr w:type="gramStart"/>
-            <w:r>
-              <w:rPr>
-                <w:rFonts w:ascii="Courier New" w:hAnsi="Courier New" w:cs="Courier New"/>
-              </w:rPr>
-              <w:t>D:0B:C4</w:t>
-            </w:r>
-            <w:proofErr w:type="gramEnd"/>
-          </w:p>
-          <w:p>
-            <w:pPr>
-              <w:rPr>
-                <w:rFonts w:ascii="Courier New" w:hAnsi="Courier New" w:cs="Courier New"/>
-              </w:rPr>
-            </w:pPr>
-            <w:r>
-              <w:rPr>
-                <w:rFonts w:ascii="Courier New" w:hAnsi="Courier New" w:cs="Courier New"/>
-              </w:rPr>
-              <w:t xml:space="preserve">ESP32 </w:t>
-            </w:r>
-            <w:proofErr w:type="spellStart"/>
-            <w:r>
-              <w:rPr>
-                <w:rFonts w:ascii="Courier New" w:hAnsi="Courier New" w:cs="Courier New"/>
-              </w:rPr>
-              <w:t>WiFi</w:t>
-            </w:r>
-            <w:proofErr w:type="spellEnd"/>
-            <w:r>
-              <w:rPr>
-                <w:rFonts w:ascii="Courier New" w:hAnsi="Courier New" w:cs="Courier New"/>
-              </w:rPr>
-              <w:t xml:space="preserve"> AP MAC Address: </w:t>
-            </w:r>
-            <w:proofErr w:type="gramStart"/>
-            <w:r>
-              <w:rPr>
-                <w:rFonts w:ascii="Courier New" w:hAnsi="Courier New" w:cs="Courier New"/>
-              </w:rPr>
-              <w:t>64:E</w:t>
-            </w:r>
-            <w:proofErr w:type="gramEnd"/>
-            <w:r>
-              <w:rPr>
-                <w:rFonts w:ascii="Courier New" w:hAnsi="Courier New" w:cs="Courier New"/>
-              </w:rPr>
-              <w:t>8:33:5</w:t>
-            </w:r>
-            <w:proofErr w:type="gramStart"/>
-            <w:r>
-              <w:rPr>
-                <w:rFonts w:ascii="Courier New" w:hAnsi="Courier New" w:cs="Courier New"/>
-              </w:rPr>
-              <w:t>D:0B:C5</w:t>
-            </w:r>
-            <w:proofErr w:type="gramEnd"/>
-          </w:p>
-          <w:p>
-            <w:pPr>
-              <w:rPr>
-                <w:rFonts w:ascii="Courier New" w:hAnsi="Courier New" w:cs="Courier New"/>
-              </w:rPr>
-            </w:pPr>
-            <w:r>
-              <w:rPr>
-                <w:rFonts w:ascii="Courier New" w:hAnsi="Courier New" w:cs="Courier New"/>
-              </w:rPr>
-              <w:t xml:space="preserve">ESP32 Bluetooth MAC Address: </w:t>
-            </w:r>
-            <w:proofErr w:type="gramStart"/>
-            <w:r>
-              <w:rPr>
-                <w:rFonts w:ascii="Courier New" w:hAnsi="Courier New" w:cs="Courier New"/>
-              </w:rPr>
-              <w:t>64:E</w:t>
-            </w:r>
-            <w:proofErr w:type="gramEnd"/>
-            <w:r>
-              <w:rPr>
-                <w:rFonts w:ascii="Courier New" w:hAnsi="Courier New" w:cs="Courier New"/>
-              </w:rPr>
-              <w:t>8:33:5</w:t>
-            </w:r>
-            <w:proofErr w:type="gramStart"/>
-            <w:r>
-              <w:rPr>
-                <w:rFonts w:ascii="Courier New" w:hAnsi="Courier New" w:cs="Courier New"/>
-              </w:rPr>
-              <w:t>D:0B:C6</w:t>
-            </w:r>
-            <w:proofErr w:type="gramEnd"/>
-          </w:p>
-          <w:p>
-            <w:pPr>
-              <w:rPr>
-                <w:rFonts w:ascii="Courier New" w:hAnsi="Courier New" w:cs="Courier New"/>
-              </w:rPr>
-            </w:pPr>
-            <w:r>
-              <w:rPr>
-                <w:rFonts w:ascii="Courier New" w:hAnsi="Courier New" w:cs="Courier New"/>
-              </w:rPr>
-              <w:t xml:space="preserve">ESP32 Ethernet MAC Address: </w:t>
-            </w:r>
-            <w:proofErr w:type="gramStart"/>
-            <w:r>
-              <w:rPr>
-                <w:rFonts w:ascii="Courier New" w:hAnsi="Courier New" w:cs="Courier New"/>
-              </w:rPr>
-              <w:t>64:E</w:t>
-            </w:r>
-            <w:proofErr w:type="gramEnd"/>
-            <w:r>
-              <w:rPr>
-                <w:rFonts w:ascii="Courier New" w:hAnsi="Courier New" w:cs="Courier New"/>
-              </w:rPr>
-              <w:t>8:33:5</w:t>
-            </w:r>
-            <w:proofErr w:type="gramStart"/>
-            <w:r>
-              <w:rPr>
-                <w:rFonts w:ascii="Courier New" w:hAnsi="Courier New" w:cs="Courier New"/>
-              </w:rPr>
-              <w:t>D:0B:C7</w:t>
-            </w:r>
-            <w:proofErr w:type="gramEnd"/>
-          </w:p>
-          <w:p>
-            <w:r>
-              <w:t xml:space="preserve">The RP2040 Firmware Build line reads Debug or Release (firmware 0.9.1-rc7 and later). Published releases are Release builds; build.sh -d in firmware/adsbee_1090 makes a Debug build.</w:t>
-            </w:r>
-          </w:p>
-          <w:p/>
+              <w:lastRenderedPageBreak/>
+              <w:t>ESP32 Ethernet MAC Address: 64:E8:33:5D:0B:C7</w:t>
+            </w:r>
+          </w:p>
         </w:tc>
       </w:tr>
     </w:tbl>
+    <w:p/>
+    <w:p>
+      <w:pPr>
+        <w:rPr>
+          <w:rFonts w:ascii="Poppins SemiBold" w:eastAsiaTheme="majorEastAsia" w:hAnsi="Poppins SemiBold" w:cstheme="majorBidi"/>
+          <w:b/>
+          <w:color w:val="FFCB00"/>
+          <w:sz w:val="26"/>
+          <w:szCs w:val="26"/>
+        </w:rPr>
+      </w:pPr>
+      <w:r>
+        <w:br w:type="page"/>
+      </w:r>
+    </w:p>
     <w:p>
       <w:pPr>
         <w:pStyle w:val="Heading2"/>
@@ -12322,6 +11407,7 @@
       </w:pPr>
       <w:bookmarkStart w:id="20" w:name="_Toc230658030"/>
       <w:r>
+        <w:lastRenderedPageBreak/>
         <w:t>AT+ESP32_ENABLE</w:t>
       </w:r>
       <w:bookmarkEnd w:id="20"/>
@@ -12352,31 +11438,7 @@
     </w:p>
     <w:p>
       <w:r>
-        <w:t xml:space="preserve">Turns the ESP32 on or off using </w:t>
-      </w:r>
-      <w:proofErr w:type="gramStart"/>
-      <w:r>
-        <w:t>its</w:t>
-      </w:r>
-      <w:proofErr w:type="gramEnd"/>
-      <w:r>
-        <w:t xml:space="preserve"> enable line. When the ESP32 is turned off, the ADSBee 1090 will draw less power, but the </w:t>
-      </w:r>
-      <w:proofErr w:type="spellStart"/>
-      <w:r>
-        <w:t>WiFi</w:t>
-      </w:r>
-      <w:proofErr w:type="spellEnd"/>
-      <w:r>
-        <w:t xml:space="preserve"> and network capabilities will be unavailable. This operational mode is useful for conserving energy in applications where the ADSBee is only being </w:t>
-      </w:r>
-      <w:proofErr w:type="gramStart"/>
-      <w:r>
-        <w:t>communicated with</w:t>
-      </w:r>
-      <w:proofErr w:type="gramEnd"/>
-      <w:r>
-        <w:t xml:space="preserve"> via its serial interfaces.</w:t>
+        <w:t>Turns the ESP32 on or off using its enable line. When the ESP32 is turned off, the ADSBee 1090 will draw less power, but the WiFi and network capabilities will be unavailable. This operational mode is useful for conserving energy in applications where the ADSBee is only being communicated with via its serial interfaces.</w:t>
       </w:r>
     </w:p>
     <w:tbl>
@@ -12571,15 +11633,7 @@
     </w:p>
     <w:p>
       <w:r>
-        <w:t xml:space="preserve">Flashes the ESP32 with the firmware image stored on the RP2040. This should never be needed, since the RP2040 does a firmware version check of the ESP32 on startup and automatically reflashes </w:t>
-      </w:r>
-      <w:proofErr w:type="gramStart"/>
-      <w:r>
-        <w:t>he</w:t>
-      </w:r>
-      <w:proofErr w:type="gramEnd"/>
-      <w:r>
-        <w:t xml:space="preserve"> firmware if it is out of date. The AT+ESP32_FLASH command is only used in weird debugging scenarios where the version number of the firmware on the ESP32 matches the version of the firmware stored on the RP2040, but the firmware stored on the RP2040 is different and needs to be flashed onto the ESP32.</w:t>
+        <w:t>Flashes the ESP32 with the firmware image stored on the RP2040. This should never be needed, since the RP2040 does a firmware version check of the ESP32 on startup and automatically reflashes he firmware if it is out of date. The AT+ESP32_FLASH command is only used in weird debugging scenarios where the version number of the firmware on the ESP32 matches the version of the firmware stored on the RP2040, but the firmware stored on the RP2040 is different and needs to be flashed onto the ESP32.</w:t>
       </w:r>
     </w:p>
     <w:p/>
@@ -12593,7 +11647,6 @@
       </w:pPr>
       <w:bookmarkStart w:id="25" w:name="_Toc230658034"/>
       <w:r>
-        <w:lastRenderedPageBreak/>
         <w:t>AT+ETHERNET</w:t>
       </w:r>
       <w:bookmarkEnd w:id="25"/>
@@ -12804,57 +11857,14 @@
         <w:pStyle w:val="code"/>
       </w:pPr>
       <w:r>
-        <w:t>AT+FEED=&lt;index</w:t>
-      </w:r>
-      <w:proofErr w:type="gramStart"/>
-      <w:r>
-        <w:t>&gt;,&lt;</w:t>
-      </w:r>
-      <w:proofErr w:type="spellStart"/>
-      <w:proofErr w:type="gramEnd"/>
-      <w:r>
-        <w:t>uri</w:t>
-      </w:r>
-      <w:proofErr w:type="spellEnd"/>
-      <w:proofErr w:type="gramStart"/>
-      <w:r>
-        <w:t>&gt;,&lt;</w:t>
-      </w:r>
-      <w:proofErr w:type="gramEnd"/>
-      <w:r>
-        <w:t>port</w:t>
-      </w:r>
-      <w:proofErr w:type="gramStart"/>
-      <w:r>
-        <w:t>&gt;,&lt;</w:t>
-      </w:r>
-      <w:proofErr w:type="gramEnd"/>
-      <w:r>
-        <w:t>active</w:t>
-      </w:r>
-      <w:proofErr w:type="gramStart"/>
-      <w:r>
-        <w:t>&gt;,&lt;</w:t>
-      </w:r>
-      <w:proofErr w:type="gramEnd"/>
-      <w:r>
-        <w:t>protocol&gt;</w:t>
+        <w:t>AT+FEED=&lt;index&gt;,&lt;uri&gt;,&lt;port&gt;,&lt;active&gt;,&lt;protocol&gt;</w:t>
       </w:r>
     </w:p>
     <w:p/>
     <w:p>
       <w:r>
-        <w:t xml:space="preserve">Example command for configuring feed 0 to send data to </w:t>
-      </w:r>
-      <w:proofErr w:type="spellStart"/>
-      <w:proofErr w:type="gramStart"/>
-      <w:r>
-        <w:t>airplanes.live</w:t>
-      </w:r>
-      <w:proofErr w:type="spellEnd"/>
-      <w:proofErr w:type="gramEnd"/>
-      <w:r>
-        <w:t>, which accepts Mode S Beast protocol on port 30004 at the static IP 78.46.234.18:</w:t>
+        <w:lastRenderedPageBreak/>
+        <w:t>Example command for configuring feed 0 to send data to airplanes.live, which accepts Mode S Beast protocol on port 30004 at the static IP 78.46.234.18:</w:t>
       </w:r>
     </w:p>
     <w:p>
@@ -12862,13 +11872,8 @@
         <w:pStyle w:val="code"/>
       </w:pPr>
       <w:r>
-        <w:t>AT+FEED=0,78.46.234.18,30004,</w:t>
-      </w:r>
-      <w:proofErr w:type="gramStart"/>
-      <w:r>
-        <w:t>1,BEAST</w:t>
-      </w:r>
-      <w:proofErr w:type="gramEnd"/>
+        <w:t>AT+FEED=0,78.46.234.18,30004,1,BEAST</w:t>
+      </w:r>
     </w:p>
     <w:p/>
     <w:tbl>
@@ -12982,11 +11987,9 @@
             <w:tcW w:w="1548" w:type="dxa"/>
           </w:tcPr>
           <w:p>
-            <w:proofErr w:type="spellStart"/>
             <w:r>
               <w:t>uri</w:t>
             </w:r>
-            <w:proofErr w:type="spellEnd"/>
           </w:p>
         </w:tc>
         <w:tc>
@@ -12995,15 +11998,7 @@
           </w:tcPr>
           <w:p>
             <w:r>
-              <w:t xml:space="preserve">Static IP address or hostname of the feed destination. If the field is given as a hostname, a DNS lookup will be performed </w:t>
-            </w:r>
-            <w:proofErr w:type="gramStart"/>
-            <w:r>
-              <w:t>in order to</w:t>
-            </w:r>
-            <w:proofErr w:type="gramEnd"/>
-            <w:r>
-              <w:t xml:space="preserve"> convert the hostname to an IP address.</w:t>
+              <w:t>Static IP address or hostname of the feed destination. If the field is given as a hostname, a DNS lookup will be performed in order to convert the hostname to an IP address.</w:t>
             </w:r>
           </w:p>
         </w:tc>
@@ -13018,13 +12013,8 @@
           </w:p>
           <w:p>
             <w:r>
-              <w:t xml:space="preserve">Hostname, e.g. </w:t>
-            </w:r>
-            <w:proofErr w:type="spellStart"/>
-            <w:r>
-              <w:t>feed.whereplane.xyz</w:t>
-            </w:r>
-            <w:proofErr w:type="spellEnd"/>
+              <w:t>Hostname, e.g. feed.whereplane.xyz</w:t>
+            </w:r>
           </w:p>
           <w:p>
             <w:r>
@@ -13082,15 +12072,7 @@
           </w:tcPr>
           <w:p>
             <w:r>
-              <w:t xml:space="preserve">Whether the feed should be activated. This can be used to temporarily disable a feed while </w:t>
-            </w:r>
-            <w:proofErr w:type="gramStart"/>
-            <w:r>
-              <w:t>still keeping</w:t>
-            </w:r>
-            <w:proofErr w:type="gramEnd"/>
-            <w:r>
-              <w:t xml:space="preserve"> its configuration information intact.</w:t>
+              <w:t>Whether the feed should be activated. This can be used to temporarily disable a feed while still keeping its configuration information intact.</w:t>
             </w:r>
           </w:p>
         </w:tc>
@@ -13195,23 +12177,7 @@
         <w:pStyle w:val="code"/>
       </w:pPr>
       <w:r>
-        <w:t>FEED=0(INDEX),192.168.1.103(URI),30004(PORT),1(ACTIVE</w:t>
-      </w:r>
-      <w:proofErr w:type="gramStart"/>
-      <w:r>
-        <w:t>),BEAST</w:t>
-      </w:r>
-      <w:proofErr w:type="gramEnd"/>
-      <w:r>
-        <w:t>(PROTOCOL</w:t>
-      </w:r>
-      <w:proofErr w:type="gramStart"/>
-      <w:r>
-        <w:t>),bee</w:t>
-      </w:r>
-      <w:proofErr w:type="gramEnd"/>
-      <w:r>
-        <w:t>00038172d18c(RECEIVER_ID)</w:t>
+        <w:t>FEED=0(INDEX),192.168.1.103(URI),30004(PORT),1(ACTIVE),BEAST(PROTOCOL),bee00038172d18c(RECEIVER_ID)</w:t>
       </w:r>
     </w:p>
     <w:p>
@@ -13219,31 +12185,7 @@
         <w:pStyle w:val="code"/>
       </w:pPr>
       <w:r>
-        <w:t>FEED=1(INDEX</w:t>
-      </w:r>
-      <w:proofErr w:type="gramStart"/>
-      <w:r>
-        <w:t>),(</w:t>
-      </w:r>
-      <w:proofErr w:type="gramEnd"/>
-      <w:r>
-        <w:t>URI),0(PORT),0(ACTIVE</w:t>
-      </w:r>
-      <w:proofErr w:type="gramStart"/>
-      <w:r>
-        <w:t>),NONE</w:t>
-      </w:r>
-      <w:proofErr w:type="gramEnd"/>
-      <w:r>
-        <w:t>(PROTOCOL</w:t>
-      </w:r>
-      <w:proofErr w:type="gramStart"/>
-      <w:r>
-        <w:t>),bee</w:t>
-      </w:r>
-      <w:proofErr w:type="gramEnd"/>
-      <w:r>
-        <w:t>00038172d18c(RECEIVER_ID)</w:t>
+        <w:t>FEED=1(INDEX),(URI),0(PORT),0(ACTIVE),NONE(PROTOCOL),bee00038172d18c(RECEIVER_ID)</w:t>
       </w:r>
     </w:p>
     <w:p>
@@ -13251,31 +12193,7 @@
         <w:pStyle w:val="code"/>
       </w:pPr>
       <w:r>
-        <w:t>FEED=2(INDEX</w:t>
-      </w:r>
-      <w:proofErr w:type="gramStart"/>
-      <w:r>
-        <w:t>),(</w:t>
-      </w:r>
-      <w:proofErr w:type="gramEnd"/>
-      <w:r>
-        <w:t>URI),0(PORT),0(ACTIVE</w:t>
-      </w:r>
-      <w:proofErr w:type="gramStart"/>
-      <w:r>
-        <w:t>),NONE</w:t>
-      </w:r>
-      <w:proofErr w:type="gramEnd"/>
-      <w:r>
-        <w:t>(PROTOCOL</w:t>
-      </w:r>
-      <w:proofErr w:type="gramStart"/>
-      <w:r>
-        <w:t>),bee</w:t>
-      </w:r>
-      <w:proofErr w:type="gramEnd"/>
-      <w:r>
-        <w:t>00038172d18c(RECEIVER_ID)</w:t>
+        <w:t>FEED=2(INDEX),(URI),0(PORT),0(ACTIVE),NONE(PROTOCOL),bee00038172d18c(RECEIVER_ID)</w:t>
       </w:r>
     </w:p>
     <w:p>
@@ -13283,31 +12201,7 @@
         <w:pStyle w:val="code"/>
       </w:pPr>
       <w:r>
-        <w:t>FEED=3(INDEX</w:t>
-      </w:r>
-      <w:proofErr w:type="gramStart"/>
-      <w:r>
-        <w:t>),(</w:t>
-      </w:r>
-      <w:proofErr w:type="gramEnd"/>
-      <w:r>
-        <w:t>URI),0(PORT),0(ACTIVE</w:t>
-      </w:r>
-      <w:proofErr w:type="gramStart"/>
-      <w:r>
-        <w:t>),NONE</w:t>
-      </w:r>
-      <w:proofErr w:type="gramEnd"/>
-      <w:r>
-        <w:t>(PROTOCOL</w:t>
-      </w:r>
-      <w:proofErr w:type="gramStart"/>
-      <w:r>
-        <w:t>),bee</w:t>
-      </w:r>
-      <w:proofErr w:type="gramEnd"/>
-      <w:r>
-        <w:t>00038172d18c(RECEIVER_ID)</w:t>
+        <w:t>FEED=3(INDEX),(URI),0(PORT),0(ACTIVE),NONE(PROTOCOL),bee00038172d18c(RECEIVER_ID)</w:t>
       </w:r>
     </w:p>
     <w:p>
@@ -13315,23 +12209,7 @@
         <w:pStyle w:val="code"/>
       </w:pPr>
       <w:r>
-        <w:t>FEED=4(INDEX),78.46.234.18(URI),30004(PORT),1(ACTIVE</w:t>
-      </w:r>
-      <w:proofErr w:type="gramStart"/>
-      <w:r>
-        <w:t>),BEAST</w:t>
-      </w:r>
-      <w:proofErr w:type="gramEnd"/>
-      <w:r>
-        <w:t>(PROTOCOL</w:t>
-      </w:r>
-      <w:proofErr w:type="gramStart"/>
-      <w:r>
-        <w:t>),bee</w:t>
-      </w:r>
-      <w:proofErr w:type="gramEnd"/>
-      <w:r>
-        <w:t>00038172d18c(RECEIVER_ID)</w:t>
+        <w:t>FEED=4(INDEX),78.46.234.18(URI),30004(PORT),1(ACTIVE),BEAST(PROTOCOL),bee00038172d18c(RECEIVER_ID)</w:t>
       </w:r>
     </w:p>
     <w:p>
@@ -13339,31 +12217,7 @@
         <w:pStyle w:val="code"/>
       </w:pPr>
       <w:r>
-        <w:t>FEED=5(INDEX</w:t>
-      </w:r>
-      <w:proofErr w:type="gramStart"/>
-      <w:r>
-        <w:t>),feed.whereplane.xyz</w:t>
-      </w:r>
-      <w:proofErr w:type="gramEnd"/>
-      <w:r>
-        <w:t>(URI),30004(PORT),0(ACTIVE</w:t>
-      </w:r>
-      <w:proofErr w:type="gramStart"/>
-      <w:r>
-        <w:t>),BEAST</w:t>
-      </w:r>
-      <w:proofErr w:type="gramEnd"/>
-      <w:r>
-        <w:t>(PROTOCOL</w:t>
-      </w:r>
-      <w:proofErr w:type="gramStart"/>
-      <w:r>
-        <w:t>),bee</w:t>
-      </w:r>
-      <w:proofErr w:type="gramEnd"/>
-      <w:r>
-        <w:t>00038172d18c(RECEIVER_ID)</w:t>
+        <w:t>FEED=5(INDEX),feed.whereplane.xyz(URI),30004(PORT),0(ACTIVE),BEAST(PROTOCOL),bee00038172d18c(RECEIVER_ID)</w:t>
       </w:r>
     </w:p>
     <w:p>
@@ -13375,6 +12229,9 @@
           <w:szCs w:val="24"/>
         </w:rPr>
       </w:pPr>
+      <w:r>
+        <w:br w:type="page"/>
+      </w:r>
     </w:p>
     <w:p>
       <w:pPr>
@@ -13386,6 +12243,7 @@
       </w:pPr>
       <w:bookmarkStart w:id="31" w:name="_Toc230658040"/>
       <w:r>
+        <w:lastRenderedPageBreak/>
         <w:t xml:space="preserve">Query </w:t>
       </w:r>
       <w:r>
@@ -13401,15 +12259,7 @@
         <w:pStyle w:val="code"/>
       </w:pPr>
       <w:r>
-        <w:t>AT+</w:t>
-      </w:r>
-      <w:proofErr w:type="gramStart"/>
-      <w:r>
-        <w:t>FEED?&lt;</w:t>
-      </w:r>
-      <w:proofErr w:type="gramEnd"/>
-      <w:r>
-        <w:t>index&gt;</w:t>
+        <w:t>AT+FEED?&lt;index&gt;</w:t>
       </w:r>
     </w:p>
     <w:p/>
@@ -13431,23 +12281,7 @@
         <w:pStyle w:val="code"/>
       </w:pPr>
       <w:r>
-        <w:t>FEED=0(INDEX),192.168.1.103(URI),30004(PORT),1(ACTIVE</w:t>
-      </w:r>
-      <w:proofErr w:type="gramStart"/>
-      <w:r>
-        <w:t>),BEAST</w:t>
-      </w:r>
-      <w:proofErr w:type="gramEnd"/>
-      <w:r>
-        <w:t>(PROTOCOL</w:t>
-      </w:r>
-      <w:proofErr w:type="gramStart"/>
-      <w:r>
-        <w:t>),bee</w:t>
-      </w:r>
-      <w:proofErr w:type="gramEnd"/>
-      <w:r>
-        <w:t>00038172d18c(RECEIVER_ID)</w:t>
+        <w:t>FEED=0(INDEX),192.168.1.103(URI),30004(PORT),1(ACTIVE),BEAST(PROTOCOL),bee00038172d18c(RECEIVER_ID)</w:t>
       </w:r>
     </w:p>
     <w:p/>
@@ -13459,11 +12293,137 @@
           <w:numId w:val="4"/>
         </w:numPr>
       </w:pPr>
-      <w:bookmarkStart w:id="115" w:name="_Toc230658111"/>
-      <w:r>
-        <w:t>AT+FEED_ENABLE</w:t>
-      </w:r>
-      <w:bookmarkEnd w:id="115"/>
+      <w:bookmarkStart w:id="32" w:name="_Toc230658041"/>
+      <w:r>
+        <w:t>AT+HELP</w:t>
+      </w:r>
+      <w:bookmarkEnd w:id="32"/>
+    </w:p>
+    <w:p>
+      <w:pPr>
+        <w:pStyle w:val="code"/>
+      </w:pPr>
+      <w:r>
+        <w:t>AT+HELP</w:t>
+      </w:r>
+    </w:p>
+    <w:p>
+      <w:pPr>
+        <w:pStyle w:val="code"/>
+      </w:pPr>
+      <w:r>
+        <w:t>AT Command Help Menu:</w:t>
+      </w:r>
+    </w:p>
+    <w:p>
+      <w:pPr>
+        <w:pStyle w:val="code"/>
+      </w:pPr>
+      <w:r>
+        <w:t xml:space="preserve">BAUDRATE: </w:t>
+      </w:r>
+    </w:p>
+    <w:p>
+      <w:pPr>
+        <w:pStyle w:val="code"/>
+      </w:pPr>
+      <w:r>
+        <w:t xml:space="preserve">        AT+BAUDRATE=&lt;iface&gt;,&lt;baudrate&gt;</w:t>
+      </w:r>
+    </w:p>
+    <w:p>
+      <w:pPr>
+        <w:pStyle w:val="code"/>
+      </w:pPr>
+      <w:r>
+        <w:t xml:space="preserve">        Set the baud rate of a serial interface.</w:t>
+      </w:r>
+    </w:p>
+    <w:p>
+      <w:pPr>
+        <w:pStyle w:val="code"/>
+      </w:pPr>
+      <w:r>
+        <w:t xml:space="preserve">        AT_BAUDRATE?</w:t>
+      </w:r>
+    </w:p>
+    <w:p>
+      <w:pPr>
+        <w:pStyle w:val="code"/>
+      </w:pPr>
+      <w:r>
+        <w:t xml:space="preserve">        Query the baud rate of all serial interfaces.</w:t>
+      </w:r>
+    </w:p>
+    <w:p>
+      <w:pPr>
+        <w:pStyle w:val="code"/>
+      </w:pPr>
+      <w:r>
+        <w:t xml:space="preserve">BIAS_TEE_ENABLE: </w:t>
+      </w:r>
+    </w:p>
+    <w:p>
+      <w:pPr>
+        <w:pStyle w:val="code"/>
+      </w:pPr>
+      <w:r>
+        <w:t xml:space="preserve">        AT+BIAS_TEE_ENABLE=&lt;enabled&gt;</w:t>
+      </w:r>
+    </w:p>
+    <w:p>
+      <w:pPr>
+        <w:pStyle w:val="code"/>
+      </w:pPr>
+      <w:r>
+        <w:t xml:space="preserve">        Enable or disable the bias tee.</w:t>
+      </w:r>
+    </w:p>
+    <w:p>
+      <w:pPr>
+        <w:pStyle w:val="code"/>
+      </w:pPr>
+      <w:r>
+        <w:t xml:space="preserve">        BIAS_TEE_ENABLE?</w:t>
+      </w:r>
+    </w:p>
+    <w:p>
+      <w:pPr>
+        <w:pStyle w:val="code"/>
+      </w:pPr>
+      <w:r>
+        <w:t xml:space="preserve">        Query the status of the bias tee.</w:t>
+      </w:r>
+    </w:p>
+    <w:p>
+      <w:pPr>
+        <w:pStyle w:val="code"/>
+      </w:pPr>
+      <w:r>
+        <w:t>...</w:t>
+      </w:r>
+    </w:p>
+    <w:p>
+      <w:r>
+        <w:t>Prints the available AT commands as well as how to use them. The list of commands in the preview above is abridged</w:t>
+      </w:r>
+      <w:r>
+        <w:t>.</w:t>
+      </w:r>
+    </w:p>
+    <w:p>
+      <w:pPr>
+        <w:pStyle w:val="Heading2"/>
+        <w:numPr>
+          <w:ilvl w:val="1"/>
+          <w:numId w:val="4"/>
+        </w:numPr>
+      </w:pPr>
+      <w:bookmarkStart w:id="33" w:name="_Toc230658042"/>
+      <w:r>
+        <w:t>AT+HOSTNAME</w:t>
+      </w:r>
+      <w:bookmarkEnd w:id="33"/>
     </w:p>
     <w:p>
       <w:pPr>
@@ -13473,146 +12433,25 @@
           <w:numId w:val="4"/>
         </w:numPr>
       </w:pPr>
-      <w:bookmarkStart w:id="116" w:name="_Toc230658112"/>
-      <w:r>
-        <w:t>Enable or Disable All Feeds</w:t>
-      </w:r>
-      <w:bookmarkEnd w:id="116"/>
+      <w:bookmarkStart w:id="34" w:name="_Toc230658043"/>
+      <w:r>
+        <w:t>Set the Device Hostname</w:t>
+      </w:r>
+      <w:bookmarkEnd w:id="34"/>
     </w:p>
     <w:p>
       <w:pPr>
         <w:pStyle w:val="code"/>
       </w:pPr>
       <w:r>
-        <w:t>AT+FEED_ENABLE=&lt;enabled&gt;</w:t>
-      </w:r>
-    </w:p>
-    <w:p>
-      <w:pPr>
-        <w:pStyle w:val="code"/>
-      </w:pPr>
-      <w:r>
-        <w:t>OK</w:t>
-      </w:r>
-    </w:p>
-    <w:p/>
-    <w:p>
-      <w:r>
-        <w:t>Master switch for all outbound network feeds configured with AT+FEED. When disabled, no feed connections are opened and any open feed connections are closed, regardless of whether individual feeds are marked as active. The per-feed active flags set with AT+FEED are not modified, so re-enabling feeds with AT+FEED_ENABLE=1 resumes exactly the feeds that were previously active. The setting is synchronized to the ESP32 coprocessor. Feeds are enabled by default.</w:t>
-      </w:r>
-    </w:p>
-    <w:tbl>
-      <w:tblPr>
-        <w:tblStyle w:val="TableGrid"/>
-        <w:tblW w:w="0" w:type="auto"/>
-        <w:tblLook w:val="04A0" w:firstRow="1" w:lastRow="0" w:firstColumn="1" w:lastColumn="0" w:noHBand="0" w:noVBand="1"/>
-      </w:tblPr>
-      <w:tblGrid>
-        <w:gridCol w:w="1548"/>
-        <w:gridCol w:w="5796"/>
-        <w:gridCol w:w="3672"/>
-      </w:tblGrid>
-      <w:tr>
-        <w:tc>
-          <w:tcPr>
-            <w:tcW w:w="1548" w:type="dxa"/>
-          </w:tcPr>
-          <w:p>
-            <w:pPr>
-              <w:rPr>
-                <w:b/>
-                <w:bCs/>
-              </w:rPr>
-            </w:pPr>
-            <w:r>
-              <w:rPr>
-                <w:b/>
-                <w:bCs/>
-              </w:rPr>
-              <w:t>Parameter</w:t>
-            </w:r>
-          </w:p>
-        </w:tc>
-        <w:tc>
-          <w:tcPr>
-            <w:tcW w:w="5796" w:type="dxa"/>
-          </w:tcPr>
-          <w:p>
-            <w:pPr>
-              <w:rPr>
-                <w:b/>
-                <w:bCs/>
-              </w:rPr>
-            </w:pPr>
-            <w:r>
-              <w:rPr>
-                <w:b/>
-                <w:bCs/>
-              </w:rPr>
-              <w:t>Description</w:t>
-            </w:r>
-          </w:p>
-        </w:tc>
-        <w:tc>
-          <w:tcPr>
-            <w:tcW w:w="3672" w:type="dxa"/>
-          </w:tcPr>
-          <w:p>
-            <w:pPr>
-              <w:rPr>
-                <w:b/>
-                <w:bCs/>
-              </w:rPr>
-            </w:pPr>
-            <w:r>
-              <w:rPr>
-                <w:b/>
-                <w:bCs/>
-              </w:rPr>
-              <w:t>Acceptable Values</w:t>
-            </w:r>
-          </w:p>
-        </w:tc>
-      </w:tr>
-      <w:tr>
-        <w:tc>
-          <w:tcPr>
-            <w:tcW w:w="1548" w:type="dxa"/>
-          </w:tcPr>
-          <w:p>
-            <w:r>
-              <w:t>enabled</w:t>
-            </w:r>
-          </w:p>
-        </w:tc>
-        <w:tc>
-          <w:tcPr>
-            <w:tcW w:w="5796" w:type="dxa"/>
-          </w:tcPr>
-          <w:p>
-            <w:r>
-              <w:t>Whether outbound network feeds are enabled.</w:t>
-            </w:r>
-          </w:p>
-        </w:tc>
-        <w:tc>
-          <w:tcPr>
-            <w:tcW w:w="3672" w:type="dxa"/>
-          </w:tcPr>
-          <w:p>
-            <w:r>
-              <w:t>0 – All feeds are disabled.</w:t>
-            </w:r>
-          </w:p>
-          <w:p>
-            <w:r>
-              <w:t>1 – Feeds marked as active with AT+FEED are enabled (default).</w:t>
-            </w:r>
-          </w:p>
-        </w:tc>
-      </w:tr>
-    </w:tbl>
-    <w:p/>
+        <w:t>AT+HOSTNAME=&lt;hostname&gt;</w:t>
+      </w:r>
+    </w:p>
+    <w:p>
+      <w:r>
+        <w:t>Sets the device hostname, which can make things easier when configuring a local network. Hostname is also used for mDNS, allowing you to visit the device’s webpage at &lt;hostname&gt;.local.</w:t>
+      </w:r>
+    </w:p>
     <w:p>
       <w:pPr>
         <w:pStyle w:val="Heading3"/>
@@ -13621,18 +12460,18 @@
           <w:numId w:val="4"/>
         </w:numPr>
       </w:pPr>
-      <w:bookmarkStart w:id="117" w:name="_Toc230658113"/>
-      <w:r>
-        <w:t>Query the Feed Enable Setting</w:t>
-      </w:r>
-      <w:bookmarkEnd w:id="117"/>
+      <w:bookmarkStart w:id="35" w:name="_Toc230658044"/>
+      <w:r>
+        <w:t>Query the Device Hostname</w:t>
+      </w:r>
+      <w:bookmarkEnd w:id="35"/>
     </w:p>
     <w:p>
       <w:pPr>
         <w:pStyle w:val="code"/>
       </w:pPr>
       <w:r>
-        <w:t>AT+FEED_ENABLE?</w:t>
+        <w:t>AT+HOSTNAME?</w:t>
       </w:r>
     </w:p>
     <w:p>
@@ -13640,1603 +12479,10 @@
         <w:pStyle w:val="code"/>
       </w:pPr>
       <w:r>
-        <w:t>FEED_ENABLE=&lt;enabled&gt;</w:t>
+        <w:t>HOSTNAME=ADSBee1090-0240907000001</w:t>
       </w:r>
     </w:p>
     <w:p/>
-    <w:p>
-      <w:r>
-        <w:t>Queries whether outbound network feeds are enabled. This setting does not persist across a power cycle unless AT+SETTINGS=SAVE is run to write it to non-volatile storage.</w:t>
-      </w:r>
-    </w:p>
-    <w:p/>
-    <w:p>
-      <w:pPr>
-        <w:pStyle w:val="Heading2"/>
-        <w:numPr>
-          <w:ilvl w:val="1"/>
-          <w:numId w:val="4"/>
-        </w:numPr>
-      </w:pPr>
-      <w:bookmarkStart w:id="32" w:name="_Toc230658041"/>
-      <w:r>
-        <w:t>AT+GNSS</w:t>
-      </w:r>
-    </w:p>
-    <w:p>
-      <w:pPr>
-        <w:pStyle w:val="Heading3"/>
-        <w:numPr>
-          <w:ilvl w:val="2"/>
-          <w:numId w:val="4"/>
-        </w:numPr>
-      </w:pPr>
-      <w:r>
-        <w:t xml:space="preserve">Configure </w:t>
-      </w:r>
-      <w:r>
-        <w:t>GNSS</w:t>
-      </w:r>
-    </w:p>
-    <w:p>
-      <w:pPr>
-        <w:pStyle w:val="code"/>
-      </w:pPr>
-      <w:r>
-        <w:t>AT+GNSS</w:t>
-      </w:r>
-      <w:r>
-        <w:t>=&lt;enabled</w:t>
-      </w:r>
-      <w:proofErr w:type="gramStart"/>
-      <w:r>
-        <w:t>&gt;,[</w:t>
-      </w:r>
-      <w:proofErr w:type="gramEnd"/>
-      <w:r>
-        <w:t>type</w:t>
-      </w:r>
-      <w:proofErr w:type="gramStart"/>
-      <w:r>
-        <w:t>],[</w:t>
-      </w:r>
-      <w:proofErr w:type="gramEnd"/>
-      <w:r>
-        <w:t>notify]</w:t>
-      </w:r>
-    </w:p>
-    <w:p/>
-    <w:tbl>
-      <w:tblPr>
-        <w:tblStyle w:val="TableGrid"/>
-        <w:tblW w:w="0" w:type="auto"/>
-        <w:tblLook w:val="04A0" w:firstRow="1" w:lastRow="0" w:firstColumn="1" w:lastColumn="0" w:noHBand="0" w:noVBand="1"/>
-      </w:tblPr>
-      <w:tblGrid>
-        <w:gridCol w:w="1548"/>
-        <w:gridCol w:w="5796"/>
-        <w:gridCol w:w="3672"/>
-      </w:tblGrid>
-      <w:tr>
-        <w:tc>
-          <w:tcPr>
-            <w:tcW w:w="1548" w:type="dxa"/>
-          </w:tcPr>
-          <w:p>
-            <w:pPr>
-              <w:rPr>
-                <w:b/>
-                <w:bCs/>
-              </w:rPr>
-            </w:pPr>
-            <w:r>
-              <w:rPr>
-                <w:b/>
-                <w:bCs/>
-              </w:rPr>
-              <w:t>Parameter</w:t>
-            </w:r>
-          </w:p>
-        </w:tc>
-        <w:tc>
-          <w:tcPr>
-            <w:tcW w:w="5796" w:type="dxa"/>
-          </w:tcPr>
-          <w:p>
-            <w:pPr>
-              <w:rPr>
-                <w:b/>
-                <w:bCs/>
-              </w:rPr>
-            </w:pPr>
-            <w:r>
-              <w:rPr>
-                <w:b/>
-                <w:bCs/>
-              </w:rPr>
-              <w:t>Description</w:t>
-            </w:r>
-          </w:p>
-        </w:tc>
-        <w:tc>
-          <w:tcPr>
-            <w:tcW w:w="3672" w:type="dxa"/>
-          </w:tcPr>
-          <w:p>
-            <w:pPr>
-              <w:rPr>
-                <w:b/>
-                <w:bCs/>
-              </w:rPr>
-            </w:pPr>
-            <w:r>
-              <w:rPr>
-                <w:b/>
-                <w:bCs/>
-              </w:rPr>
-              <w:t>Acceptable Values</w:t>
-            </w:r>
-          </w:p>
-        </w:tc>
-      </w:tr>
-      <w:tr>
-        <w:tc>
-          <w:tcPr>
-            <w:tcW w:w="1548" w:type="dxa"/>
-          </w:tcPr>
-          <w:p>
-            <w:r>
-              <w:t>enabled</w:t>
-            </w:r>
-          </w:p>
-        </w:tc>
-        <w:tc>
-          <w:tcPr>
-            <w:tcW w:w="5796" w:type="dxa"/>
-          </w:tcPr>
-          <w:p>
-            <w:r>
-              <w:t>Whether the GNSS system should be activated.</w:t>
-            </w:r>
-          </w:p>
-        </w:tc>
-        <w:tc>
-          <w:tcPr>
-            <w:tcW w:w="3672" w:type="dxa"/>
-          </w:tcPr>
-          <w:p>
-            <w:r>
-              <w:t>0-</w:t>
-            </w:r>
-            <w:r>
-              <w:t>1</w:t>
-            </w:r>
-          </w:p>
-        </w:tc>
-      </w:tr>
-      <w:tr>
-        <w:tc>
-          <w:tcPr>
-            <w:tcW w:w="1548" w:type="dxa"/>
-          </w:tcPr>
-          <w:p>
-            <w:r>
-              <w:t>type</w:t>
-            </w:r>
-          </w:p>
-        </w:tc>
-        <w:tc>
-          <w:tcPr>
-            <w:tcW w:w="5796" w:type="dxa"/>
-          </w:tcPr>
-          <w:p>
-            <w:r>
-              <w:t>Optionally specifies the style of messages that are parsed by the GNSS system.</w:t>
-            </w:r>
-            <w:r>
-              <w:br/>
-            </w:r>
-            <w:r>
-              <w:br/>
-            </w:r>
-            <w:r>
-              <w:rPr>
-                <w:b/>
-                <w:bCs/>
-              </w:rPr>
-              <w:t>NONE</w:t>
-            </w:r>
-            <w:r>
-              <w:t xml:space="preserve"> – default value, will disable the GNSS system</w:t>
-            </w:r>
-            <w:r>
-              <w:br/>
-            </w:r>
-            <w:r>
-              <w:rPr>
-                <w:b/>
-                <w:bCs/>
-              </w:rPr>
-              <w:t>GENERIC</w:t>
-            </w:r>
-            <w:r>
-              <w:t xml:space="preserve"> – parses NEMA 0138 style messages</w:t>
-            </w:r>
-            <w:r>
-              <w:br/>
-            </w:r>
-            <w:r>
-              <w:rPr>
-                <w:b/>
-                <w:bCs/>
-              </w:rPr>
-              <w:t>UBX_MIA</w:t>
-            </w:r>
-            <w:r>
-              <w:t xml:space="preserve"> – parses </w:t>
-            </w:r>
-            <w:proofErr w:type="spellStart"/>
-            <w:r>
-              <w:t>uBlox</w:t>
-            </w:r>
-            <w:proofErr w:type="spellEnd"/>
-            <w:r>
-              <w:t xml:space="preserve"> MIA style messages, including manufacturer specific messages.</w:t>
-            </w:r>
-          </w:p>
-        </w:tc>
-        <w:tc>
-          <w:tcPr>
-            <w:tcW w:w="3672" w:type="dxa"/>
-          </w:tcPr>
-          <w:p>
-            <w:r>
-              <w:t>NONE, GENERIC, UBX_MIA</w:t>
-            </w:r>
-          </w:p>
-        </w:tc>
-      </w:tr>
-      <w:tr>
-        <w:tc>
-          <w:tcPr>
-            <w:tcW w:w="1548" w:type="dxa"/>
-          </w:tcPr>
-          <w:p>
-            <w:r>
-              <w:t>notify</w:t>
-            </w:r>
-          </w:p>
-        </w:tc>
-        <w:tc>
-          <w:tcPr>
-            <w:tcW w:w="5796" w:type="dxa"/>
-          </w:tcPr>
-          <w:p>
-            <w:r>
-              <w:t xml:space="preserve">Optionally specifies whether the GNSS system should send an unsolicited </w:t>
-            </w:r>
-            <w:r>
-              <w:rPr>
-                <w:b/>
-                <w:bCs/>
-              </w:rPr>
-              <w:t>AT+GNSS_FIX</w:t>
-            </w:r>
-            <w:r>
-              <w:t xml:space="preserve"> message </w:t>
-            </w:r>
-            <w:r>
-              <w:t>when the fix status changes state from invalid to valid, or valid to invalid.</w:t>
-            </w:r>
-          </w:p>
-        </w:tc>
-        <w:tc>
-          <w:tcPr>
-            <w:tcW w:w="3672" w:type="dxa"/>
-          </w:tcPr>
-          <w:p>
-            <w:r>
-              <w:t>0-</w:t>
-            </w:r>
-            <w:r>
-              <w:t>1</w:t>
-            </w:r>
-          </w:p>
-        </w:tc>
-      </w:tr>
-    </w:tbl>
-    <w:p/>
-    <w:p>
-      <w:pPr>
-        <w:pStyle w:val="Heading3"/>
-        <w:numPr>
-          <w:ilvl w:val="2"/>
-          <w:numId w:val="4"/>
-        </w:numPr>
-      </w:pPr>
-      <w:r>
-        <w:t>Query GNSS Configuration</w:t>
-      </w:r>
-    </w:p>
-    <w:p>
-      <w:pPr>
-        <w:pStyle w:val="code"/>
-      </w:pPr>
-      <w:r>
-        <w:t>AT+GNSS</w:t>
-      </w:r>
-      <w:r>
-        <w:t>?</w:t>
-      </w:r>
-      <w:r>
-        <w:br/>
-      </w:r>
-      <w:r>
-        <w:t>GNSS=</w:t>
-      </w:r>
-      <w:proofErr w:type="gramStart"/>
-      <w:r>
-        <w:t>1,GENERIC</w:t>
-      </w:r>
-      <w:proofErr w:type="gramEnd"/>
-      <w:r>
-        <w:t>,1</w:t>
-      </w:r>
-    </w:p>
-    <w:p/>
-    <w:p>
-      <w:pPr>
-        <w:pStyle w:val="Heading2"/>
-        <w:numPr>
-          <w:ilvl w:val="1"/>
-          <w:numId w:val="4"/>
-        </w:numPr>
-      </w:pPr>
-      <w:r>
-        <w:lastRenderedPageBreak/>
-        <w:t>AT+GNSS_FIX</w:t>
-      </w:r>
-    </w:p>
-    <w:p>
-      <w:pPr>
-        <w:pStyle w:val="Heading3"/>
-        <w:numPr>
-          <w:ilvl w:val="2"/>
-          <w:numId w:val="4"/>
-        </w:numPr>
-      </w:pPr>
-      <w:r>
-        <w:t>Unsolicited AT+GNSS_FIX Messages</w:t>
-      </w:r>
-    </w:p>
-    <w:p>
-      <w:r>
-        <w:t>When enabled, the ADSBee sends unsolicited AT+GNSS_FIX messages on the COMMS_UART and web console. These messages are emitted when the state of the GNSS_FIX changes from valid to invalid, or invalid to valid. The maximum transmission rate of these messages is once per second.</w:t>
-      </w:r>
-    </w:p>
-    <w:p>
-      <w:pPr>
-        <w:pStyle w:val="Heading3"/>
-        <w:numPr>
-          <w:ilvl w:val="2"/>
-          <w:numId w:val="4"/>
-        </w:numPr>
-      </w:pPr>
-      <w:r>
-        <w:t>Query GNSS Fix</w:t>
-      </w:r>
-    </w:p>
-    <w:p>
-      <w:pPr>
-        <w:pStyle w:val="code"/>
-      </w:pPr>
-      <w:r>
-        <w:t>AT+GNSS_FIX?</w:t>
-      </w:r>
-      <w:r>
-        <w:br/>
-      </w:r>
-      <w:r>
-        <w:t>GNSS_FIX=&lt;valid</w:t>
-      </w:r>
-      <w:proofErr w:type="gramStart"/>
-      <w:r>
-        <w:t>&gt;,&lt;</w:t>
-      </w:r>
-      <w:proofErr w:type="gramEnd"/>
-      <w:r>
-        <w:t>lat</w:t>
-      </w:r>
-      <w:proofErr w:type="gramStart"/>
-      <w:r>
-        <w:t>&gt;,&lt;</w:t>
-      </w:r>
-      <w:proofErr w:type="gramEnd"/>
-      <w:r>
-        <w:t>lon</w:t>
-      </w:r>
-      <w:proofErr w:type="gramStart"/>
-      <w:r>
-        <w:t>&gt;,&lt;</w:t>
-      </w:r>
-      <w:proofErr w:type="gramEnd"/>
-      <w:r>
-        <w:t>alt_ft</w:t>
-      </w:r>
-      <w:proofErr w:type="gramStart"/>
-      <w:r>
-        <w:t>&gt;,&lt;</w:t>
-      </w:r>
-      <w:proofErr w:type="gramEnd"/>
-      <w:r>
-        <w:t>heading</w:t>
-      </w:r>
-      <w:proofErr w:type="gramStart"/>
-      <w:r>
-        <w:t>&gt;,&lt;</w:t>
-      </w:r>
-      <w:proofErr w:type="gramEnd"/>
-      <w:r>
-        <w:t>speed_kts</w:t>
-      </w:r>
-      <w:proofErr w:type="gramStart"/>
-      <w:r>
-        <w:t>&gt;,</w:t>
-      </w:r>
-      <w:r>
-        <w:t>&lt;</w:t>
-      </w:r>
-      <w:proofErr w:type="gramEnd"/>
-      <w:r>
-        <w:t>sats</w:t>
-      </w:r>
-      <w:proofErr w:type="gramStart"/>
-      <w:r>
-        <w:t>&gt;,</w:t>
-      </w:r>
-      <w:r>
-        <w:t>&lt;</w:t>
-      </w:r>
-      <w:proofErr w:type="gramEnd"/>
-      <w:r>
-        <w:t>UTC</w:t>
-      </w:r>
-      <w:proofErr w:type="gramStart"/>
-      <w:r>
-        <w:t>&gt;,&lt;</w:t>
-      </w:r>
-      <w:proofErr w:type="gramEnd"/>
-      <w:r>
-        <w:t>pps_count&gt;</w:t>
-      </w:r>
-      <w:r>
-        <w:br/>
-      </w:r>
-      <w:r>
-        <w:t>GNSS_FIX=1,3</w:t>
-      </w:r>
-      <w:r>
-        <w:t>9.</w:t>
-      </w:r>
-      <w:proofErr w:type="gramStart"/>
-      <w:r>
-        <w:t>752150,</w:t>
-      </w:r>
-      <w:r>
-        <w:t>-</w:t>
-      </w:r>
-      <w:proofErr w:type="gramEnd"/>
-      <w:r>
-        <w:t>122.205914,719,324.6,0,7,01:40:01,1530</w:t>
-      </w:r>
-    </w:p>
-    <w:p/>
-    <w:tbl>
-      <w:tblPr>
-        <w:tblStyle w:val="TableGrid"/>
-        <w:tblW w:w="0" w:type="auto"/>
-        <w:tblLook w:val="04A0" w:firstRow="1" w:lastRow="0" w:firstColumn="1" w:lastColumn="0" w:noHBand="0" w:noVBand="1"/>
-      </w:tblPr>
-      <w:tblGrid>
-        <w:gridCol w:w="1548"/>
-        <w:gridCol w:w="5796"/>
-        <w:gridCol w:w="3672"/>
-      </w:tblGrid>
-      <w:tr>
-        <w:tc>
-          <w:tcPr>
-            <w:tcW w:w="1548" w:type="dxa"/>
-          </w:tcPr>
-          <w:p>
-            <w:pPr>
-              <w:rPr>
-                <w:b/>
-                <w:bCs/>
-              </w:rPr>
-            </w:pPr>
-            <w:r>
-              <w:rPr>
-                <w:b/>
-                <w:bCs/>
-              </w:rPr>
-              <w:t>Parameter</w:t>
-            </w:r>
-          </w:p>
-        </w:tc>
-        <w:tc>
-          <w:tcPr>
-            <w:tcW w:w="5796" w:type="dxa"/>
-          </w:tcPr>
-          <w:p>
-            <w:pPr>
-              <w:rPr>
-                <w:b/>
-                <w:bCs/>
-              </w:rPr>
-            </w:pPr>
-            <w:r>
-              <w:rPr>
-                <w:b/>
-                <w:bCs/>
-              </w:rPr>
-              <w:t>Description</w:t>
-            </w:r>
-          </w:p>
-        </w:tc>
-        <w:tc>
-          <w:tcPr>
-            <w:tcW w:w="3672" w:type="dxa"/>
-          </w:tcPr>
-          <w:p>
-            <w:pPr>
-              <w:rPr>
-                <w:b/>
-                <w:bCs/>
-              </w:rPr>
-            </w:pPr>
-            <w:r>
-              <w:rPr>
-                <w:b/>
-                <w:bCs/>
-              </w:rPr>
-              <w:t>Expected Values</w:t>
-            </w:r>
-          </w:p>
-        </w:tc>
-      </w:tr>
-      <w:tr>
-        <w:tc>
-          <w:tcPr>
-            <w:tcW w:w="1548" w:type="dxa"/>
-          </w:tcPr>
-          <w:p>
-            <w:r>
-              <w:t>valid</w:t>
-            </w:r>
-          </w:p>
-        </w:tc>
-        <w:tc>
-          <w:tcPr>
-            <w:tcW w:w="5796" w:type="dxa"/>
-          </w:tcPr>
-          <w:p>
-            <w:r>
-              <w:t>Whether or not the GNSS system has a valid position fix</w:t>
-            </w:r>
-          </w:p>
-        </w:tc>
-        <w:tc>
-          <w:tcPr>
-            <w:tcW w:w="3672" w:type="dxa"/>
-          </w:tcPr>
-          <w:p>
-            <w:r>
-              <w:t>0-1</w:t>
-            </w:r>
-          </w:p>
-        </w:tc>
-      </w:tr>
-      <w:tr>
-        <w:tc>
-          <w:tcPr>
-            <w:tcW w:w="1548" w:type="dxa"/>
-          </w:tcPr>
-          <w:p>
-            <w:proofErr w:type="spellStart"/>
-            <w:r>
-              <w:t>lat</w:t>
-            </w:r>
-            <w:proofErr w:type="spellEnd"/>
-          </w:p>
-        </w:tc>
-        <w:tc>
-          <w:tcPr>
-            <w:tcW w:w="5796" w:type="dxa"/>
-          </w:tcPr>
-          <w:p>
-            <w:r>
-              <w:t>GNSS position latitude</w:t>
-            </w:r>
-          </w:p>
-        </w:tc>
-        <w:tc>
-          <w:tcPr>
-            <w:tcW w:w="3672" w:type="dxa"/>
-          </w:tcPr>
-          <w:p>
-            <w:r>
-              <w:t>-90.000 to +90.000 degrees</w:t>
-            </w:r>
-          </w:p>
-        </w:tc>
-      </w:tr>
-      <w:tr>
-        <w:tc>
-          <w:tcPr>
-            <w:tcW w:w="1548" w:type="dxa"/>
-          </w:tcPr>
-          <w:p>
-            <w:proofErr w:type="spellStart"/>
-            <w:r>
-              <w:t>lon</w:t>
-            </w:r>
-            <w:proofErr w:type="spellEnd"/>
-          </w:p>
-        </w:tc>
-        <w:tc>
-          <w:tcPr>
-            <w:tcW w:w="5796" w:type="dxa"/>
-          </w:tcPr>
-          <w:p>
-            <w:r>
-              <w:t>GNSS position longitude</w:t>
-            </w:r>
-          </w:p>
-        </w:tc>
-        <w:tc>
-          <w:tcPr>
-            <w:tcW w:w="3672" w:type="dxa"/>
-          </w:tcPr>
-          <w:p>
-            <w:r>
-              <w:t>-180.000 to +180.000 degrees</w:t>
-            </w:r>
-          </w:p>
-        </w:tc>
-      </w:tr>
-      <w:tr>
-        <w:tc>
-          <w:tcPr>
-            <w:tcW w:w="1548" w:type="dxa"/>
-          </w:tcPr>
-          <w:p>
-            <w:proofErr w:type="spellStart"/>
-            <w:r>
-              <w:t>alt_ft</w:t>
-            </w:r>
-            <w:proofErr w:type="spellEnd"/>
-          </w:p>
-        </w:tc>
-        <w:tc>
-          <w:tcPr>
-            <w:tcW w:w="5796" w:type="dxa"/>
-          </w:tcPr>
-          <w:p>
-            <w:r>
-              <w:t>GNSS altitude</w:t>
-            </w:r>
-          </w:p>
-        </w:tc>
-        <w:tc>
-          <w:tcPr>
-            <w:tcW w:w="3672" w:type="dxa"/>
-          </w:tcPr>
-          <w:p>
-            <w:r>
-              <w:t>0-50,000 feet</w:t>
-            </w:r>
-          </w:p>
-        </w:tc>
-      </w:tr>
-      <w:tr>
-        <w:tc>
-          <w:tcPr>
-            <w:tcW w:w="1548" w:type="dxa"/>
-          </w:tcPr>
-          <w:p>
-            <w:r>
-              <w:t>heading</w:t>
-            </w:r>
-          </w:p>
-        </w:tc>
-        <w:tc>
-          <w:tcPr>
-            <w:tcW w:w="5796" w:type="dxa"/>
-          </w:tcPr>
-          <w:p>
-            <w:r>
-              <w:t>GNSS track heading</w:t>
-            </w:r>
-          </w:p>
-        </w:tc>
-        <w:tc>
-          <w:tcPr>
-            <w:tcW w:w="3672" w:type="dxa"/>
-          </w:tcPr>
-          <w:p>
-            <w:r>
-              <w:t>0.0-360.0 degrees</w:t>
-            </w:r>
-          </w:p>
-        </w:tc>
-      </w:tr>
-      <w:tr>
-        <w:tc>
-          <w:tcPr>
-            <w:tcW w:w="1548" w:type="dxa"/>
-          </w:tcPr>
-          <w:p>
-            <w:proofErr w:type="spellStart"/>
-            <w:r>
-              <w:t>speed_kts</w:t>
-            </w:r>
-            <w:proofErr w:type="spellEnd"/>
-          </w:p>
-        </w:tc>
-        <w:tc>
-          <w:tcPr>
-            <w:tcW w:w="5796" w:type="dxa"/>
-          </w:tcPr>
-          <w:p>
-            <w:r>
-              <w:t>GNSS track speed</w:t>
-            </w:r>
-          </w:p>
-        </w:tc>
-        <w:tc>
-          <w:tcPr>
-            <w:tcW w:w="3672" w:type="dxa"/>
-          </w:tcPr>
-          <w:p>
-            <w:r>
-              <w:t>0-999 knots</w:t>
-            </w:r>
-          </w:p>
-        </w:tc>
-      </w:tr>
-      <w:tr>
-        <w:tc>
-          <w:tcPr>
-            <w:tcW w:w="1548" w:type="dxa"/>
-          </w:tcPr>
-          <w:p>
-            <w:r>
-              <w:t>sats</w:t>
-            </w:r>
-          </w:p>
-        </w:tc>
-        <w:tc>
-          <w:tcPr>
-            <w:tcW w:w="5796" w:type="dxa"/>
-          </w:tcPr>
-          <w:p>
-            <w:r>
-              <w:t>GNSS satellites in view</w:t>
-            </w:r>
-          </w:p>
-        </w:tc>
-        <w:tc>
-          <w:tcPr>
-            <w:tcW w:w="3672" w:type="dxa"/>
-          </w:tcPr>
-          <w:p>
-            <w:r>
-              <w:t>0-128</w:t>
-            </w:r>
-          </w:p>
-        </w:tc>
-      </w:tr>
-      <w:tr>
-        <w:tc>
-          <w:tcPr>
-            <w:tcW w:w="1548" w:type="dxa"/>
-          </w:tcPr>
-          <w:p>
-            <w:r>
-              <w:t>UTC</w:t>
-            </w:r>
-          </w:p>
-        </w:tc>
-        <w:tc>
-          <w:tcPr>
-            <w:tcW w:w="5796" w:type="dxa"/>
-          </w:tcPr>
-          <w:p>
-            <w:r>
-              <w:t>Current UTC time in HH:</w:t>
-            </w:r>
-            <w:proofErr w:type="gramStart"/>
-            <w:r>
-              <w:t>MM:SS</w:t>
-            </w:r>
-            <w:proofErr w:type="gramEnd"/>
-          </w:p>
-        </w:tc>
-        <w:tc>
-          <w:tcPr>
-            <w:tcW w:w="3672" w:type="dxa"/>
-          </w:tcPr>
-          <w:p>
-            <w:r>
-              <w:t>00:00:00-23:59:59</w:t>
-            </w:r>
-          </w:p>
-        </w:tc>
-      </w:tr>
-      <w:tr>
-        <w:tc>
-          <w:tcPr>
-            <w:tcW w:w="1548" w:type="dxa"/>
-          </w:tcPr>
-          <w:p>
-            <w:proofErr w:type="spellStart"/>
-            <w:r>
-              <w:t>pps_count</w:t>
-            </w:r>
-            <w:proofErr w:type="spellEnd"/>
-          </w:p>
-        </w:tc>
-        <w:tc>
-          <w:tcPr>
-            <w:tcW w:w="5796" w:type="dxa"/>
-          </w:tcPr>
-          <w:p>
-            <w:r>
-              <w:t xml:space="preserve">Count of pulse-per-second pulses counted by </w:t>
-            </w:r>
-            <w:proofErr w:type="spellStart"/>
-            <w:r>
-              <w:t>adsbee</w:t>
-            </w:r>
-            <w:proofErr w:type="spellEnd"/>
-            <w:r>
-              <w:t xml:space="preserve"> from the external GNSS module</w:t>
-            </w:r>
-          </w:p>
-        </w:tc>
-        <w:tc>
-          <w:tcPr>
-            <w:tcW w:w="3672" w:type="dxa"/>
-          </w:tcPr>
-          <w:p>
-            <w:r>
-              <w:t>0-4,294,967,295</w:t>
-            </w:r>
-          </w:p>
-        </w:tc>
-      </w:tr>
-    </w:tbl>
-    <w:p/>
-    <w:p>
-      <w:pPr>
-        <w:pStyle w:val="Heading2"/>
-        <w:numPr>
-          <w:ilvl w:val="1"/>
-          <w:numId w:val="4"/>
-        </w:numPr>
-      </w:pPr>
-      <w:r>
-        <w:t>AT+HELP</w:t>
-      </w:r>
-      <w:bookmarkEnd w:id="32"/>
-    </w:p>
-    <w:p>
-      <w:pPr>
-        <w:pStyle w:val="code"/>
-      </w:pPr>
-      <w:r>
-        <w:t>AT+HELP</w:t>
-      </w:r>
-    </w:p>
-    <w:p>
-      <w:pPr>
-        <w:pStyle w:val="code"/>
-      </w:pPr>
-      <w:r>
-        <w:t>AT Command Help Menu:</w:t>
-      </w:r>
-    </w:p>
-    <w:p>
-      <w:pPr>
-        <w:pStyle w:val="code"/>
-      </w:pPr>
-      <w:r>
-        <w:t xml:space="preserve">BAUDRATE: </w:t>
-      </w:r>
-    </w:p>
-    <w:p>
-      <w:pPr>
-        <w:pStyle w:val="code"/>
-      </w:pPr>
-      <w:r>
-        <w:t xml:space="preserve">        AT+BAUDRATE=&lt;</w:t>
-      </w:r>
-      <w:proofErr w:type="spellStart"/>
-      <w:r>
-        <w:t>iface</w:t>
-      </w:r>
-      <w:proofErr w:type="spellEnd"/>
-      <w:proofErr w:type="gramStart"/>
-      <w:r>
-        <w:t>&gt;,&lt;</w:t>
-      </w:r>
-      <w:proofErr w:type="spellStart"/>
-      <w:proofErr w:type="gramEnd"/>
-      <w:r>
-        <w:t>baudrate</w:t>
-      </w:r>
-      <w:proofErr w:type="spellEnd"/>
-      <w:r>
-        <w:t>&gt;</w:t>
-      </w:r>
-    </w:p>
-    <w:p>
-      <w:pPr>
-        <w:pStyle w:val="code"/>
-      </w:pPr>
-      <w:r>
-        <w:t xml:space="preserve">        Set the baud rate of a serial interface.</w:t>
-      </w:r>
-    </w:p>
-    <w:p>
-      <w:pPr>
-        <w:pStyle w:val="code"/>
-      </w:pPr>
-      <w:r>
-        <w:t xml:space="preserve">        AT_BAUDRATE?</w:t>
-      </w:r>
-    </w:p>
-    <w:p>
-      <w:pPr>
-        <w:pStyle w:val="code"/>
-      </w:pPr>
-      <w:r>
-        <w:t xml:space="preserve">        Query the baud rate of all serial interfaces.</w:t>
-      </w:r>
-    </w:p>
-    <w:p>
-      <w:pPr>
-        <w:pStyle w:val="code"/>
-      </w:pPr>
-      <w:r>
-        <w:t xml:space="preserve">BIAS_TEE_ENABLE: </w:t>
-      </w:r>
-    </w:p>
-    <w:p>
-      <w:pPr>
-        <w:pStyle w:val="code"/>
-      </w:pPr>
-      <w:r>
-        <w:t xml:space="preserve">        AT+BIAS_TEE_ENABLE=&lt;enabled&gt;</w:t>
-      </w:r>
-    </w:p>
-    <w:p>
-      <w:pPr>
-        <w:pStyle w:val="code"/>
-      </w:pPr>
-      <w:r>
-        <w:t xml:space="preserve">        Enable or disable the bias </w:t>
-      </w:r>
-      <w:proofErr w:type="gramStart"/>
-      <w:r>
-        <w:t>tee</w:t>
-      </w:r>
-      <w:proofErr w:type="gramEnd"/>
-      <w:r>
-        <w:t>.</w:t>
-      </w:r>
-    </w:p>
-    <w:p>
-      <w:pPr>
-        <w:pStyle w:val="code"/>
-      </w:pPr>
-      <w:r>
-        <w:t xml:space="preserve">        BIAS_TEE_ENABLE?</w:t>
-      </w:r>
-    </w:p>
-    <w:p>
-      <w:pPr>
-        <w:pStyle w:val="code"/>
-      </w:pPr>
-      <w:r>
-        <w:t xml:space="preserve">        Query the status of the bias tee.</w:t>
-      </w:r>
-    </w:p>
-    <w:p>
-      <w:pPr>
-        <w:pStyle w:val="code"/>
-      </w:pPr>
-      <w:r>
-        <w:t>...</w:t>
-      </w:r>
-    </w:p>
-    <w:p>
-      <w:r>
-        <w:t>Prints the available AT commands as well as how to use them. The list of commands in the preview above is abridged</w:t>
-      </w:r>
-      <w:r>
-        <w:t>.</w:t>
-      </w:r>
-    </w:p>
-    <w:p>
-      <w:pPr>
-        <w:pStyle w:val="Heading2"/>
-        <w:numPr>
-          <w:ilvl w:val="1"/>
-          <w:numId w:val="4"/>
-        </w:numPr>
-      </w:pPr>
-      <w:bookmarkStart w:id="33" w:name="_Toc230658042"/>
-      <w:r>
-        <w:lastRenderedPageBreak/>
-        <w:t>AT+HOSTNAME</w:t>
-      </w:r>
-      <w:bookmarkEnd w:id="33"/>
-    </w:p>
-    <w:p>
-      <w:pPr>
-        <w:pStyle w:val="Heading3"/>
-        <w:numPr>
-          <w:ilvl w:val="2"/>
-          <w:numId w:val="4"/>
-        </w:numPr>
-      </w:pPr>
-      <w:bookmarkStart w:id="34" w:name="_Toc230658043"/>
-      <w:r>
-        <w:t>Set the Device Hostname</w:t>
-      </w:r>
-      <w:bookmarkEnd w:id="34"/>
-    </w:p>
-    <w:p>
-      <w:pPr>
-        <w:pStyle w:val="code"/>
-      </w:pPr>
-      <w:r>
-        <w:t>AT+HOSTNAME=&lt;hostname&gt;</w:t>
-      </w:r>
-    </w:p>
-    <w:p>
-      <w:r>
-        <w:t xml:space="preserve">Sets the </w:t>
-      </w:r>
-      <w:proofErr w:type="gramStart"/>
-      <w:r>
-        <w:t>device hostname</w:t>
-      </w:r>
-      <w:proofErr w:type="gramEnd"/>
-      <w:r>
-        <w:t xml:space="preserve">, which can make things easier when configuring a local network. Hostname is also used for </w:t>
-      </w:r>
-      <w:proofErr w:type="spellStart"/>
-      <w:r>
-        <w:t>mDNS</w:t>
-      </w:r>
-      <w:proofErr w:type="spellEnd"/>
-      <w:r>
-        <w:t>, allowing you to visit the device’s webpage at &lt;hostname</w:t>
-      </w:r>
-      <w:proofErr w:type="gramStart"/>
-      <w:r>
-        <w:t>&gt;.local</w:t>
-      </w:r>
-      <w:proofErr w:type="gramEnd"/>
-      <w:r>
-        <w:t>.</w:t>
-      </w:r>
-    </w:p>
-    <w:p>
-      <w:pPr>
-        <w:pStyle w:val="Heading3"/>
-        <w:numPr>
-          <w:ilvl w:val="2"/>
-          <w:numId w:val="4"/>
-        </w:numPr>
-      </w:pPr>
-      <w:bookmarkStart w:id="35" w:name="_Toc230658044"/>
-      <w:r>
-        <w:t>Query the Device Hostname</w:t>
-      </w:r>
-      <w:bookmarkEnd w:id="35"/>
-    </w:p>
-    <w:p>
-      <w:pPr>
-        <w:pStyle w:val="code"/>
-      </w:pPr>
-      <w:r>
-        <w:t>AT+HOSTNAME?</w:t>
-      </w:r>
-    </w:p>
-    <w:p>
-      <w:pPr>
-        <w:pStyle w:val="code"/>
-      </w:pPr>
-      <w:r>
-        <w:t>HOSTNAME=ADSBee1090-0240907000001</w:t>
-      </w:r>
-    </w:p>
-    <w:p/>
-    <w:p>
-      <w:pPr>
-        <w:rPr>
-          <w:rFonts w:ascii="Poppins SemiBold" w:eastAsiaTheme="majorEastAsia" w:hAnsi="Poppins SemiBold" w:cstheme="majorBidi"/>
-          <w:b/>
-          <w:color w:val="FFCB00"/>
-          <w:sz w:val="26"/>
-          <w:szCs w:val="26"/>
-        </w:rPr>
-      </w:pPr>
-      <w:r>
-        <w:br w:type="page"/>
-      </w:r>
-    </w:p>
-    <w:p>
-      <w:pPr>
-        <w:pStyle w:val="Heading2"/>
-        <w:numPr>
-          <w:ilvl w:val="1"/>
-          <w:numId w:val="4"/>
-        </w:numPr>
-      </w:pPr>
-      <w:bookmarkStart w:id="111" w:name="_Toc230658107"/>
-      <w:r>
-        <w:t>AT+LED_BLINK</w:t>
-      </w:r>
-      <w:bookmarkEnd w:id="111"/>
-    </w:p>
-    <w:p>
-      <w:pPr>
-        <w:pStyle w:val="code"/>
-      </w:pPr>
-      <w:r>
-        <w:t>AT+LED_BLINK=&lt;duration_ms&gt;,&lt;led&gt;[,&lt;led&gt;...]</w:t>
-      </w:r>
-    </w:p>
-    <w:p>
-      <w:pPr>
-        <w:pStyle w:val="code"/>
-      </w:pPr>
-      <w:r>
-        <w:t>OK</w:t>
-      </w:r>
-    </w:p>
-    <w:p/>
-    <w:p>
-      <w:r>
-        <w:t xml:space="preserve">Forces one or more status indicator LEDs solid on for duration_ms milliseconds, then turns them off again. The command is non-blocking and returns immediately. Up to three led arguments may be supplied; repeating the same led has no additional effect. This command ignores the AT+LED_ENABLE setting and lights the requested indicators even when the LEDs are disabled, which makes it useful for test fixtures and production test. </w:t>
-      </w:r>
-      <w:r>
-        <w:t xml:space="preserve">See section </w:t>
-      </w:r>
-      <w:r>
-        <w:fldChar w:fldCharType="begin"/>
-      </w:r>
-      <w:r>
-        <w:instrText xml:space="preserve"> REF _Ref230658200 \r \h </w:instrText>
-      </w:r>
-      <w:r>
-        <w:fldChar w:fldCharType="separate"/>
-      </w:r>
-      <w:r>
-        <w:t xml:space="preserve">3    </w:t>
-      </w:r>
-      <w:r>
-        <w:fldChar w:fldCharType="end"/>
-      </w:r>
-      <w:r>
-        <w:t>for a description of each indicator.</w:t>
-      </w:r>
-    </w:p>
-    <w:tbl>
-      <w:tblPr>
-        <w:tblStyle w:val="TableGrid"/>
-        <w:tblW w:w="0" w:type="auto"/>
-        <w:tblLook w:val="04A0" w:firstRow="1" w:lastRow="0" w:firstColumn="1" w:lastColumn="0" w:noHBand="0" w:noVBand="1"/>
-      </w:tblPr>
-      <w:tblGrid>
-        <w:gridCol w:w="1548"/>
-        <w:gridCol w:w="5796"/>
-        <w:gridCol w:w="3672"/>
-      </w:tblGrid>
-      <w:tr>
-        <w:tc>
-          <w:tcPr>
-            <w:tcW w:w="1548" w:type="dxa"/>
-          </w:tcPr>
-          <w:p>
-            <w:pPr>
-              <w:rPr>
-                <w:b/>
-                <w:bCs/>
-              </w:rPr>
-            </w:pPr>
-            <w:r>
-              <w:rPr>
-                <w:b/>
-                <w:bCs/>
-              </w:rPr>
-              <w:t>Parameter</w:t>
-            </w:r>
-          </w:p>
-        </w:tc>
-        <w:tc>
-          <w:tcPr>
-            <w:tcW w:w="5796" w:type="dxa"/>
-          </w:tcPr>
-          <w:p>
-            <w:pPr>
-              <w:rPr>
-                <w:b/>
-                <w:bCs/>
-              </w:rPr>
-            </w:pPr>
-            <w:r>
-              <w:rPr>
-                <w:b/>
-                <w:bCs/>
-              </w:rPr>
-              <w:t>Description</w:t>
-            </w:r>
-          </w:p>
-        </w:tc>
-        <w:tc>
-          <w:tcPr>
-            <w:tcW w:w="3672" w:type="dxa"/>
-          </w:tcPr>
-          <w:p>
-            <w:pPr>
-              <w:rPr>
-                <w:b/>
-                <w:bCs/>
-              </w:rPr>
-            </w:pPr>
-            <w:r>
-              <w:rPr>
-                <w:b/>
-                <w:bCs/>
-              </w:rPr>
-              <w:t>Acceptable Values</w:t>
-            </w:r>
-          </w:p>
-        </w:tc>
-      </w:tr>
-      <w:tr>
-        <w:tc>
-          <w:tcPr>
-            <w:tcW w:w="1548" w:type="dxa"/>
-          </w:tcPr>
-          <w:p>
-            <w:r>
-              <w:t>duration_ms</w:t>
-            </w:r>
-          </w:p>
-        </w:tc>
-        <w:tc>
-          <w:tcPr>
-            <w:tcW w:w="5796" w:type="dxa"/>
-          </w:tcPr>
-          <w:p>
-            <w:r>
-              <w:t>Number of milliseconds that the requested indicators are held on.</w:t>
-            </w:r>
-          </w:p>
-        </w:tc>
-        <w:tc>
-          <w:tcPr>
-            <w:tcW w:w="3672" w:type="dxa"/>
-          </w:tcPr>
-          <w:p>
-            <w:r>
-              <w:t>1 – 60000</w:t>
-            </w:r>
-          </w:p>
-        </w:tc>
-      </w:tr>
-      <w:tr>
-        <w:tc>
-          <w:tcPr>
-            <w:tcW w:w="1548" w:type="dxa"/>
-          </w:tcPr>
-          <w:p>
-            <w:r>
-              <w:t>led</w:t>
-            </w:r>
-          </w:p>
-        </w:tc>
-        <w:tc>
-          <w:tcPr>
-            <w:tcW w:w="5796" w:type="dxa"/>
-          </w:tcPr>
-          <w:p>
-            <w:r>
-              <w:t>Indicator to light. May be repeated up to three times to light more than one indicator.</w:t>
-            </w:r>
-          </w:p>
-        </w:tc>
-        <w:tc>
-          <w:tcPr>
-            <w:tcW w:w="3672" w:type="dxa"/>
-          </w:tcPr>
-          <w:p>
-            <w:r>
-              <w:t>1090 – The 1090 MHz activity indicator.</w:t>
-            </w:r>
-          </w:p>
-          <w:p>
-            <w:r>
-              <w:t>SUBG – The sub-GHz (UAT) activity indicator.</w:t>
-            </w:r>
-          </w:p>
-          <w:p>
-            <w:r>
-              <w:t>NETWORK – The network activity indicator.</w:t>
-            </w:r>
-          </w:p>
-          <w:p>
-            <w:r>
-              <w:t>ALL – All three indicators.</w:t>
-            </w:r>
-          </w:p>
-        </w:tc>
-      </w:tr>
-    </w:tbl>
-    <w:p/>
-    <w:p>
-      <w:r>
-        <w:t>All requested indicators must accept the request for the command to succeed. If a target coprocessor is disabled or unreachable, the command replies with an error that names the indicators that failed; indicators that already started blinking are not turned back off.</w:t>
-      </w:r>
-    </w:p>
-    <w:p>
-      <w:pPr>
-        <w:pStyle w:val="code"/>
-      </w:pPr>
-      <w:r>
-        <w:t>ERROR Duration must be 1-60000 ms.</w:t>
-      </w:r>
-    </w:p>
-    <w:p>
-      <w:pPr>
-        <w:pStyle w:val="code"/>
-      </w:pPr>
-      <w:r>
-        <w:t>ERROR Invalid LED 'X'. Must be 1090, SUBG, NETWORK, or ALL.</w:t>
-      </w:r>
-    </w:p>
-    <w:p>
-      <w:pPr>
-        <w:pStyle w:val="code"/>
-      </w:pPr>
-      <w:r>
-        <w:t>ERROR Failed to blink: SUBG(disabled).</w:t>
-      </w:r>
-    </w:p>
-    <w:p/>
-    <w:p>
-      <w:r>
-        <w:t>A blink request does not shorten a longer blink that is already in progress on the same indicator.</w:t>
-      </w:r>
-    </w:p>
-    <w:p>
-      <w:pPr>
-        <w:rPr>
-          <w:rFonts w:ascii="Poppins SemiBold" w:eastAsiaTheme="majorEastAsia" w:hAnsi="Poppins SemiBold" w:cstheme="majorBidi"/>
-          <w:b/>
-          <w:color w:val="FFCB00"/>
-          <w:sz w:val="26"/>
-          <w:szCs w:val="26"/>
-        </w:rPr>
-      </w:pPr>
-      <w:r>
-        <w:br w:type="page"/>
-      </w:r>
-    </w:p>
-    <w:p>
-      <w:pPr>
-        <w:pStyle w:val="Heading2"/>
-        <w:numPr>
-          <w:ilvl w:val="1"/>
-          <w:numId w:val="4"/>
-        </w:numPr>
-      </w:pPr>
-      <w:bookmarkStart w:id="112" w:name="_Toc230658108"/>
-      <w:r>
-        <w:t>AT+LED_ENABLE</w:t>
-      </w:r>
-      <w:bookmarkEnd w:id="112"/>
-    </w:p>
-    <w:p>
-      <w:pPr>
-        <w:pStyle w:val="Heading3"/>
-        <w:numPr>
-          <w:ilvl w:val="2"/>
-          <w:numId w:val="4"/>
-        </w:numPr>
-      </w:pPr>
-      <w:bookmarkStart w:id="113" w:name="_Toc230658109"/>
-      <w:r>
-        <w:t>Enable or Disable the Status Indicators</w:t>
-      </w:r>
-      <w:bookmarkEnd w:id="113"/>
-    </w:p>
-    <w:p>
-      <w:pPr>
-        <w:pStyle w:val="code"/>
-      </w:pPr>
-      <w:r>
-        <w:t>AT+LED_ENABLE=&lt;enabled&gt;</w:t>
-      </w:r>
-    </w:p>
-    <w:p>
-      <w:pPr>
-        <w:pStyle w:val="code"/>
-      </w:pPr>
-      <w:r>
-        <w:t>OK</w:t>
-      </w:r>
-    </w:p>
-    <w:p/>
-    <w:p>
-      <w:r>
-        <w:t>Enables or disables the hardware status indicator LEDs. The setting applies to all three indicators and is synchronized to the ESP32 and CC1312 coprocessors. Disabling the indicators turns the 1090 indicator off immediately rather than waiting for the current flash to expire. Note that AT+LED_BLINK overrides this setting.</w:t>
-      </w:r>
-    </w:p>
-    <w:tbl>
-      <w:tblPr>
-        <w:tblStyle w:val="TableGrid"/>
-        <w:tblW w:w="0" w:type="auto"/>
-        <w:tblLook w:val="04A0" w:firstRow="1" w:lastRow="0" w:firstColumn="1" w:lastColumn="0" w:noHBand="0" w:noVBand="1"/>
-      </w:tblPr>
-      <w:tblGrid>
-        <w:gridCol w:w="1548"/>
-        <w:gridCol w:w="5796"/>
-        <w:gridCol w:w="3672"/>
-      </w:tblGrid>
-      <w:tr>
-        <w:tc>
-          <w:tcPr>
-            <w:tcW w:w="1548" w:type="dxa"/>
-          </w:tcPr>
-          <w:p>
-            <w:pPr>
-              <w:rPr>
-                <w:b/>
-                <w:bCs/>
-              </w:rPr>
-            </w:pPr>
-            <w:r>
-              <w:rPr>
-                <w:b/>
-                <w:bCs/>
-              </w:rPr>
-              <w:t>Parameter</w:t>
-            </w:r>
-          </w:p>
-        </w:tc>
-        <w:tc>
-          <w:tcPr>
-            <w:tcW w:w="5796" w:type="dxa"/>
-          </w:tcPr>
-          <w:p>
-            <w:pPr>
-              <w:rPr>
-                <w:b/>
-                <w:bCs/>
-              </w:rPr>
-            </w:pPr>
-            <w:r>
-              <w:rPr>
-                <w:b/>
-                <w:bCs/>
-              </w:rPr>
-              <w:t>Description</w:t>
-            </w:r>
-          </w:p>
-        </w:tc>
-        <w:tc>
-          <w:tcPr>
-            <w:tcW w:w="3672" w:type="dxa"/>
-          </w:tcPr>
-          <w:p>
-            <w:pPr>
-              <w:rPr>
-                <w:b/>
-                <w:bCs/>
-              </w:rPr>
-            </w:pPr>
-            <w:r>
-              <w:rPr>
-                <w:b/>
-                <w:bCs/>
-              </w:rPr>
-              <w:t>Acceptable Values</w:t>
-            </w:r>
-          </w:p>
-        </w:tc>
-      </w:tr>
-      <w:tr>
-        <w:tc>
-          <w:tcPr>
-            <w:tcW w:w="1548" w:type="dxa"/>
-          </w:tcPr>
-          <w:p>
-            <w:r>
-              <w:t>enabled</w:t>
-            </w:r>
-          </w:p>
-        </w:tc>
-        <w:tc>
-          <w:tcPr>
-            <w:tcW w:w="5796" w:type="dxa"/>
-          </w:tcPr>
-          <w:p>
-            <w:r>
-              <w:t>Whether the status indicator LEDs are enabled.</w:t>
-            </w:r>
-          </w:p>
-        </w:tc>
-        <w:tc>
-          <w:tcPr>
-            <w:tcW w:w="3672" w:type="dxa"/>
-          </w:tcPr>
-          <w:p>
-            <w:r>
-              <w:t>0 – Status indicators are disabled.</w:t>
-            </w:r>
-          </w:p>
-          <w:p>
-            <w:r>
-              <w:t>1 – Status indicators are enabled.</w:t>
-            </w:r>
-          </w:p>
-        </w:tc>
-      </w:tr>
-    </w:tbl>
-    <w:p/>
-    <w:p>
-      <w:pPr>
-        <w:pStyle w:val="Heading3"/>
-        <w:numPr>
-          <w:ilvl w:val="2"/>
-          <w:numId w:val="4"/>
-        </w:numPr>
-      </w:pPr>
-      <w:bookmarkStart w:id="114" w:name="_Toc230658110"/>
-      <w:r>
-        <w:t>Query the Status Indicator Enable Setting</w:t>
-      </w:r>
-      <w:bookmarkEnd w:id="114"/>
-    </w:p>
-    <w:p>
-      <w:pPr>
-        <w:pStyle w:val="code"/>
-      </w:pPr>
-      <w:r>
-        <w:t>AT+LED_ENABLE?</w:t>
-      </w:r>
-    </w:p>
-    <w:p>
-      <w:pPr>
-        <w:pStyle w:val="code"/>
-      </w:pPr>
-      <w:r>
-        <w:t>LED_ENABLE=&lt;enabled&gt;</w:t>
-      </w:r>
-    </w:p>
-    <w:p/>
-    <w:p>
-      <w:r>
-        <w:t>Queries whether the status indicator LEDs are enabled. This setting does not persist across a power cycle unless AT+SETTINGS=SAVE is run to write it to non-volatile storage.</w:t>
-      </w:r>
-    </w:p>
     <w:p>
       <w:pPr>
         <w:rPr>
@@ -15301,25 +12547,7 @@
         <w:pStyle w:val="code"/>
       </w:pPr>
       <w:r>
-        <w:t>AT+MAVLINK_ID=&lt;</w:t>
-      </w:r>
-      <w:proofErr w:type="spellStart"/>
-      <w:r>
-        <w:t>system_id</w:t>
-      </w:r>
-      <w:proofErr w:type="spellEnd"/>
-      <w:proofErr w:type="gramStart"/>
-      <w:r>
-        <w:t>&gt;,&lt;</w:t>
-      </w:r>
-      <w:proofErr w:type="spellStart"/>
-      <w:proofErr w:type="gramEnd"/>
-      <w:r>
-        <w:t>component_id</w:t>
-      </w:r>
-      <w:proofErr w:type="spellEnd"/>
-      <w:r>
-        <w:t>&gt;</w:t>
+        <w:t>AT+MAVLINK_ID=&lt;system_id&gt;,&lt;component_id&gt;</w:t>
       </w:r>
     </w:p>
     <w:p>
@@ -15410,11 +12638,9 @@
             <w:tcW w:w="1818" w:type="dxa"/>
           </w:tcPr>
           <w:p>
-            <w:proofErr w:type="spellStart"/>
             <w:r>
               <w:t>system_id</w:t>
             </w:r>
-            <w:proofErr w:type="spellEnd"/>
           </w:p>
         </w:tc>
         <w:tc>
@@ -15423,15 +12649,7 @@
           </w:tcPr>
           <w:p>
             <w:r>
-              <w:t xml:space="preserve">Unique identifier for the MAVLINK system (e.g. the aircraft). All components in the system should have the same </w:t>
-            </w:r>
-            <w:proofErr w:type="spellStart"/>
-            <w:r>
-              <w:t>system_id</w:t>
-            </w:r>
-            <w:proofErr w:type="spellEnd"/>
-            <w:r>
-              <w:t>.</w:t>
+              <w:t>Unique identifier for the MAVLINK system (e.g. the aircraft). All components in the system should have the same system_id.</w:t>
             </w:r>
           </w:p>
         </w:tc>
@@ -15455,11 +12673,9 @@
             <w:tcW w:w="1818" w:type="dxa"/>
           </w:tcPr>
           <w:p>
-            <w:proofErr w:type="spellStart"/>
             <w:r>
               <w:t>component_id</w:t>
             </w:r>
-            <w:proofErr w:type="spellEnd"/>
           </w:p>
         </w:tc>
         <w:tc>
@@ -15468,15 +12684,7 @@
           </w:tcPr>
           <w:p>
             <w:r>
-              <w:t xml:space="preserve">Unique identifier for a component within the MAVLINK system (e.g. the ADSBee). All components in the system should have a unique </w:t>
-            </w:r>
-            <w:proofErr w:type="spellStart"/>
-            <w:r>
-              <w:t>component_id</w:t>
-            </w:r>
-            <w:proofErr w:type="spellEnd"/>
-            <w:r>
-              <w:t>.</w:t>
+              <w:t>Unique identifier for a component within the MAVLINK system (e.g. the ADSBee). All components in the system should have a unique component_id.</w:t>
             </w:r>
           </w:p>
         </w:tc>
@@ -15570,15 +12778,7 @@
         <w:pStyle w:val="code"/>
       </w:pPr>
       <w:r>
-        <w:t>AT+LOG_LEVEL=&lt;</w:t>
-      </w:r>
-      <w:proofErr w:type="spellStart"/>
-      <w:r>
-        <w:t>log_level</w:t>
-      </w:r>
-      <w:proofErr w:type="spellEnd"/>
-      <w:r>
-        <w:t>&gt;</w:t>
+        <w:t>AT+LOG_LEVEL=&lt;log_level&gt;</w:t>
       </w:r>
     </w:p>
     <w:p/>
@@ -15661,11 +12861,9 @@
             <w:tcW w:w="1548" w:type="dxa"/>
           </w:tcPr>
           <w:p>
-            <w:proofErr w:type="spellStart"/>
             <w:r>
               <w:t>log_level</w:t>
             </w:r>
-            <w:proofErr w:type="spellEnd"/>
           </w:p>
         </w:tc>
         <w:tc>
@@ -15683,15 +12881,7 @@
           <w:p/>
           <w:p>
             <w:r>
-              <w:t xml:space="preserve">Terminal prints are color coded on the Serial CLI (but not on the Web CLI). Errors are printed in </w:t>
-            </w:r>
-            <w:proofErr w:type="gramStart"/>
-            <w:r>
-              <w:t>red,</w:t>
-            </w:r>
-            <w:proofErr w:type="gramEnd"/>
-            <w:r>
-              <w:t xml:space="preserve"> warnings are printed in yellow, and other prints have no color coding.</w:t>
+              <w:t>Terminal prints are color coded on the Serial CLI (but not on the Web CLI). Errors are printed in red, warnings are printed in yellow, and other prints have no color coding.</w:t>
             </w:r>
           </w:p>
         </w:tc>
@@ -15707,15 +12897,7 @@
               <w:t xml:space="preserve"> logs</w:t>
             </w:r>
             <w:r>
-              <w:t xml:space="preserve">. </w:t>
-            </w:r>
-            <w:proofErr w:type="gramStart"/>
-            <w:r>
-              <w:t>Details</w:t>
-            </w:r>
-            <w:proofErr w:type="gramEnd"/>
-            <w:r>
-              <w:t xml:space="preserve"> every packet received by the ADSBee and whether it passed checksum.</w:t>
+              <w:t>. Details every packet received by the ADSBee and whether it passed checksum.</w:t>
             </w:r>
             <w:r>
               <w:t xml:space="preserve"> Also prints all warnings and errors.</w:t>
@@ -15771,6 +12953,7 @@
       </w:pPr>
       <w:bookmarkStart w:id="40" w:name="_Toc230658049"/>
       <w:r>
+        <w:lastRenderedPageBreak/>
         <w:t>AT+PROTOCOL</w:t>
       </w:r>
       <w:r>
@@ -15805,20 +12988,7 @@
         <w:t>_OUT</w:t>
       </w:r>
       <w:r>
-        <w:t>=&lt;</w:t>
-      </w:r>
-      <w:proofErr w:type="spellStart"/>
-      <w:r>
-        <w:t>iface</w:t>
-      </w:r>
-      <w:proofErr w:type="spellEnd"/>
-      <w:proofErr w:type="gramStart"/>
-      <w:r>
-        <w:t>&gt;,&lt;</w:t>
-      </w:r>
-      <w:proofErr w:type="gramEnd"/>
-      <w:r>
-        <w:t>protocol&gt;</w:t>
+        <w:t>=&lt;iface&gt;,&lt;protocol&gt;</w:t>
       </w:r>
     </w:p>
     <w:p/>
@@ -15901,11 +13071,9 @@
             <w:tcW w:w="1548" w:type="dxa"/>
           </w:tcPr>
           <w:p>
-            <w:proofErr w:type="spellStart"/>
             <w:r>
               <w:t>iface</w:t>
             </w:r>
-            <w:proofErr w:type="spellEnd"/>
           </w:p>
         </w:tc>
         <w:tc>
@@ -15914,15 +13082,7 @@
           </w:tcPr>
           <w:p>
             <w:r>
-              <w:t xml:space="preserve">Serial interface to set the </w:t>
-            </w:r>
-            <w:proofErr w:type="spellStart"/>
-            <w:r>
-              <w:t>baudrate</w:t>
-            </w:r>
-            <w:proofErr w:type="spellEnd"/>
-            <w:r>
-              <w:t xml:space="preserve"> for.</w:t>
+              <w:t>Serial interface to set the baudrate for.</w:t>
             </w:r>
           </w:p>
         </w:tc>
@@ -16049,20 +13209,7 @@
         <w:t>_OUT</w:t>
       </w:r>
       <w:r>
-        <w:t>=</w:t>
-      </w:r>
-      <w:proofErr w:type="gramStart"/>
-      <w:r>
-        <w:t>CONSOLE,&lt;</w:t>
-      </w:r>
-      <w:proofErr w:type="spellStart"/>
-      <w:proofErr w:type="gramEnd"/>
-      <w:r>
-        <w:t>console_protocol</w:t>
-      </w:r>
-      <w:proofErr w:type="spellEnd"/>
-      <w:r>
-        <w:t>&gt;</w:t>
+        <w:t>=CONSOLE,&lt;console_protocol&gt;</w:t>
       </w:r>
     </w:p>
     <w:p>
@@ -16076,20 +13223,7 @@
         <w:t>_OUT</w:t>
       </w:r>
       <w:r>
-        <w:t>=COMMS_</w:t>
-      </w:r>
-      <w:proofErr w:type="gramStart"/>
-      <w:r>
-        <w:t>UART,&lt;</w:t>
-      </w:r>
-      <w:proofErr w:type="spellStart"/>
-      <w:proofErr w:type="gramEnd"/>
-      <w:r>
-        <w:t>comms_uart_protocol</w:t>
-      </w:r>
-      <w:proofErr w:type="spellEnd"/>
-      <w:r>
-        <w:t>&gt;</w:t>
+        <w:t>=COMMS_UART,&lt;comms_uart_protocol&gt;</w:t>
       </w:r>
     </w:p>
     <w:p/>
@@ -16201,40 +13335,23 @@
       <w:r>
         <w:t>AT+RX_ENABLE=&lt;</w:t>
       </w:r>
-      <w:proofErr w:type="spellStart"/>
-      <w:r>
-        <w:t>all_enabled</w:t>
-      </w:r>
-      <w:proofErr w:type="spellEnd"/>
-      <w:proofErr w:type="gramStart"/>
-      <w:r>
-        <w:t>&gt;,&lt;</w:t>
-      </w:r>
-      <w:proofErr w:type="gramEnd"/>
+      <w:r>
+        <w:t>all_enabled&gt;,&lt;</w:t>
+      </w:r>
       <w:r>
         <w:t>1090_</w:t>
       </w:r>
       <w:r>
-        <w:t>enabled</w:t>
-      </w:r>
-      <w:proofErr w:type="gramStart"/>
-      <w:r>
-        <w:t>&gt;</w:t>
+        <w:t>enabled&gt;</w:t>
       </w:r>
       <w:r>
         <w:t>,&lt;</w:t>
       </w:r>
-      <w:proofErr w:type="spellStart"/>
-      <w:proofErr w:type="gramEnd"/>
       <w:r>
         <w:t>subg</w:t>
       </w:r>
       <w:r>
-        <w:t>_enabled</w:t>
-      </w:r>
-      <w:proofErr w:type="spellEnd"/>
-      <w:r>
-        <w:t>&gt;</w:t>
+        <w:t>_enabled&gt;</w:t>
       </w:r>
     </w:p>
     <w:p/>
@@ -16317,11 +13434,9 @@
             <w:tcW w:w="1548" w:type="dxa"/>
           </w:tcPr>
           <w:p>
-            <w:proofErr w:type="spellStart"/>
             <w:r>
               <w:t>all_enabled</w:t>
             </w:r>
-            <w:proofErr w:type="spellEnd"/>
           </w:p>
         </w:tc>
         <w:tc>
@@ -16330,15 +13445,7 @@
           </w:tcPr>
           <w:p>
             <w:r>
-              <w:t xml:space="preserve">Flag indicating whether to ignore 1090_enabled and </w:t>
-            </w:r>
-            <w:proofErr w:type="spellStart"/>
-            <w:r>
-              <w:t>subg_enabled</w:t>
-            </w:r>
-            <w:proofErr w:type="spellEnd"/>
-            <w:r>
-              <w:t xml:space="preserve"> flags and enable / disable all radios.</w:t>
+              <w:t>Flag indicating whether to ignore 1090_enabled and subg_enabled flags and enable / disable all radios.</w:t>
             </w:r>
           </w:p>
         </w:tc>
@@ -16434,14 +13541,12 @@
             <w:tcW w:w="1548" w:type="dxa"/>
           </w:tcPr>
           <w:p>
-            <w:proofErr w:type="spellStart"/>
             <w:r>
               <w:t>subg</w:t>
             </w:r>
             <w:r>
               <w:t>_enabled</w:t>
             </w:r>
-            <w:proofErr w:type="spellEnd"/>
           </w:p>
         </w:tc>
         <w:tc>
@@ -16561,13 +13666,8 @@
           <w:docGrid w:linePitch="360"/>
         </w:sectPr>
       </w:pPr>
-      <w:proofErr w:type="spellStart"/>
-      <w:r>
-        <w:t>SubG</w:t>
-      </w:r>
-      <w:proofErr w:type="spellEnd"/>
-      <w:r>
-        <w:t xml:space="preserve"> Receiver: DISABLED</w:t>
+      <w:r>
+        <w:t>SubG Receiver: DISABLED</w:t>
       </w:r>
     </w:p>
     <w:p>
@@ -16586,50 +13686,13 @@
       <w:bookmarkEnd w:id="48"/>
     </w:p>
     <w:p>
-      <w:proofErr w:type="spellStart"/>
-      <w:r>
-        <w:t>ADSBee’s</w:t>
-      </w:r>
-      <w:proofErr w:type="spellEnd"/>
-      <w:r>
-        <w:t xml:space="preserve"> internal receiver position is used as a reference location for decoding Mode S surface position </w:t>
-      </w:r>
-      <w:proofErr w:type="gramStart"/>
-      <w:r>
-        <w:t>packets, and</w:t>
-      </w:r>
-      <w:proofErr w:type="gramEnd"/>
-      <w:r>
-        <w:t xml:space="preserve"> is also sent as an </w:t>
-      </w:r>
-      <w:proofErr w:type="spellStart"/>
-      <w:r>
-        <w:t>ownship</w:t>
-      </w:r>
-      <w:proofErr w:type="spellEnd"/>
-      <w:r>
-        <w:t xml:space="preserve"> location in various packet formats, enabling electronic flight bag apps to “scroll” their maps </w:t>
-      </w:r>
-      <w:proofErr w:type="gramStart"/>
-      <w:r>
-        <w:t>in order to</w:t>
-      </w:r>
-      <w:proofErr w:type="gramEnd"/>
-      <w:r>
-        <w:t xml:space="preserve"> follow the location of the receiver.</w:t>
-      </w:r>
-    </w:p>
-    <w:p>
-      <w:r>
-        <w:t xml:space="preserve">The receiver location can be hardcoded to a fixed value or can be automatically derived using </w:t>
-      </w:r>
-      <w:proofErr w:type="gramStart"/>
-      <w:r>
-        <w:t>a number of</w:t>
-      </w:r>
-      <w:proofErr w:type="gramEnd"/>
-      <w:r>
-        <w:t xml:space="preserve"> methods.</w:t>
+      <w:r>
+        <w:t>ADSBee’s internal receiver position is used as a reference location for decoding Mode S surface position packets, and is also sent as an ownship location in various packet formats, enabling electronic flight bag apps to “scroll” their maps in order to follow the location of the receiver.</w:t>
+      </w:r>
+    </w:p>
+    <w:p>
+      <w:r>
+        <w:t>The receiver location can be hardcoded to a fixed value or can be automatically derived using a number of methods.</w:t>
       </w:r>
     </w:p>
     <w:p>
@@ -16682,15 +13745,7 @@
         </w:numPr>
       </w:pPr>
       <w:r>
-        <w:t xml:space="preserve">LOWEST – Receiver position derived from the lowest altitude aircraft being tracked in the aircraft dictionary. </w:t>
-      </w:r>
-      <w:proofErr w:type="gramStart"/>
-      <w:r>
-        <w:t>Generally</w:t>
-      </w:r>
-      <w:proofErr w:type="gramEnd"/>
-      <w:r>
-        <w:t xml:space="preserve"> aircraft lower to the ground are harder to receive, so the lowest aircraft provides a good guess of where the receiver might be located. </w:t>
+        <w:t xml:space="preserve">LOWEST – Receiver position derived from the lowest altitude aircraft being tracked in the aircraft dictionary. Generally aircraft lower to the ground are harder to receive, so the lowest aircraft provides a good guess of where the receiver might be located. </w:t>
       </w:r>
       <w:r>
         <w:rPr>
@@ -16709,23 +13764,7 @@
         </w:numPr>
       </w:pPr>
       <w:r>
-        <w:t xml:space="preserve">ICAO – Receiver position tracks the ICAO address of a specific aircraft. This is useful for bootstrapping </w:t>
-      </w:r>
-      <w:proofErr w:type="spellStart"/>
-      <w:r>
-        <w:t>ownship</w:t>
-      </w:r>
-      <w:proofErr w:type="spellEnd"/>
-      <w:r>
-        <w:t xml:space="preserve"> position </w:t>
-      </w:r>
-      <w:proofErr w:type="gramStart"/>
-      <w:r>
-        <w:t>from</w:t>
-      </w:r>
-      <w:proofErr w:type="gramEnd"/>
-      <w:r>
-        <w:t xml:space="preserve"> an aircraft that the receiver might be on board or following.</w:t>
+        <w:t>ICAO – Receiver position tracks the ICAO address of a specific aircraft. This is useful for bootstrapping ownship position from an aircraft that the receiver might be on board or following.</w:t>
       </w:r>
     </w:p>
     <w:p>
@@ -16870,15 +13909,7 @@
         <w:t>.</w:t>
       </w:r>
       <w:r>
-        <w:t xml:space="preserve"> The same behavior applies when the receiver position is set to LOWEST (</w:t>
-      </w:r>
-      <w:proofErr w:type="spellStart"/>
-      <w:r>
-        <w:t>ie</w:t>
-      </w:r>
-      <w:proofErr w:type="spellEnd"/>
-      <w:r>
-        <w:t xml:space="preserve">. The position valid field only shows </w:t>
+        <w:t xml:space="preserve"> The same behavior applies when the receiver position is set to LOWEST (ie. The position valid field only shows </w:t>
       </w:r>
       <w:r>
         <w:rPr>
@@ -16913,15 +13944,7 @@
         <w:t>]</w:t>
       </w:r>
       <w:r>
-        <w:t xml:space="preserve"> when the receiver has its source set to </w:t>
-      </w:r>
-      <w:proofErr w:type="gramStart"/>
-      <w:r>
-        <w:t>ICAO, and</w:t>
-      </w:r>
-      <w:proofErr w:type="gramEnd"/>
-      <w:r>
-        <w:t xml:space="preserve"> will show </w:t>
+        <w:t xml:space="preserve"> when the receiver has its source set to ICAO, and will show </w:t>
       </w:r>
       <w:r>
         <w:rPr>
@@ -17019,47 +14042,7 @@
         <w:pStyle w:val="code"/>
       </w:pPr>
       <w:r>
-        <w:t>AT+RX_POSITION=</w:t>
-      </w:r>
-      <w:proofErr w:type="gramStart"/>
-      <w:r>
-        <w:t>FIXED,&lt;</w:t>
-      </w:r>
-      <w:proofErr w:type="gramEnd"/>
-      <w:r>
-        <w:t>lat_deg</w:t>
-      </w:r>
-      <w:proofErr w:type="gramStart"/>
-      <w:r>
-        <w:t>&gt;,&lt;</w:t>
-      </w:r>
-      <w:proofErr w:type="gramEnd"/>
-      <w:r>
-        <w:t>lon_deg</w:t>
-      </w:r>
-      <w:proofErr w:type="gramStart"/>
-      <w:r>
-        <w:t>&gt;,&lt;</w:t>
-      </w:r>
-      <w:proofErr w:type="gramEnd"/>
-      <w:r>
-        <w:t>gnss_alt_ft</w:t>
-      </w:r>
-      <w:proofErr w:type="gramStart"/>
-      <w:r>
-        <w:t>&gt;,&lt;</w:t>
-      </w:r>
-      <w:proofErr w:type="gramEnd"/>
-      <w:r>
-        <w:t>baro_alt_ft</w:t>
-      </w:r>
-      <w:proofErr w:type="gramStart"/>
-      <w:r>
-        <w:t>&gt;,&lt;</w:t>
-      </w:r>
-      <w:proofErr w:type="gramEnd"/>
-      <w:r>
-        <w:t>heading_deg&gt;</w:t>
+        <w:t>AT+RX_POSITION=FIXED,&lt;lat_deg&gt;,&lt;lon_deg&gt;,&lt;gnss_alt_ft&gt;,&lt;baro_alt_ft&gt;,&lt;heading_deg&gt;</w:t>
       </w:r>
     </w:p>
     <w:p>
@@ -17150,11 +14133,9 @@
             <w:tcW w:w="1548" w:type="dxa"/>
           </w:tcPr>
           <w:p>
-            <w:proofErr w:type="spellStart"/>
             <w:r>
               <w:t>lat_deg</w:t>
             </w:r>
-            <w:proofErr w:type="spellEnd"/>
           </w:p>
         </w:tc>
         <w:tc>
@@ -17184,11 +14165,9 @@
             <w:tcW w:w="1548" w:type="dxa"/>
           </w:tcPr>
           <w:p>
-            <w:proofErr w:type="spellStart"/>
             <w:r>
               <w:t>lon_deg</w:t>
             </w:r>
-            <w:proofErr w:type="spellEnd"/>
           </w:p>
         </w:tc>
         <w:tc>
@@ -17218,11 +14197,9 @@
             <w:tcW w:w="1548" w:type="dxa"/>
           </w:tcPr>
           <w:p>
-            <w:proofErr w:type="spellStart"/>
             <w:r>
               <w:t>gnss_alt_ft</w:t>
             </w:r>
-            <w:proofErr w:type="spellEnd"/>
           </w:p>
         </w:tc>
         <w:tc>
@@ -17252,11 +14229,9 @@
             <w:tcW w:w="1548" w:type="dxa"/>
           </w:tcPr>
           <w:p>
-            <w:proofErr w:type="spellStart"/>
             <w:r>
               <w:t>baro_alt_ft</w:t>
             </w:r>
-            <w:proofErr w:type="spellEnd"/>
           </w:p>
         </w:tc>
         <w:tc>
@@ -17286,11 +14261,9 @@
             <w:tcW w:w="1548" w:type="dxa"/>
           </w:tcPr>
           <w:p>
-            <w:proofErr w:type="spellStart"/>
             <w:r>
               <w:t>heading_deg</w:t>
             </w:r>
-            <w:proofErr w:type="spellEnd"/>
           </w:p>
         </w:tc>
         <w:tc>
@@ -17396,20 +14369,7 @@
         <w:pStyle w:val="code"/>
       </w:pPr>
       <w:r>
-        <w:t>AT+RX_POSITION=</w:t>
-      </w:r>
-      <w:proofErr w:type="gramStart"/>
-      <w:r>
-        <w:t>ICAO,&lt;</w:t>
-      </w:r>
-      <w:proofErr w:type="spellStart"/>
-      <w:proofErr w:type="gramEnd"/>
-      <w:r>
-        <w:t>icao_address</w:t>
-      </w:r>
-      <w:proofErr w:type="spellEnd"/>
-      <w:r>
-        <w:t>&gt;</w:t>
+        <w:t>AT+RX_POSITION=ICAO,&lt;icao_address&gt;</w:t>
       </w:r>
     </w:p>
     <w:p>
@@ -17500,11 +14460,9 @@
             <w:tcW w:w="1548" w:type="dxa"/>
           </w:tcPr>
           <w:p>
-            <w:proofErr w:type="spellStart"/>
             <w:r>
               <w:t>icao_address</w:t>
             </w:r>
-            <w:proofErr w:type="spellEnd"/>
           </w:p>
         </w:tc>
         <w:tc>
@@ -17607,15 +14565,7 @@
         <w:pStyle w:val="code"/>
       </w:pPr>
       <w:r>
-        <w:t xml:space="preserve">        Trigger Level: 1300 </w:t>
-      </w:r>
-      <w:proofErr w:type="spellStart"/>
-      <w:r>
-        <w:t>milliVolts</w:t>
-      </w:r>
-      <w:proofErr w:type="spellEnd"/>
-      <w:r>
-        <w:t xml:space="preserve"> (-62 dBm)</w:t>
+        <w:t xml:space="preserve">        Trigger Level: 1300 milliVolts (-62 dBm)</w:t>
       </w:r>
     </w:p>
     <w:p>
@@ -17679,13 +14629,8 @@
         <w:pStyle w:val="code"/>
       </w:pPr>
       <w:r>
-        <w:t xml:space="preserve">        GNSS UART Baud Rate: 9600 </w:t>
-      </w:r>
-      <w:proofErr w:type="gramStart"/>
-      <w:r>
-        <w:t>baud</w:t>
-      </w:r>
-      <w:proofErr w:type="gramEnd"/>
+        <w:t xml:space="preserve">        GNSS UART Baud Rate: 9600 baud</w:t>
+      </w:r>
     </w:p>
     <w:p>
       <w:pPr>
@@ -17700,15 +14645,7 @@
         <w:pStyle w:val="code"/>
       </w:pPr>
       <w:r>
-        <w:t xml:space="preserve">        </w:t>
-      </w:r>
-      <w:proofErr w:type="spellStart"/>
-      <w:r>
-        <w:t>WiFi</w:t>
-      </w:r>
-      <w:proofErr w:type="spellEnd"/>
-      <w:r>
-        <w:t xml:space="preserve"> AP: ENABLED</w:t>
+        <w:t xml:space="preserve">        WiFi AP: ENABLED</w:t>
       </w:r>
     </w:p>
     <w:p>
@@ -17732,28 +14669,15 @@
         <w:pStyle w:val="code"/>
       </w:pPr>
       <w:r>
-        <w:t xml:space="preserve">                Password: </w:t>
-      </w:r>
-      <w:proofErr w:type="spellStart"/>
-      <w:r>
-        <w:t>yummyflowers</w:t>
-      </w:r>
-      <w:proofErr w:type="spellEnd"/>
+        <w:t xml:space="preserve">                Password: yummyflowers</w:t>
+      </w:r>
     </w:p>
     <w:p>
       <w:pPr>
         <w:pStyle w:val="code"/>
       </w:pPr>
       <w:r>
-        <w:t xml:space="preserve">        </w:t>
-      </w:r>
-      <w:proofErr w:type="spellStart"/>
-      <w:r>
-        <w:t>WiFi</w:t>
-      </w:r>
-      <w:proofErr w:type="spellEnd"/>
-      <w:r>
-        <w:t xml:space="preserve"> STA: ENABLED</w:t>
+        <w:t xml:space="preserve">        WiFi STA: ENABLED</w:t>
       </w:r>
     </w:p>
     <w:p>
@@ -17761,13 +14685,8 @@
         <w:pStyle w:val="code"/>
       </w:pPr>
       <w:r>
-        <w:t xml:space="preserve">                SSID: Smart Bidet </w:t>
-      </w:r>
-      <w:proofErr w:type="spellStart"/>
-      <w:r>
-        <w:t>Wifi</w:t>
-      </w:r>
-      <w:proofErr w:type="spellEnd"/>
+        <w:t xml:space="preserve">                SSID: Smart Bidet Wifi</w:t>
+      </w:r>
     </w:p>
     <w:p>
       <w:pPr>
@@ -17790,17 +14709,7 @@
         <w:pStyle w:val="code"/>
       </w:pPr>
       <w:r>
-        <w:t xml:space="preserve">                0 URI:192.168.1.103 Port:30004 ACTIVE </w:t>
-      </w:r>
-      <w:proofErr w:type="spellStart"/>
-      <w:proofErr w:type="gramStart"/>
-      <w:r>
-        <w:t>Protocol:BEAST</w:t>
-      </w:r>
-      <w:proofErr w:type="spellEnd"/>
-      <w:proofErr w:type="gramEnd"/>
-      <w:r>
-        <w:t xml:space="preserve"> ID:0xbee00038172d18c1</w:t>
+        <w:t xml:space="preserve">                0 URI:192.168.1.103 Port:30004 ACTIVE Protocol:BEAST ID:0xbee00038172d18c1</w:t>
       </w:r>
     </w:p>
     <w:p>
@@ -17808,17 +14717,7 @@
         <w:pStyle w:val="code"/>
       </w:pPr>
       <w:r>
-        <w:t xml:space="preserve">                1 URI: Port:0 INACTIVE </w:t>
-      </w:r>
-      <w:proofErr w:type="spellStart"/>
-      <w:proofErr w:type="gramStart"/>
-      <w:r>
-        <w:t>Protocol:NONE</w:t>
-      </w:r>
-      <w:proofErr w:type="spellEnd"/>
-      <w:proofErr w:type="gramEnd"/>
-      <w:r>
-        <w:t xml:space="preserve"> ID:0xbee00038172d18c1</w:t>
+        <w:t xml:space="preserve">                1 URI: Port:0 INACTIVE Protocol:NONE ID:0xbee00038172d18c1</w:t>
       </w:r>
     </w:p>
     <w:p>
@@ -17826,17 +14725,7 @@
         <w:pStyle w:val="code"/>
       </w:pPr>
       <w:r>
-        <w:t xml:space="preserve">                2 URI: Port:0 INACTIVE </w:t>
-      </w:r>
-      <w:proofErr w:type="spellStart"/>
-      <w:proofErr w:type="gramStart"/>
-      <w:r>
-        <w:t>Protocol:NONE</w:t>
-      </w:r>
-      <w:proofErr w:type="spellEnd"/>
-      <w:proofErr w:type="gramEnd"/>
-      <w:r>
-        <w:t xml:space="preserve"> ID:0xbee00038172d18c1</w:t>
+        <w:t xml:space="preserve">                2 URI: Port:0 INACTIVE Protocol:NONE ID:0xbee00038172d18c1</w:t>
       </w:r>
     </w:p>
     <w:p>
@@ -17844,17 +14733,7 @@
         <w:pStyle w:val="code"/>
       </w:pPr>
       <w:r>
-        <w:t xml:space="preserve">                3 URI: Port:0 INACTIVE </w:t>
-      </w:r>
-      <w:proofErr w:type="spellStart"/>
-      <w:proofErr w:type="gramStart"/>
-      <w:r>
-        <w:t>Protocol:NONE</w:t>
-      </w:r>
-      <w:proofErr w:type="spellEnd"/>
-      <w:proofErr w:type="gramEnd"/>
-      <w:r>
-        <w:t xml:space="preserve"> ID:0xbee00038172d18c1</w:t>
+        <w:t xml:space="preserve">                3 URI: Port:0 INACTIVE Protocol:NONE ID:0xbee00038172d18c1</w:t>
       </w:r>
     </w:p>
     <w:p>
@@ -17862,17 +14741,7 @@
         <w:pStyle w:val="code"/>
       </w:pPr>
       <w:r>
-        <w:t xml:space="preserve">                4 URI:78.46.234.18 Port:30004 ACTIVE </w:t>
-      </w:r>
-      <w:proofErr w:type="spellStart"/>
-      <w:proofErr w:type="gramStart"/>
-      <w:r>
-        <w:t>Protocol:BEAST</w:t>
-      </w:r>
-      <w:proofErr w:type="spellEnd"/>
-      <w:proofErr w:type="gramEnd"/>
-      <w:r>
-        <w:t xml:space="preserve"> ID:0xbee00038172d18c1</w:t>
+        <w:t xml:space="preserve">                4 URI:78.46.234.18 Port:30004 ACTIVE Protocol:BEAST ID:0xbee00038172d18c1</w:t>
       </w:r>
     </w:p>
     <w:p>
@@ -17880,27 +14749,7 @@
         <w:pStyle w:val="code"/>
       </w:pPr>
       <w:r>
-        <w:t xml:space="preserve">                5 </w:t>
-      </w:r>
-      <w:proofErr w:type="spellStart"/>
-      <w:proofErr w:type="gramStart"/>
-      <w:r>
-        <w:t>URI:feed.whereplane.xyz</w:t>
-      </w:r>
-      <w:proofErr w:type="spellEnd"/>
-      <w:proofErr w:type="gramEnd"/>
-      <w:r>
-        <w:t xml:space="preserve"> Port:30004 INACTIVE </w:t>
-      </w:r>
-      <w:proofErr w:type="spellStart"/>
-      <w:proofErr w:type="gramStart"/>
-      <w:r>
-        <w:t>Protocol:BEAST</w:t>
-      </w:r>
-      <w:proofErr w:type="spellEnd"/>
-      <w:proofErr w:type="gramEnd"/>
-      <w:r>
-        <w:t xml:space="preserve"> ID:0xbee00038172d18c1</w:t>
+        <w:t xml:space="preserve">                5 URI:feed.whereplane.xyz Port:30004 INACTIVE Protocol:BEAST ID:0xbee00038172d18c1</w:t>
       </w:r>
     </w:p>
     <w:p>
@@ -17941,15 +14790,7 @@
     </w:p>
     <w:p>
       <w:r>
-        <w:t>Sending AT+</w:t>
-      </w:r>
-      <w:proofErr w:type="gramStart"/>
-      <w:r>
-        <w:t>SETTINGS?DUMP</w:t>
-      </w:r>
-      <w:proofErr w:type="gramEnd"/>
-      <w:r>
-        <w:t xml:space="preserve"> outputs a dump of all nonvolatile settings in AT command format, allowing them to be easily re-entered when restoring the ADSBee settings after a firmware upgrade, or for moving setting between devices.</w:t>
+        <w:t>Sending AT+SETTINGS?DUMP outputs a dump of all nonvolatile settings in AT command format, allowing them to be easily re-entered when restoring the ADSBee settings after a firmware upgrade, or for moving setting between devices.</w:t>
       </w:r>
     </w:p>
     <w:p>
@@ -17957,13 +14798,8 @@
         <w:pStyle w:val="code"/>
       </w:pPr>
       <w:r>
-        <w:t>AT+</w:t>
-      </w:r>
-      <w:proofErr w:type="gramStart"/>
-      <w:r>
-        <w:t>SETTINGS?DUMP</w:t>
-      </w:r>
-      <w:proofErr w:type="gramEnd"/>
+        <w:t>AT+SETTINGS?DUMP</w:t>
+      </w:r>
     </w:p>
     <w:p>
       <w:pPr>
@@ -18018,134 +14854,48 @@
         <w:pStyle w:val="code"/>
       </w:pPr>
       <w:r>
-        <w:t>AT+FEED=</w:t>
-      </w:r>
-      <w:proofErr w:type="gramStart"/>
-      <w:r>
-        <w:t>0,,</w:t>
-      </w:r>
-      <w:proofErr w:type="gramEnd"/>
-      <w:r>
-        <w:t>0,</w:t>
-      </w:r>
-      <w:proofErr w:type="gramStart"/>
-      <w:r>
-        <w:t>0,NONE</w:t>
-      </w:r>
-      <w:proofErr w:type="gramEnd"/>
+        <w:t>AT+FEED=0,,0,0,NONE</w:t>
+      </w:r>
     </w:p>
     <w:p>
       <w:pPr>
         <w:pStyle w:val="code"/>
       </w:pPr>
       <w:r>
-        <w:t>AT+FEED=</w:t>
-      </w:r>
-      <w:proofErr w:type="gramStart"/>
-      <w:r>
-        <w:t>1,,</w:t>
-      </w:r>
-      <w:proofErr w:type="gramEnd"/>
-      <w:r>
-        <w:t>0,</w:t>
-      </w:r>
-      <w:proofErr w:type="gramStart"/>
-      <w:r>
-        <w:t>0,NONE</w:t>
-      </w:r>
-      <w:proofErr w:type="gramEnd"/>
+        <w:t>AT+FEED=1,,0,0,NONE</w:t>
+      </w:r>
     </w:p>
     <w:p>
       <w:pPr>
         <w:pStyle w:val="code"/>
       </w:pPr>
       <w:r>
-        <w:t>AT+FEED=</w:t>
-      </w:r>
-      <w:proofErr w:type="gramStart"/>
-      <w:r>
-        <w:t>2,,</w:t>
-      </w:r>
-      <w:proofErr w:type="gramEnd"/>
-      <w:r>
-        <w:t>0,</w:t>
-      </w:r>
-      <w:proofErr w:type="gramStart"/>
-      <w:r>
-        <w:t>0,NONE</w:t>
-      </w:r>
-      <w:proofErr w:type="gramEnd"/>
+        <w:t>AT+FEED=2,,0,0,NONE</w:t>
+      </w:r>
     </w:p>
     <w:p>
       <w:pPr>
         <w:pStyle w:val="code"/>
       </w:pPr>
       <w:r>
-        <w:t>AT+FEED=</w:t>
-      </w:r>
-      <w:proofErr w:type="gramStart"/>
-      <w:r>
-        <w:t>3,,</w:t>
-      </w:r>
-      <w:proofErr w:type="gramEnd"/>
-      <w:r>
-        <w:t>0,</w:t>
-      </w:r>
-      <w:proofErr w:type="gramStart"/>
-      <w:r>
-        <w:t>0,NONE</w:t>
-      </w:r>
-      <w:proofErr w:type="gramEnd"/>
+        <w:t>AT+FEED=3,,0,0,NONE</w:t>
+      </w:r>
     </w:p>
     <w:p>
       <w:pPr>
         <w:pStyle w:val="code"/>
       </w:pPr>
       <w:r>
-        <w:t>AT+FEED=</w:t>
-      </w:r>
-      <w:proofErr w:type="gramStart"/>
-      <w:r>
-        <w:t>4,feed</w:t>
-      </w:r>
-      <w:proofErr w:type="gramEnd"/>
-      <w:r>
-        <w:t>.</w:t>
-      </w:r>
-      <w:proofErr w:type="gramStart"/>
-      <w:r>
-        <w:t>airplanes.live</w:t>
-      </w:r>
-      <w:proofErr w:type="gramEnd"/>
-      <w:r>
-        <w:t>,30004,</w:t>
-      </w:r>
-      <w:proofErr w:type="gramStart"/>
-      <w:r>
-        <w:t>1,BEAST</w:t>
-      </w:r>
-      <w:proofErr w:type="gramEnd"/>
+        <w:t>AT+FEED=4,feed.airplanes.live,30004,1,BEAST</w:t>
+      </w:r>
     </w:p>
     <w:p>
       <w:pPr>
         <w:pStyle w:val="code"/>
       </w:pPr>
       <w:r>
-        <w:t>AT+FEED=</w:t>
-      </w:r>
-      <w:proofErr w:type="gramStart"/>
-      <w:r>
-        <w:t>5,feed.adsb.fi</w:t>
-      </w:r>
-      <w:proofErr w:type="gramEnd"/>
-      <w:r>
-        <w:t>,30004,</w:t>
-      </w:r>
-      <w:proofErr w:type="gramStart"/>
-      <w:r>
-        <w:t>1,BEAST</w:t>
-      </w:r>
-      <w:proofErr w:type="gramEnd"/>
+        <w:t>AT+FEED=5,feed.adsb.fi,30004,1,BEAST</w:t>
+      </w:r>
     </w:p>
     <w:p>
       <w:pPr>
@@ -18160,28 +14910,15 @@
         <w:pStyle w:val="code"/>
       </w:pPr>
       <w:r>
-        <w:t>AT+PROTOCOL=</w:t>
-      </w:r>
-      <w:proofErr w:type="gramStart"/>
-      <w:r>
-        <w:t>CONSOLE,NONE</w:t>
-      </w:r>
-      <w:proofErr w:type="gramEnd"/>
+        <w:t>AT+PROTOCOL=CONSOLE,NONE</w:t>
+      </w:r>
     </w:p>
     <w:p>
       <w:pPr>
         <w:pStyle w:val="code"/>
       </w:pPr>
       <w:r>
-        <w:t>AT+PROTOCOL=COMMS_</w:t>
-      </w:r>
-      <w:proofErr w:type="gramStart"/>
-      <w:r>
-        <w:t>UART,MAVLINK</w:t>
-      </w:r>
-      <w:proofErr w:type="gramEnd"/>
-      <w:r>
-        <w:t>1</w:t>
+        <w:t>AT+PROTOCOL=COMMS_UART,MAVLINK1</w:t>
       </w:r>
     </w:p>
     <w:p>
@@ -18213,23 +14950,7 @@
         <w:pStyle w:val="code"/>
       </w:pPr>
       <w:r>
-        <w:t>AT+WIFI_AP=</w:t>
-      </w:r>
-      <w:proofErr w:type="gramStart"/>
-      <w:r>
-        <w:t>1,ADSBee</w:t>
-      </w:r>
-      <w:proofErr w:type="gramEnd"/>
-      <w:r>
-        <w:t>1090-</w:t>
-      </w:r>
-      <w:proofErr w:type="gramStart"/>
-      <w:r>
-        <w:t>0240907000001,yummyflowers</w:t>
-      </w:r>
-      <w:proofErr w:type="gramEnd"/>
-      <w:r>
-        <w:t>,11</w:t>
+        <w:t>AT+WIFI_AP=1,ADSBee1090-0240907000001,yummyflowers,11</w:t>
       </w:r>
     </w:p>
     <w:p>
@@ -18237,13 +14958,8 @@
         <w:pStyle w:val="code"/>
       </w:pPr>
       <w:r>
-        <w:t>AT+WIFI_STA=</w:t>
-      </w:r>
-      <w:proofErr w:type="gramStart"/>
-      <w:r>
-        <w:t>0,,</w:t>
-      </w:r>
-      <w:proofErr w:type="gramEnd"/>
+        <w:t>AT+WIFI_STA=0,,</w:t>
+      </w:r>
     </w:p>
     <w:p>
       <w:pPr>
@@ -18346,23 +15062,7 @@
     </w:p>
     <w:p>
       <w:r>
-        <w:t xml:space="preserve">Note that this command resets settings to factory </w:t>
-      </w:r>
-      <w:proofErr w:type="gramStart"/>
-      <w:r>
-        <w:t>defaults, but</w:t>
-      </w:r>
-      <w:proofErr w:type="gramEnd"/>
-      <w:r>
-        <w:t xml:space="preserve"> will not persist them to the next </w:t>
-      </w:r>
-      <w:proofErr w:type="gramStart"/>
-      <w:r>
-        <w:t>power on</w:t>
-      </w:r>
-      <w:proofErr w:type="gramEnd"/>
-      <w:r>
-        <w:t xml:space="preserve"> unless </w:t>
+        <w:t xml:space="preserve">Note that this command resets settings to factory defaults, but will not persist them to the next power on unless </w:t>
       </w:r>
       <w:r>
         <w:rPr>
@@ -18409,31 +15109,7 @@
         <w:ind w:left="0"/>
       </w:pPr>
       <w:r>
-        <w:t xml:space="preserve">Enable or disable the Sub-GHz receiver, if present. Can be used to drive the Sub-GHz receiver </w:t>
-      </w:r>
-      <w:proofErr w:type="gramStart"/>
-      <w:r>
-        <w:t>enable</w:t>
-      </w:r>
-      <w:proofErr w:type="gramEnd"/>
-      <w:r>
-        <w:t xml:space="preserve"> line HI or </w:t>
-      </w:r>
-      <w:proofErr w:type="gramStart"/>
-      <w:r>
-        <w:t>LO, or</w:t>
-      </w:r>
-      <w:proofErr w:type="gramEnd"/>
-      <w:r>
-        <w:t xml:space="preserve"> leave the corresponding GPIO in a high impedance state </w:t>
-      </w:r>
-      <w:proofErr w:type="gramStart"/>
-      <w:r>
-        <w:t>in order to</w:t>
-      </w:r>
-      <w:proofErr w:type="gramEnd"/>
-      <w:r>
-        <w:t xml:space="preserve"> allow external control (e.g. for using an external debugger).</w:t>
+        <w:t>Enable or disable the Sub-GHz receiver, if present. Can be used to drive the Sub-GHz receiver enable line HI or LO, or leave the corresponding GPIO in a high impedance state in order to allow external control (e.g. for using an external debugger).</w:t>
       </w:r>
     </w:p>
     <w:p>
@@ -18578,15 +15254,7 @@
           </w:p>
           <w:p>
             <w:r>
-              <w:t xml:space="preserve">EXTERNAL – Sub-GHz receiver enable is pulled low by </w:t>
-            </w:r>
-            <w:proofErr w:type="gramStart"/>
-            <w:r>
-              <w:t>default, but</w:t>
-            </w:r>
-            <w:proofErr w:type="gramEnd"/>
-            <w:r>
-              <w:t xml:space="preserve"> can be overridden by an external device.</w:t>
+              <w:t>EXTERNAL – Sub-GHz receiver enable is pulled low by default, but can be overridden by an external device.</w:t>
             </w:r>
           </w:p>
         </w:tc>
@@ -18671,24 +15339,25 @@
         <w:rPr>
           <w:color w:val="00AD4D"/>
         </w:rPr>
-        <w:t xml:space="preserve">[ RUN    </w:t>
-      </w:r>
-      <w:proofErr w:type="gramStart"/>
+        <w:t>[ RUN      ]</w:t>
+      </w:r>
+      <w:r>
+        <w:t xml:space="preserve"> SpiCoprocessor.WriteReadScratchNoAck</w:t>
+      </w:r>
+    </w:p>
+    <w:p>
+      <w:pPr>
+        <w:pStyle w:val="code"/>
+      </w:pPr>
       <w:r>
         <w:rPr>
           <w:color w:val="00AD4D"/>
         </w:rPr>
-        <w:t xml:space="preserve">  ]</w:t>
-      </w:r>
-      <w:proofErr w:type="gramEnd"/>
-      <w:r>
-        <w:t xml:space="preserve"> </w:t>
-      </w:r>
-      <w:proofErr w:type="spellStart"/>
-      <w:r>
-        <w:t>SpiCoprocessor.WriteReadScratchNoAck</w:t>
-      </w:r>
-      <w:proofErr w:type="spellEnd"/>
+        <w:t>[       OK ]</w:t>
+      </w:r>
+      <w:r>
+        <w:t xml:space="preserve"> SpiCoprocessor.WriteReadScratchNoAck (687000ns)</w:t>
+      </w:r>
     </w:p>
     <w:p>
       <w:pPr>
@@ -18698,26 +15367,24 @@
         <w:rPr>
           <w:color w:val="00AD4D"/>
         </w:rPr>
-        <w:t xml:space="preserve">[       </w:t>
-      </w:r>
-      <w:proofErr w:type="gramStart"/>
+        <w:t>[ RUN      ]</w:t>
+      </w:r>
+      <w:r>
+        <w:t xml:space="preserve"> SpiCoprocessor.WriteReadScratchWithAck</w:t>
+      </w:r>
+    </w:p>
+    <w:p>
+      <w:pPr>
+        <w:pStyle w:val="code"/>
+      </w:pPr>
       <w:r>
         <w:rPr>
           <w:color w:val="00AD4D"/>
         </w:rPr>
-        <w:t>OK ]</w:t>
-      </w:r>
-      <w:proofErr w:type="gramEnd"/>
-      <w:r>
-        <w:t xml:space="preserve"> </w:t>
-      </w:r>
-      <w:proofErr w:type="spellStart"/>
-      <w:r>
-        <w:t>SpiCoprocessor.WriteReadScratchNoAck</w:t>
-      </w:r>
-      <w:proofErr w:type="spellEnd"/>
-      <w:r>
-        <w:t xml:space="preserve"> (687000ns)</w:t>
+        <w:t>[       OK ]</w:t>
+      </w:r>
+      <w:r>
+        <w:t xml:space="preserve"> SpiCoprocessor.WriteReadScratchWithAck (751000ns)</w:t>
       </w:r>
     </w:p>
     <w:p>
@@ -18728,98 +15395,21 @@
         <w:rPr>
           <w:color w:val="00AD4D"/>
         </w:rPr>
-        <w:t xml:space="preserve">[ RUN    </w:t>
-      </w:r>
-      <w:proofErr w:type="gramStart"/>
+        <w:t>[ RUN      ]</w:t>
+      </w:r>
+      <w:r>
+        <w:t xml:space="preserve"> SPICoprocessor.ReadWriteReadRewriteRereadBigNoAck</w:t>
+      </w:r>
+    </w:p>
+    <w:p>
+      <w:pPr>
+        <w:pStyle w:val="code"/>
+      </w:pPr>
       <w:r>
         <w:rPr>
           <w:color w:val="00AD4D"/>
         </w:rPr>
-        <w:t xml:space="preserve">  ]</w:t>
-      </w:r>
-      <w:proofErr w:type="gramEnd"/>
-      <w:r>
-        <w:t xml:space="preserve"> </w:t>
-      </w:r>
-      <w:proofErr w:type="spellStart"/>
-      <w:r>
-        <w:t>SpiCoprocessor.WriteReadScratchWithAck</w:t>
-      </w:r>
-      <w:proofErr w:type="spellEnd"/>
-    </w:p>
-    <w:p>
-      <w:pPr>
-        <w:pStyle w:val="code"/>
-      </w:pPr>
-      <w:r>
-        <w:rPr>
-          <w:color w:val="00AD4D"/>
-        </w:rPr>
-        <w:t xml:space="preserve">[       </w:t>
-      </w:r>
-      <w:proofErr w:type="gramStart"/>
-      <w:r>
-        <w:rPr>
-          <w:color w:val="00AD4D"/>
-        </w:rPr>
-        <w:t>OK ]</w:t>
-      </w:r>
-      <w:proofErr w:type="gramEnd"/>
-      <w:r>
-        <w:t xml:space="preserve"> </w:t>
-      </w:r>
-      <w:proofErr w:type="spellStart"/>
-      <w:r>
-        <w:t>SpiCoprocessor.WriteReadScratchWithAck</w:t>
-      </w:r>
-      <w:proofErr w:type="spellEnd"/>
-      <w:r>
-        <w:t xml:space="preserve"> (751000ns)</w:t>
-      </w:r>
-    </w:p>
-    <w:p>
-      <w:pPr>
-        <w:pStyle w:val="code"/>
-      </w:pPr>
-      <w:r>
-        <w:rPr>
-          <w:color w:val="00AD4D"/>
-        </w:rPr>
-        <w:t xml:space="preserve">[ RUN    </w:t>
-      </w:r>
-      <w:proofErr w:type="gramStart"/>
-      <w:r>
-        <w:rPr>
-          <w:color w:val="00AD4D"/>
-        </w:rPr>
-        <w:t xml:space="preserve">  ]</w:t>
-      </w:r>
-      <w:proofErr w:type="gramEnd"/>
-      <w:r>
-        <w:t xml:space="preserve"> </w:t>
-      </w:r>
-      <w:proofErr w:type="spellStart"/>
-      <w:r>
-        <w:t>SPICoprocessor.ReadWriteReadRewriteRereadBigNoAck</w:t>
-      </w:r>
-      <w:proofErr w:type="spellEnd"/>
-    </w:p>
-    <w:p>
-      <w:pPr>
-        <w:pStyle w:val="code"/>
-      </w:pPr>
-      <w:r>
-        <w:rPr>
-          <w:color w:val="00AD4D"/>
-        </w:rPr>
-        <w:t xml:space="preserve">[       </w:t>
-      </w:r>
-      <w:proofErr w:type="gramStart"/>
-      <w:r>
-        <w:rPr>
-          <w:color w:val="00AD4D"/>
-        </w:rPr>
-        <w:t>OK</w:t>
+        <w:t>[       OK</w:t>
       </w:r>
       <w:r>
         <w:t xml:space="preserve"> </w:t>
@@ -18830,17 +15420,8 @@
         </w:rPr>
         <w:t>]</w:t>
       </w:r>
-      <w:proofErr w:type="gramEnd"/>
-      <w:r>
-        <w:t xml:space="preserve"> </w:t>
-      </w:r>
-      <w:proofErr w:type="spellStart"/>
-      <w:r>
-        <w:t>SPICoprocessor.ReadWriteReadRewriteRereadBigNoAck</w:t>
-      </w:r>
-      <w:proofErr w:type="spellEnd"/>
-      <w:r>
-        <w:t xml:space="preserve"> (25336000ns)</w:t>
+      <w:r>
+        <w:t xml:space="preserve"> SPICoprocessor.ReadWriteReadRewriteRereadBigNoAck (25336000ns)</w:t>
       </w:r>
     </w:p>
     <w:p>
@@ -18851,53 +15432,24 @@
         <w:rPr>
           <w:color w:val="00AD4D"/>
         </w:rPr>
-        <w:t xml:space="preserve">[ RUN    </w:t>
-      </w:r>
-      <w:proofErr w:type="gramStart"/>
+        <w:t>[ RUN      ]</w:t>
+      </w:r>
+      <w:r>
+        <w:t xml:space="preserve"> SPICoprocessor.ReadWriteReadRewriteRereadBigWithAck</w:t>
+      </w:r>
+    </w:p>
+    <w:p>
+      <w:pPr>
+        <w:pStyle w:val="code"/>
+      </w:pPr>
       <w:r>
         <w:rPr>
           <w:color w:val="00AD4D"/>
         </w:rPr>
-        <w:t xml:space="preserve">  ]</w:t>
-      </w:r>
-      <w:proofErr w:type="gramEnd"/>
-      <w:r>
-        <w:t xml:space="preserve"> </w:t>
-      </w:r>
-      <w:proofErr w:type="spellStart"/>
-      <w:r>
-        <w:t>SPICoprocessor.ReadWriteReadRewriteRereadBigWithAck</w:t>
-      </w:r>
-      <w:proofErr w:type="spellEnd"/>
-    </w:p>
-    <w:p>
-      <w:pPr>
-        <w:pStyle w:val="code"/>
-      </w:pPr>
-      <w:r>
-        <w:rPr>
-          <w:color w:val="00AD4D"/>
-        </w:rPr>
-        <w:t xml:space="preserve">[       </w:t>
-      </w:r>
-      <w:proofErr w:type="gramStart"/>
-      <w:r>
-        <w:rPr>
-          <w:color w:val="00AD4D"/>
-        </w:rPr>
-        <w:t>OK ]</w:t>
-      </w:r>
-      <w:proofErr w:type="gramEnd"/>
-      <w:r>
-        <w:t xml:space="preserve"> </w:t>
-      </w:r>
-      <w:proofErr w:type="spellStart"/>
-      <w:r>
-        <w:t>SPICoprocessor.ReadWriteReadRewriteRereadBigWithAck</w:t>
-      </w:r>
-      <w:proofErr w:type="spellEnd"/>
-      <w:r>
-        <w:t xml:space="preserve"> (29287000ns)</w:t>
+        <w:t>[       OK ]</w:t>
+      </w:r>
+      <w:r>
+        <w:t xml:space="preserve"> SPICoprocessor.ReadWriteReadRewriteRereadBigWithAck (29287000ns)</w:t>
       </w:r>
     </w:p>
     <w:p>
@@ -18921,19 +15473,11 @@
           <w:color w:val="00AD4D"/>
         </w:rPr>
       </w:pPr>
-      <w:proofErr w:type="gramStart"/>
       <w:r>
         <w:rPr>
           <w:color w:val="00AD4D"/>
         </w:rPr>
-        <w:t>[  PASSED  ]</w:t>
-      </w:r>
-      <w:proofErr w:type="gramEnd"/>
-      <w:r>
-        <w:rPr>
-          <w:color w:val="00AD4D"/>
-        </w:rPr>
-        <w:t xml:space="preserve"> 4 tests.</w:t>
+        <w:t>[  PASSED  ] 4 tests.</w:t>
       </w:r>
     </w:p>
     <w:p/>
@@ -18985,28 +15529,12 @@
     <w:p/>
     <w:p>
       <w:r>
-        <w:t xml:space="preserve">Queries the current value of the internal trigger level of the RF frontend’s data slicer circuit. Signals peaking above this level will trigger a demodulation. This value should be set substantially above the noise floor </w:t>
-      </w:r>
-      <w:proofErr w:type="gramStart"/>
-      <w:r>
-        <w:t>in order to</w:t>
-      </w:r>
-      <w:proofErr w:type="gramEnd"/>
-      <w:r>
-        <w:t xml:space="preserve"> avoid false triggers.</w:t>
-      </w:r>
-    </w:p>
-    <w:p>
-      <w:r>
-        <w:t xml:space="preserve">Note that the value returned from TL_READ is different from querying TL_SET, since the value returned by TL_READ is read from the RP2040’s ADC, while the value returned from querying TL_SET is the setpoint for the PWM output that generates the trigger level signal. They should be roughly </w:t>
-      </w:r>
-      <w:proofErr w:type="gramStart"/>
-      <w:r>
-        <w:t>similar, but</w:t>
-      </w:r>
-      <w:proofErr w:type="gramEnd"/>
-      <w:r>
-        <w:t xml:space="preserve"> slightly offset.</w:t>
+        <w:t>Queries the current value of the internal trigger level of the RF frontend’s data slicer circuit. Signals peaking above this level will trigger a demodulation. This value should be set substantially above the noise floor in order to avoid false triggers.</w:t>
+      </w:r>
+    </w:p>
+    <w:p>
+      <w:r>
+        <w:t>Note that the value returned from TL_READ is different from querying TL_SET, since the value returned by TL_READ is read from the RP2040’s ADC, while the value returned from querying TL_SET is the setpoint for the PWM output that generates the trigger level signal. They should be roughly similar, but slightly offset.</w:t>
       </w:r>
     </w:p>
     <w:p>
@@ -19153,11 +15681,9 @@
             <w:r>
               <w:t xml:space="preserve"> offset (</w:t>
             </w:r>
-            <w:proofErr w:type="spellStart"/>
             <w:r>
               <w:t>milliVolts</w:t>
             </w:r>
-            <w:proofErr w:type="spellEnd"/>
             <w:r>
               <w:t xml:space="preserve"> above the measured noise floor)</w:t>
             </w:r>
@@ -19213,15 +15739,7 @@
         <w:t xml:space="preserve">SET </w:t>
       </w:r>
       <w:r>
-        <w:t xml:space="preserve">command sets the value of the internal trigger level of the RF frontend’s data slicer circuit. Signals peaking above this level will trigger a demodulation. This value should be set above the noise floor </w:t>
-      </w:r>
-      <w:proofErr w:type="gramStart"/>
-      <w:r>
-        <w:t>in order to</w:t>
-      </w:r>
-      <w:proofErr w:type="gramEnd"/>
-      <w:r>
-        <w:t xml:space="preserve"> avoid false triggers.</w:t>
+        <w:t>command sets the value of the internal trigger level of the RF frontend’s data slicer circuit. Signals peaking above this level will trigger a demodulation. This value should be set above the noise floor in order to avoid false triggers.</w:t>
       </w:r>
     </w:p>
     <w:p>
@@ -19261,23 +15779,7 @@
         <w:t>instead</w:t>
       </w:r>
       <w:r>
-        <w:t xml:space="preserve"> of providing a trigger value in </w:t>
-      </w:r>
-      <w:proofErr w:type="spellStart"/>
-      <w:r>
-        <w:t>milliVolts</w:t>
-      </w:r>
-      <w:proofErr w:type="spellEnd"/>
-      <w:r>
-        <w:t xml:space="preserve">. The self-learning process uses simulated annealing, where a random trigger value is chosen, and then random neighbors are traversed to if their trigger levels seem to provide an improved number of valid packets within the learning window. The allowable traversal distance is gradually decreased over time until a final value is settled upon. The self-learning process takes approximately 20 minutes. Note that as </w:t>
-      </w:r>
-      <w:proofErr w:type="gramStart"/>
-      <w:r>
-        <w:t>of</w:t>
-      </w:r>
-      <w:proofErr w:type="gramEnd"/>
-      <w:r>
-        <w:t xml:space="preserve"> the current firmware revision, hand-tuning the trigger value (or using the provided default value) may outperform the self-learning routine.</w:t>
+        <w:t xml:space="preserve"> of providing a trigger value in milliVolts. The self-learning process uses simulated annealing, where a random trigger value is chosen, and then random neighbors are traversed to if their trigger levels seem to provide an improved number of valid packets within the learning window. The allowable traversal distance is gradually decreased over time until a final value is settled upon. The self-learning process takes approximately 20 minutes. Note that as of the current firmware revision, hand-tuning the trigger value (or using the provided default value) may outperform the self-learning routine.</w:t>
       </w:r>
     </w:p>
     <w:p>
@@ -19410,31 +15912,7 @@
     </w:p>
     <w:p>
       <w:r>
-        <w:t xml:space="preserve">The ADSBee features a watchdog timer on the RP2040, which will automatically reset all microcontrollers on the board if code executing on the RP2040 freezes up, or if SPI communication with the ESP32 breaks down. This is intended to provide a means of automatic recovery in case of a hard fault caused by firmware bugs (likely), power glitches (maybe), or cosmic rays (probably not). As the watchdog may not be wanted in some cases, like debugging </w:t>
-      </w:r>
-      <w:proofErr w:type="spellStart"/>
-      <w:r>
-        <w:t>hardfaults</w:t>
-      </w:r>
-      <w:proofErr w:type="spellEnd"/>
-      <w:r>
-        <w:t xml:space="preserve">, or during device programming / </w:t>
-      </w:r>
-      <w:proofErr w:type="spellStart"/>
-      <w:r>
-        <w:t>beakpoint</w:t>
-      </w:r>
-      <w:proofErr w:type="spellEnd"/>
-      <w:r>
-        <w:t xml:space="preserve"> debugging, it can be disabled. Additionally, means are provided for self-testing the watchdog via AT command </w:t>
-      </w:r>
-      <w:proofErr w:type="gramStart"/>
-      <w:r>
-        <w:t>in order to</w:t>
-      </w:r>
-      <w:proofErr w:type="gramEnd"/>
-      <w:r>
-        <w:t xml:space="preserve"> verify that it is still active.</w:t>
+        <w:t>The ADSBee features a watchdog timer on the RP2040, which will automatically reset all microcontrollers on the board if code executing on the RP2040 freezes up, or if SPI communication with the ESP32 breaks down. This is intended to provide a means of automatic recovery in case of a hard fault caused by firmware bugs (likely), power glitches (maybe), or cosmic rays (probably not). As the watchdog may not be wanted in some cases, like debugging hardfaults, or during device programming / beakpoint debugging, it can be disabled. Additionally, means are provided for self-testing the watchdog via AT command in order to verify that it is still active.</w:t>
       </w:r>
     </w:p>
     <w:p>
@@ -19456,15 +15934,7 @@
         <w:pStyle w:val="code"/>
       </w:pPr>
       <w:r>
-        <w:t>AT+WATCHDOG=&lt;</w:t>
-      </w:r>
-      <w:proofErr w:type="spellStart"/>
-      <w:r>
-        <w:t>timeout_sec</w:t>
-      </w:r>
-      <w:proofErr w:type="spellEnd"/>
-      <w:r>
-        <w:t>&gt;</w:t>
+        <w:t>AT+WATCHDOG=&lt;timeout_sec&gt;</w:t>
       </w:r>
     </w:p>
     <w:p/>
@@ -19558,15 +16028,7 @@
           </w:tcPr>
           <w:p>
             <w:r>
-              <w:t xml:space="preserve">Trigger level, in </w:t>
-            </w:r>
-            <w:proofErr w:type="spellStart"/>
-            <w:r>
-              <w:t>milliVolts</w:t>
-            </w:r>
-            <w:proofErr w:type="spellEnd"/>
-            <w:r>
-              <w:t>, or the activation word to begin a self-learning process for the trigger level using simulated annealing.</w:t>
+              <w:t>Trigger level, in milliVolts, or the activation word to begin a self-learning process for the trigger level using simulated annealing.</w:t>
             </w:r>
           </w:p>
         </w:tc>
@@ -19698,63 +16160,7 @@
     </w:p>
     <w:p>
       <w:r>
-        <w:t xml:space="preserve">The ADSBee creates its own </w:t>
-      </w:r>
-      <w:proofErr w:type="spellStart"/>
-      <w:r>
-        <w:t>WiFi</w:t>
-      </w:r>
-      <w:proofErr w:type="spellEnd"/>
-      <w:r>
-        <w:t xml:space="preserve"> access point that allows other devices to join its network </w:t>
-      </w:r>
-      <w:proofErr w:type="gramStart"/>
-      <w:r>
-        <w:t>in order to</w:t>
-      </w:r>
-      <w:proofErr w:type="gramEnd"/>
-      <w:r>
-        <w:t xml:space="preserve"> access the Web CLI and receive aircraft data (e.g. GDL90 traffic info over UDP port 4000). The </w:t>
-      </w:r>
-      <w:proofErr w:type="spellStart"/>
-      <w:r>
-        <w:t>WiFi</w:t>
-      </w:r>
-      <w:proofErr w:type="spellEnd"/>
-      <w:r>
-        <w:t xml:space="preserve"> AP can be enabled/disabled and can have its SSID, password, and </w:t>
-      </w:r>
-      <w:proofErr w:type="spellStart"/>
-      <w:r>
-        <w:t>WiFi</w:t>
-      </w:r>
-      <w:proofErr w:type="spellEnd"/>
-      <w:r>
-        <w:t xml:space="preserve"> channel customized. Note that </w:t>
-      </w:r>
-      <w:proofErr w:type="spellStart"/>
-      <w:r>
-        <w:t>WiFi</w:t>
-      </w:r>
-      <w:proofErr w:type="spellEnd"/>
-      <w:r>
-        <w:t xml:space="preserve"> settings don’t have any </w:t>
-      </w:r>
-      <w:proofErr w:type="gramStart"/>
-      <w:r>
-        <w:t>affect</w:t>
-      </w:r>
-      <w:proofErr w:type="gramEnd"/>
-      <w:r>
-        <w:t xml:space="preserve"> unless the ESP32 is </w:t>
-      </w:r>
-      <w:proofErr w:type="gramStart"/>
-      <w:r>
-        <w:t>enabled, and</w:t>
-      </w:r>
-      <w:proofErr w:type="gramEnd"/>
-      <w:r>
-        <w:t xml:space="preserve"> are not propagated to the ESP32 unless settings are saved with </w:t>
+        <w:t xml:space="preserve">The ADSBee creates its own WiFi access point that allows other devices to join its network in order to access the Web CLI and receive aircraft data (e.g. GDL90 traffic info over UDP port 4000). The WiFi AP can be enabled/disabled and can have its SSID, password, and WiFi channel customized. Note that WiFi settings don’t have any affect unless the ESP32 is enabled, and are not propagated to the ESP32 unless settings are saved with </w:t>
       </w:r>
       <w:r>
         <w:rPr>
@@ -19776,15 +16182,7 @@
       </w:pPr>
       <w:bookmarkStart w:id="71" w:name="_Toc230658079"/>
       <w:r>
-        <w:t xml:space="preserve">Configure the </w:t>
-      </w:r>
-      <w:proofErr w:type="spellStart"/>
-      <w:r>
-        <w:t>WiFi</w:t>
-      </w:r>
-      <w:proofErr w:type="spellEnd"/>
-      <w:r>
-        <w:t xml:space="preserve"> Access Point</w:t>
+        <w:t>Configure the WiFi Access Point</w:t>
       </w:r>
       <w:bookmarkEnd w:id="71"/>
     </w:p>
@@ -19793,40 +16191,7 @@
         <w:pStyle w:val="code"/>
       </w:pPr>
       <w:r>
-        <w:t>AT+WIFI_AP=&lt;enabled</w:t>
-      </w:r>
-      <w:proofErr w:type="gramStart"/>
-      <w:r>
-        <w:t>&gt;,&lt;</w:t>
-      </w:r>
-      <w:proofErr w:type="spellStart"/>
-      <w:proofErr w:type="gramEnd"/>
-      <w:r>
-        <w:t>ap_ssid</w:t>
-      </w:r>
-      <w:proofErr w:type="spellEnd"/>
-      <w:proofErr w:type="gramStart"/>
-      <w:r>
-        <w:t>&gt;,&lt;</w:t>
-      </w:r>
-      <w:proofErr w:type="spellStart"/>
-      <w:proofErr w:type="gramEnd"/>
-      <w:r>
-        <w:t>ap_pwd</w:t>
-      </w:r>
-      <w:proofErr w:type="spellEnd"/>
-      <w:proofErr w:type="gramStart"/>
-      <w:r>
-        <w:t>&gt;,&lt;</w:t>
-      </w:r>
-      <w:proofErr w:type="spellStart"/>
-      <w:proofErr w:type="gramEnd"/>
-      <w:r>
-        <w:t>ap_channel</w:t>
-      </w:r>
-      <w:proofErr w:type="spellEnd"/>
-      <w:r>
-        <w:t>&gt;</w:t>
+        <w:t>AT+WIFI_AP=&lt;enabled&gt;,&lt;ap_ssid&gt;,&lt;ap_pwd&gt;,&lt;ap_channel&gt;</w:t>
       </w:r>
     </w:p>
     <w:p/>
@@ -19930,28 +16295,12 @@
           </w:tcPr>
           <w:p>
             <w:r>
-              <w:t xml:space="preserve">0 – Disable </w:t>
-            </w:r>
-            <w:proofErr w:type="spellStart"/>
-            <w:r>
-              <w:t>WiFi</w:t>
-            </w:r>
-            <w:proofErr w:type="spellEnd"/>
-            <w:r>
-              <w:t xml:space="preserve"> access point.</w:t>
-            </w:r>
-          </w:p>
-          <w:p>
-            <w:r>
-              <w:t xml:space="preserve">1 – Enable </w:t>
-            </w:r>
-            <w:proofErr w:type="spellStart"/>
-            <w:r>
-              <w:t>WiFi</w:t>
-            </w:r>
-            <w:proofErr w:type="spellEnd"/>
-            <w:r>
-              <w:t xml:space="preserve"> access point.</w:t>
+              <w:t>0 – Disable WiFi access point.</w:t>
+            </w:r>
+          </w:p>
+          <w:p>
+            <w:r>
+              <w:t>1 – Enable WiFi access point.</w:t>
             </w:r>
           </w:p>
         </w:tc>
@@ -19962,11 +16311,9 @@
             <w:tcW w:w="1548" w:type="dxa"/>
           </w:tcPr>
           <w:p>
-            <w:proofErr w:type="spellStart"/>
             <w:r>
               <w:t>ap_ssid</w:t>
             </w:r>
-            <w:proofErr w:type="spellEnd"/>
           </w:p>
         </w:tc>
         <w:tc>
@@ -19996,11 +16343,9 @@
             <w:tcW w:w="1548" w:type="dxa"/>
           </w:tcPr>
           <w:p>
-            <w:proofErr w:type="spellStart"/>
             <w:r>
               <w:t>ap_pwd</w:t>
             </w:r>
-            <w:proofErr w:type="spellEnd"/>
           </w:p>
         </w:tc>
         <w:tc>
@@ -20009,15 +16354,7 @@
           </w:tcPr>
           <w:p>
             <w:r>
-              <w:t>Password for the access point. Defaults to “</w:t>
-            </w:r>
-            <w:proofErr w:type="spellStart"/>
-            <w:r>
-              <w:t>yummyflowers</w:t>
-            </w:r>
-            <w:proofErr w:type="spellEnd"/>
-            <w:r>
-              <w:t>”. Can be set to a value up to 64 characters long.</w:t>
+              <w:t>Password for the access point. Defaults to “yummyflowers”. Can be set to a value up to 64 characters long.</w:t>
             </w:r>
           </w:p>
         </w:tc>
@@ -20038,11 +16375,9 @@
             <w:tcW w:w="1548" w:type="dxa"/>
           </w:tcPr>
           <w:p>
-            <w:proofErr w:type="spellStart"/>
             <w:r>
               <w:t>ap_channel</w:t>
             </w:r>
-            <w:proofErr w:type="spellEnd"/>
           </w:p>
         </w:tc>
         <w:tc>
@@ -20050,43 +16385,14 @@
             <w:tcW w:w="4860" w:type="dxa"/>
           </w:tcPr>
           <w:p>
-            <w:proofErr w:type="spellStart"/>
-            <w:r>
-              <w:t>WiFi</w:t>
-            </w:r>
-            <w:proofErr w:type="spellEnd"/>
-            <w:r>
-              <w:t xml:space="preserve"> channel number for the access point. Can be set to a value from 1-11. A random channel value is chosen by default during initial programming of the device. It is recommended to change the channel value to a frequency with low utilization in the installation location.</w:t>
+            <w:r>
+              <w:t>WiFi channel number for the access point. Can be set to a value from 1-11. A random channel value is chosen by default during initial programming of the device. It is recommended to change the channel value to a frequency with low utilization in the installation location.</w:t>
             </w:r>
           </w:p>
           <w:p/>
           <w:p>
             <w:r>
-              <w:t xml:space="preserve">Note that the </w:t>
-            </w:r>
-            <w:proofErr w:type="spellStart"/>
-            <w:r>
-              <w:t>ap_channel</w:t>
-            </w:r>
-            <w:proofErr w:type="spellEnd"/>
-            <w:r>
-              <w:t xml:space="preserve"> is overridden automatically if both the access point and station mode are used simultaneously; the </w:t>
-            </w:r>
-            <w:proofErr w:type="spellStart"/>
-            <w:r>
-              <w:t>wifi</w:t>
-            </w:r>
-            <w:proofErr w:type="spellEnd"/>
-            <w:r>
-              <w:t xml:space="preserve"> access point will use only the channel that was selected by the </w:t>
-            </w:r>
-            <w:proofErr w:type="spellStart"/>
-            <w:r>
-              <w:t>wifi</w:t>
-            </w:r>
-            <w:proofErr w:type="spellEnd"/>
-            <w:r>
-              <w:t xml:space="preserve"> station when connecting to a network.</w:t>
+              <w:t>Note that the ap_channel is overridden automatically if both the access point and station mode are used simultaneously; the wifi access point will use only the channel that was selected by the wifi station when connecting to a network.</w:t>
             </w:r>
           </w:p>
         </w:tc>
@@ -20113,15 +16419,7 @@
       </w:pPr>
       <w:bookmarkStart w:id="72" w:name="_Toc230658080"/>
       <w:r>
-        <w:t xml:space="preserve">Query the </w:t>
-      </w:r>
-      <w:proofErr w:type="spellStart"/>
-      <w:r>
-        <w:t>WiFi</w:t>
-      </w:r>
-      <w:proofErr w:type="spellEnd"/>
-      <w:r>
-        <w:t xml:space="preserve"> Access Point Configuration</w:t>
+        <w:t>Query the WiFi Access Point Configuration</w:t>
       </w:r>
       <w:bookmarkEnd w:id="72"/>
     </w:p>
@@ -20138,23 +16436,7 @@
         <w:pStyle w:val="code"/>
       </w:pPr>
       <w:r>
-        <w:t>WIFI_AP=</w:t>
-      </w:r>
-      <w:proofErr w:type="gramStart"/>
-      <w:r>
-        <w:t>1,ADSBee</w:t>
-      </w:r>
-      <w:proofErr w:type="gramEnd"/>
-      <w:r>
-        <w:t>1090-</w:t>
-      </w:r>
-      <w:proofErr w:type="gramStart"/>
-      <w:r>
-        <w:t>0240907000001,yummyflowers</w:t>
-      </w:r>
-      <w:proofErr w:type="gramEnd"/>
-      <w:r>
-        <w:t>,3</w:t>
+        <w:t>WIFI_AP=1,ADSBee1090-0240907000001,yummyflowers,3</w:t>
       </w:r>
     </w:p>
     <w:p/>
@@ -20197,39 +16479,7 @@
     </w:p>
     <w:p>
       <w:r>
-        <w:t xml:space="preserve">The ADSBee can join external </w:t>
-      </w:r>
-      <w:proofErr w:type="spellStart"/>
-      <w:r>
-        <w:t>WiFi</w:t>
-      </w:r>
-      <w:proofErr w:type="spellEnd"/>
-      <w:r>
-        <w:t xml:space="preserve"> networks as a </w:t>
-      </w:r>
-      <w:proofErr w:type="spellStart"/>
-      <w:r>
-        <w:t>WiFi</w:t>
-      </w:r>
-      <w:proofErr w:type="spellEnd"/>
-      <w:r>
-        <w:t xml:space="preserve"> station </w:t>
-      </w:r>
-      <w:proofErr w:type="gramStart"/>
-      <w:r>
-        <w:t>in order to</w:t>
-      </w:r>
-      <w:proofErr w:type="gramEnd"/>
-      <w:r>
-        <w:t xml:space="preserve"> allow connections from other devices on the existing network, or to connect to the internet </w:t>
-      </w:r>
-      <w:proofErr w:type="gramStart"/>
-      <w:r>
-        <w:t>in order to</w:t>
-      </w:r>
-      <w:proofErr w:type="gramEnd"/>
-      <w:r>
-        <w:t xml:space="preserve"> feed remote endpoints with air traffic data.</w:t>
+        <w:t>The ADSBee can join external WiFi networks as a WiFi station in order to allow connections from other devices on the existing network, or to connect to the internet in order to feed remote endpoints with air traffic data.</w:t>
       </w:r>
     </w:p>
     <w:p>
@@ -20242,15 +16492,7 @@
       </w:pPr>
       <w:bookmarkStart w:id="74" w:name="_Toc230658082"/>
       <w:r>
-        <w:t xml:space="preserve">Configure the </w:t>
-      </w:r>
-      <w:proofErr w:type="spellStart"/>
-      <w:r>
-        <w:t>WiFi</w:t>
-      </w:r>
-      <w:proofErr w:type="spellEnd"/>
-      <w:r>
-        <w:t xml:space="preserve"> Station</w:t>
+        <w:t>Configure the WiFi Station</w:t>
       </w:r>
       <w:bookmarkEnd w:id="74"/>
     </w:p>
@@ -20259,30 +16501,7 @@
         <w:pStyle w:val="code"/>
       </w:pPr>
       <w:r>
-        <w:t>AT+WIFI_STA=&lt;enabled</w:t>
-      </w:r>
-      <w:proofErr w:type="gramStart"/>
-      <w:r>
-        <w:t>&gt;,&lt;</w:t>
-      </w:r>
-      <w:proofErr w:type="spellStart"/>
-      <w:proofErr w:type="gramEnd"/>
-      <w:r>
-        <w:t>sta_ssid</w:t>
-      </w:r>
-      <w:proofErr w:type="spellEnd"/>
-      <w:proofErr w:type="gramStart"/>
-      <w:r>
-        <w:t>&gt;,&lt;</w:t>
-      </w:r>
-      <w:proofErr w:type="spellStart"/>
-      <w:proofErr w:type="gramEnd"/>
-      <w:r>
-        <w:t>sta_pwd</w:t>
-      </w:r>
-      <w:proofErr w:type="spellEnd"/>
-      <w:r>
-        <w:t>&gt;</w:t>
+        <w:t>AT+WIFI_STA=&lt;enabled&gt;,&lt;sta_ssid&gt;,&lt;sta_pwd&gt;</w:t>
       </w:r>
     </w:p>
     <w:p/>
@@ -20386,28 +16605,12 @@
           </w:tcPr>
           <w:p>
             <w:r>
-              <w:t xml:space="preserve">0 – Disable </w:t>
-            </w:r>
-            <w:proofErr w:type="spellStart"/>
-            <w:r>
-              <w:t>WiFi</w:t>
-            </w:r>
-            <w:proofErr w:type="spellEnd"/>
-            <w:r>
-              <w:t xml:space="preserve"> station.</w:t>
-            </w:r>
-          </w:p>
-          <w:p>
-            <w:r>
-              <w:t xml:space="preserve">1 – Enable </w:t>
-            </w:r>
-            <w:proofErr w:type="spellStart"/>
-            <w:r>
-              <w:t>WiFi</w:t>
-            </w:r>
-            <w:proofErr w:type="spellEnd"/>
-            <w:r>
-              <w:t xml:space="preserve"> station.</w:t>
+              <w:t>0 – Disable WiFi station.</w:t>
+            </w:r>
+          </w:p>
+          <w:p>
+            <w:r>
+              <w:t>1 – Enable WiFi station.</w:t>
             </w:r>
           </w:p>
         </w:tc>
@@ -20418,11 +16621,9 @@
             <w:tcW w:w="1548" w:type="dxa"/>
           </w:tcPr>
           <w:p>
-            <w:proofErr w:type="spellStart"/>
             <w:r>
               <w:t>sta_ssid</w:t>
             </w:r>
-            <w:proofErr w:type="spellEnd"/>
           </w:p>
         </w:tc>
         <w:tc>
@@ -20452,11 +16653,9 @@
             <w:tcW w:w="1548" w:type="dxa"/>
           </w:tcPr>
           <w:p>
-            <w:proofErr w:type="spellStart"/>
             <w:r>
               <w:t>sta_pwd</w:t>
             </w:r>
-            <w:proofErr w:type="spellEnd"/>
           </w:p>
         </w:tc>
         <w:tc>
@@ -20497,15 +16696,7 @@
       </w:pPr>
       <w:bookmarkStart w:id="75" w:name="_Toc230658083"/>
       <w:r>
-        <w:t xml:space="preserve">Query the </w:t>
-      </w:r>
-      <w:proofErr w:type="spellStart"/>
-      <w:r>
-        <w:t>WiFi</w:t>
-      </w:r>
-      <w:proofErr w:type="spellEnd"/>
-      <w:r>
-        <w:t xml:space="preserve"> Station Configuration</w:t>
+        <w:t>Query the WiFi Station Configuration</w:t>
       </w:r>
       <w:bookmarkEnd w:id="75"/>
     </w:p>
@@ -20514,37 +16705,13 @@
         <w:pStyle w:val="code"/>
       </w:pPr>
       <w:r>
-        <w:t>WIFI_STA=</w:t>
-      </w:r>
-      <w:proofErr w:type="gramStart"/>
-      <w:r>
-        <w:t>1,</w:t>
-      </w:r>
-      <w:r>
-        <w:t>My</w:t>
-      </w:r>
-      <w:proofErr w:type="gramEnd"/>
-      <w:r>
-        <w:t xml:space="preserve"> Supercool </w:t>
-      </w:r>
-      <w:proofErr w:type="spellStart"/>
-      <w:r>
-        <w:t>WiFi</w:t>
-      </w:r>
-      <w:proofErr w:type="spellEnd"/>
-      <w:r>
-        <w:t xml:space="preserve"> </w:t>
-      </w:r>
-      <w:proofErr w:type="gramStart"/>
-      <w:r>
-        <w:t>Network</w:t>
-      </w:r>
-      <w:r>
-        <w:t>,*</w:t>
-      </w:r>
-      <w:proofErr w:type="gramEnd"/>
-      <w:r>
-        <w:t>*******</w:t>
+        <w:t>WIFI_STA=1,</w:t>
+      </w:r>
+      <w:r>
+        <w:t>My Supercool WiFi Network</w:t>
+      </w:r>
+      <w:r>
+        <w:t>,********</w:t>
       </w:r>
       <w:r>
         <w:t>**</w:t>
@@ -20560,15 +16727,7 @@
         </w:rPr>
       </w:pPr>
       <w:r>
-        <w:t xml:space="preserve">Queries the configuration used by the ADSBee to join an external </w:t>
-      </w:r>
-      <w:proofErr w:type="spellStart"/>
-      <w:r>
-        <w:t>WiFi</w:t>
-      </w:r>
-      <w:proofErr w:type="spellEnd"/>
-      <w:r>
-        <w:t xml:space="preserve"> network. Note that the value and ordering of the arguments is identical to the configuration command, except the password is censored.</w:t>
+        <w:t>Queries the configuration used by the ADSBee to join an external WiFi network. Note that the value and ordering of the arguments is identical to the configuration command, except the password is censored.</w:t>
       </w:r>
       <w:r>
         <w:br w:type="page"/>
@@ -20602,11 +16761,9 @@
           <w:numId w:val="3"/>
         </w:numPr>
       </w:pPr>
-      <w:proofErr w:type="spellStart"/>
       <w:r>
         <w:t>CSBee</w:t>
       </w:r>
-      <w:proofErr w:type="spellEnd"/>
     </w:p>
     <w:p>
       <w:pPr>
@@ -20695,7 +16852,6 @@
         </w:numPr>
       </w:pPr>
       <w:bookmarkStart w:id="77" w:name="_Toc230658085"/>
-      <w:proofErr w:type="spellStart"/>
       <w:r>
         <w:lastRenderedPageBreak/>
         <w:t>CSB</w:t>
@@ -20704,7 +16860,6 @@
         <w:t>ee</w:t>
       </w:r>
       <w:bookmarkEnd w:id="77"/>
-      <w:proofErr w:type="spellEnd"/>
     </w:p>
     <w:p>
       <w:r>
@@ -20713,29 +16868,13 @@
     </w:p>
     <w:p>
       <w:r>
-        <w:t xml:space="preserve">The </w:t>
-      </w:r>
-      <w:proofErr w:type="spellStart"/>
-      <w:r>
-        <w:t>CSBee</w:t>
-      </w:r>
-      <w:proofErr w:type="spellEnd"/>
-      <w:r>
-        <w:t xml:space="preserve"> protocol is</w:t>
+        <w:t>The CSBee protocol is</w:t>
       </w:r>
       <w:r>
         <w:t xml:space="preserve"> heavily</w:t>
       </w:r>
       <w:r>
-        <w:t xml:space="preserve"> inspired by the </w:t>
-      </w:r>
-      <w:proofErr w:type="spellStart"/>
-      <w:r>
-        <w:t>Aerobits</w:t>
-      </w:r>
-      <w:proofErr w:type="spellEnd"/>
-      <w:r>
-        <w:t xml:space="preserve"> Aero CSV protocol.</w:t>
+        <w:t xml:space="preserve"> inspired by the Aerobits Aero CSV protocol.</w:t>
       </w:r>
     </w:p>
     <w:p>
@@ -20747,67 +16886,14 @@
         </w:numPr>
       </w:pPr>
       <w:bookmarkStart w:id="78" w:name="_Toc230658086"/>
-      <w:proofErr w:type="spellStart"/>
-      <w:r>
-        <w:t>CSBee</w:t>
-      </w:r>
-      <w:proofErr w:type="spellEnd"/>
-      <w:r>
-        <w:t xml:space="preserve"> Protocol Version History</w:t>
+      <w:r>
+        <w:t>CSBee Protocol Version History</w:t>
       </w:r>
       <w:bookmarkEnd w:id="78"/>
     </w:p>
     <w:p>
       <w:r>
-        <w:t xml:space="preserve">Consult the table below for a </w:t>
-      </w:r>
-      <w:proofErr w:type="gramStart"/>
-      <w:r>
-        <w:t>version</w:t>
-      </w:r>
-      <w:proofErr w:type="gramEnd"/>
-      <w:r>
-        <w:t xml:space="preserve"> history of the </w:t>
-      </w:r>
-      <w:proofErr w:type="spellStart"/>
-      <w:r>
-        <w:t>CSBee</w:t>
-      </w:r>
-      <w:proofErr w:type="spellEnd"/>
-      <w:r>
-        <w:t xml:space="preserve"> protocol. Each version of the ADSBee firmware writes only the most recent version of the </w:t>
-      </w:r>
-      <w:proofErr w:type="spellStart"/>
-      <w:r>
-        <w:t>CSBee</w:t>
-      </w:r>
-      <w:proofErr w:type="spellEnd"/>
-      <w:r>
-        <w:t xml:space="preserve"> protocol. All versions of the </w:t>
-      </w:r>
-      <w:proofErr w:type="spellStart"/>
-      <w:r>
-        <w:t>CSBee</w:t>
-      </w:r>
-      <w:proofErr w:type="spellEnd"/>
-      <w:r>
-        <w:t xml:space="preserve"> protocol except for the most recent version are considered deprecated. Whenever possible, efforts are made to reduce breaking changes to the </w:t>
-      </w:r>
-      <w:proofErr w:type="spellStart"/>
-      <w:r>
-        <w:t>CSBee</w:t>
-      </w:r>
-      <w:proofErr w:type="spellEnd"/>
-      <w:r>
-        <w:t xml:space="preserve"> protocol when </w:t>
-      </w:r>
-      <w:proofErr w:type="gramStart"/>
-      <w:r>
-        <w:t>incrementing</w:t>
-      </w:r>
-      <w:proofErr w:type="gramEnd"/>
-      <w:r>
-        <w:t xml:space="preserve"> the version number.</w:t>
+        <w:t>Consult the table below for a version history of the CSBee protocol. Each version of the ADSBee firmware writes only the most recent version of the CSBee protocol. All versions of the CSBee protocol except for the most recent version are considered deprecated. Whenever possible, efforts are made to reduce breaking changes to the CSBee protocol when incrementing the version number.</w:t>
       </w:r>
     </w:p>
     <w:p>
@@ -20859,21 +16945,12 @@
                 <w:bCs/>
               </w:rPr>
             </w:pPr>
-            <w:proofErr w:type="spellStart"/>
             <w:r>
               <w:rPr>
                 <w:b/>
                 <w:bCs/>
               </w:rPr>
-              <w:t>CSBee</w:t>
-            </w:r>
-            <w:proofErr w:type="spellEnd"/>
-            <w:r>
-              <w:rPr>
-                <w:b/>
-                <w:bCs/>
-              </w:rPr>
-              <w:t xml:space="preserve"> </w:t>
+              <w:t xml:space="preserve">CSBee </w:t>
             </w:r>
             <w:r>
               <w:rPr>
@@ -21097,15 +17174,7 @@
               <w:t xml:space="preserve">Add </w:t>
             </w:r>
             <w:r>
-              <w:t xml:space="preserve">dedicated fields for GNSS / </w:t>
-            </w:r>
-            <w:proofErr w:type="spellStart"/>
-            <w:r>
-              <w:t>baro</w:t>
-            </w:r>
-            <w:proofErr w:type="spellEnd"/>
-            <w:r>
-              <w:t xml:space="preserve"> vertical rates</w:t>
+              <w:t>dedicated fields for GNSS / baro vertical rates</w:t>
             </w:r>
             <w:r>
               <w:t>.</w:t>
@@ -21186,16 +17255,11 @@
               <w:spacing w:after="0"/>
             </w:pPr>
             <w:r>
-              <w:t xml:space="preserve">Add </w:t>
-            </w:r>
-            <w:proofErr w:type="spellStart"/>
-            <w:r>
-              <w:t>is_</w:t>
+              <w:t>Add is_</w:t>
             </w:r>
             <w:r>
               <w:t>non_transponder</w:t>
             </w:r>
-            <w:proofErr w:type="spellEnd"/>
             <w:r>
               <w:t xml:space="preserve"> flag to Mode S aircraft</w:t>
             </w:r>
@@ -21226,15 +17290,7 @@
               <w:spacing w:after="0"/>
             </w:pPr>
             <w:r>
-              <w:t xml:space="preserve">Add </w:t>
-            </w:r>
-            <w:proofErr w:type="spellStart"/>
-            <w:r>
-              <w:t>is_utc_coupled</w:t>
-            </w:r>
-            <w:proofErr w:type="spellEnd"/>
-            <w:r>
-              <w:t xml:space="preserve"> flag to UAT aircraft.</w:t>
+              <w:t>Add is_utc_coupled flag to UAT aircraft.</w:t>
             </w:r>
           </w:p>
         </w:tc>
@@ -21285,127 +17341,50 @@
         <w:pStyle w:val="code"/>
       </w:pPr>
       <w:r>
-        <w:t>#</w:t>
-      </w:r>
-      <w:proofErr w:type="gramStart"/>
-      <w:r>
-        <w:t>A:ICAO</w:t>
-      </w:r>
-      <w:proofErr w:type="gramEnd"/>
+        <w:t>#A:ICAO,FLAGS,CALL,SQ</w:t>
+      </w:r>
+      <w:r>
+        <w:t>UAWK,ECAT</w:t>
+      </w:r>
+      <w:r>
+        <w:t>,LAT,LON,BARO</w:t>
+      </w:r>
+      <w:r>
+        <w:t>_ALT</w:t>
+      </w:r>
       <w:r>
         <w:t>,</w:t>
       </w:r>
-      <w:proofErr w:type="gramStart"/>
-      <w:r>
-        <w:t>FLAGS,CALL</w:t>
-      </w:r>
-      <w:proofErr w:type="gramEnd"/>
+      <w:r>
+        <w:t>GNSS_ALT</w:t>
+      </w:r>
       <w:r>
         <w:t>,</w:t>
       </w:r>
-      <w:proofErr w:type="gramStart"/>
-      <w:r>
-        <w:t>SQ</w:t>
-      </w:r>
-      <w:r>
-        <w:t>UAWK,ECAT</w:t>
-      </w:r>
-      <w:proofErr w:type="gramEnd"/>
+      <w:r>
+        <w:t>DIR</w:t>
+      </w:r>
       <w:r>
         <w:t>,</w:t>
       </w:r>
-      <w:proofErr w:type="gramStart"/>
-      <w:r>
-        <w:t>LAT,LON</w:t>
-      </w:r>
-      <w:proofErr w:type="gramEnd"/>
-      <w:r>
-        <w:t>,BARO</w:t>
-      </w:r>
-      <w:r>
-        <w:t>_</w:t>
-      </w:r>
-      <w:proofErr w:type="gramStart"/>
-      <w:r>
-        <w:t>ALT</w:t>
+      <w:r>
+        <w:t>SPEED</w:t>
       </w:r>
       <w:r>
         <w:t>,</w:t>
       </w:r>
       <w:r>
-        <w:t>GNSS</w:t>
-      </w:r>
-      <w:proofErr w:type="gramEnd"/>
-      <w:r>
-        <w:t>_</w:t>
-      </w:r>
-      <w:proofErr w:type="gramStart"/>
-      <w:r>
-        <w:t>ALT</w:t>
+        <w:t>BARO_VRATE,GNSS_VRATE</w:t>
       </w:r>
       <w:r>
         <w:t>,</w:t>
       </w:r>
       <w:r>
-        <w:t>DIR</w:t>
-      </w:r>
-      <w:proofErr w:type="gramEnd"/>
-      <w:r>
-        <w:t>,</w:t>
-      </w:r>
-      <w:proofErr w:type="gramStart"/>
-      <w:r>
-        <w:t>SPEED</w:t>
-      </w:r>
-      <w:r>
-        <w:t>,</w:t>
-      </w:r>
-      <w:r>
-        <w:t>BARO</w:t>
-      </w:r>
-      <w:proofErr w:type="gramEnd"/>
-      <w:r>
-        <w:t>_</w:t>
-      </w:r>
-      <w:proofErr w:type="gramStart"/>
-      <w:r>
-        <w:t>VRATE,GNSS</w:t>
-      </w:r>
-      <w:proofErr w:type="gramEnd"/>
-      <w:r>
-        <w:t>_</w:t>
-      </w:r>
-      <w:proofErr w:type="gramStart"/>
-      <w:r>
-        <w:t>VRATE</w:t>
-      </w:r>
-      <w:r>
-        <w:t>,</w:t>
-      </w:r>
-      <w:r>
-        <w:t>NICNAC</w:t>
-      </w:r>
-      <w:proofErr w:type="gramEnd"/>
-      <w:r>
-        <w:t>,</w:t>
-      </w:r>
-      <w:proofErr w:type="gramStart"/>
-      <w:r>
-        <w:t>ACDIMS,VERSION</w:t>
-      </w:r>
-      <w:proofErr w:type="gramEnd"/>
-      <w:r>
-        <w:t>,</w:t>
-      </w:r>
-      <w:proofErr w:type="gramStart"/>
-      <w:r>
-        <w:t>SIGS,SIGQ</w:t>
-      </w:r>
-      <w:proofErr w:type="gramEnd"/>
-      <w:r>
-        <w:t>,</w:t>
-      </w:r>
-      <w:proofErr w:type="gramStart"/>
+        <w:t>NICNAC,ACDIMS,VERSION,</w:t>
+      </w:r>
+      <w:r>
+        <w:t>SIGS,SIGQ,</w:t>
+      </w:r>
       <w:r>
         <w:t>S</w:t>
       </w:r>
@@ -21418,7 +17397,6 @@
       <w:r>
         <w:t>SFPS</w:t>
       </w:r>
-      <w:proofErr w:type="gramEnd"/>
       <w:r>
         <w:t>,CRC\r\n</w:t>
       </w:r>
@@ -23201,16 +19179,11 @@
               <w:spacing w:after="0"/>
             </w:pPr>
             <w:r>
-              <w:t xml:space="preserve">Signal quality, in </w:t>
-            </w:r>
-            <w:proofErr w:type="spellStart"/>
-            <w:r>
-              <w:t>dB</w:t>
+              <w:t>Signal quality, in dB</w:t>
             </w:r>
             <w:r>
               <w:t>.</w:t>
             </w:r>
-            <w:proofErr w:type="spellEnd"/>
           </w:p>
         </w:tc>
         <w:tc>
@@ -23817,23 +19790,7 @@
           </w:tcPr>
           <w:p>
             <w:r>
-              <w:t xml:space="preserve">Emitter has provided </w:t>
-            </w:r>
-            <w:proofErr w:type="gramStart"/>
-            <w:r>
-              <w:t>a direction</w:t>
-            </w:r>
-            <w:proofErr w:type="gramEnd"/>
-            <w:r>
-              <w:t xml:space="preserve"> (</w:t>
-            </w:r>
-            <w:proofErr w:type="gramStart"/>
-            <w:r>
-              <w:t>may be</w:t>
-            </w:r>
-            <w:proofErr w:type="gramEnd"/>
-            <w:r>
-              <w:t xml:space="preserve"> ground track, magnetic compass heading, or true compass heading). </w:t>
+              <w:t xml:space="preserve">Emitter has provided a direction (may be ground track, magnetic compass heading, or true compass heading). </w:t>
             </w:r>
           </w:p>
         </w:tc>
@@ -24020,15 +19977,7 @@
           </w:tcPr>
           <w:p>
             <w:r>
-              <w:t xml:space="preserve">Emitter is </w:t>
-            </w:r>
-            <w:proofErr w:type="gramStart"/>
-            <w:r>
-              <w:t>actually a</w:t>
-            </w:r>
-            <w:proofErr w:type="gramEnd"/>
-            <w:r>
-              <w:t xml:space="preserve"> ground vehicle using a Class B2 transponder with a transmission power &lt; 70W.</w:t>
+              <w:t>Emitter is actually a ground vehicle using a Class B2 transponder with a transmission power &lt; 70W.</w:t>
             </w:r>
           </w:p>
         </w:tc>
@@ -24060,23 +20009,7 @@
           </w:tcPr>
           <w:p>
             <w:r>
-              <w:t xml:space="preserve">Emitter has </w:t>
-            </w:r>
-            <w:proofErr w:type="gramStart"/>
-            <w:r>
-              <w:t>receive</w:t>
-            </w:r>
-            <w:proofErr w:type="gramEnd"/>
-            <w:r>
-              <w:t xml:space="preserve"> capability </w:t>
-            </w:r>
-            <w:proofErr w:type="gramStart"/>
-            <w:r>
-              <w:t>for</w:t>
-            </w:r>
-            <w:proofErr w:type="gramEnd"/>
-            <w:r>
-              <w:t xml:space="preserve"> 1090MHz Extended Squitter transmissions.</w:t>
+              <w:t>Emitter has receive capability for 1090MHz Extended Squitter transmissions.</w:t>
             </w:r>
           </w:p>
         </w:tc>
@@ -24108,15 +20041,7 @@
           </w:tcPr>
           <w:p>
             <w:r>
-              <w:t xml:space="preserve">Emitter has </w:t>
-            </w:r>
-            <w:proofErr w:type="gramStart"/>
-            <w:r>
-              <w:t>receive</w:t>
-            </w:r>
-            <w:proofErr w:type="gramEnd"/>
-            <w:r>
-              <w:t xml:space="preserve"> capability for UAT (978MHz Universal Access Transceiver) transmissions.</w:t>
+              <w:t>Emitter has receive capability for UAT (978MHz Universal Access Transceiver) transmissions.</w:t>
             </w:r>
           </w:p>
         </w:tc>
@@ -24180,15 +20105,7 @@
           </w:tcPr>
           <w:p>
             <w:r>
-              <w:t xml:space="preserve">Emitter is using a single antenna, </w:t>
-            </w:r>
-            <w:proofErr w:type="gramStart"/>
-            <w:r>
-              <w:t>instead</w:t>
-            </w:r>
-            <w:proofErr w:type="gramEnd"/>
-            <w:r>
-              <w:t xml:space="preserve"> antennas above and below the fuselage. Transmissions may be weak or irregular during maneuvering.</w:t>
+              <w:t>Emitter is using a single antenna, instead antennas above and below the fuselage. Transmissions may be weak or irregular during maneuvering.</w:t>
             </w:r>
           </w:p>
         </w:tc>
@@ -24354,23 +20271,7 @@
           </w:tcPr>
           <w:p>
             <w:r>
-              <w:t xml:space="preserve">The aircraft has an active TCAS resolution advisory (i.e. the aircraft is warning the pilot to </w:t>
-            </w:r>
-            <w:proofErr w:type="gramStart"/>
-            <w:r>
-              <w:t>take action</w:t>
-            </w:r>
-            <w:proofErr w:type="gramEnd"/>
-            <w:r>
-              <w:t xml:space="preserve"> </w:t>
-            </w:r>
-            <w:proofErr w:type="gramStart"/>
-            <w:r>
-              <w:t>in order to</w:t>
-            </w:r>
-            <w:proofErr w:type="gramEnd"/>
-            <w:r>
-              <w:t xml:space="preserve"> avoid colliding with another aircraft).</w:t>
+              <w:t>The aircraft has an active TCAS resolution advisory (i.e. the aircraft is warning the pilot to take action in order to avoid colliding with another aircraft).</w:t>
             </w:r>
           </w:p>
         </w:tc>
@@ -24583,13 +20484,8 @@
             <w:tcW w:w="7044" w:type="dxa"/>
           </w:tcPr>
           <w:p>
-            <w:proofErr w:type="gramStart"/>
-            <w:r>
-              <w:t>Direction has</w:t>
-            </w:r>
-            <w:proofErr w:type="gramEnd"/>
-            <w:r>
-              <w:t xml:space="preserve"> been updated within the last reporting interval.</w:t>
+            <w:r>
+              <w:t>Direction has been updated within the last reporting interval.</w:t>
             </w:r>
           </w:p>
         </w:tc>
@@ -24734,15 +20630,7 @@
     </w:p>
     <w:p>
       <w:r>
-        <w:t xml:space="preserve">The ECAT field indicates the Emitter Category (i.e. airframe type) for each ADSB emitter that is being tracked. This field contains information about what kind of aircraft, ground vehicle, obstacle, or other airspace user is emitting ADS-B </w:t>
-      </w:r>
-      <w:proofErr w:type="gramStart"/>
-      <w:r>
-        <w:t>packets, and</w:t>
-      </w:r>
-      <w:proofErr w:type="gramEnd"/>
-      <w:r>
-        <w:t xml:space="preserve"> can be used to understand the emitter’s maneuvering capability and potential for wake vortex impact.</w:t>
+        <w:t>The ECAT field indicates the Emitter Category (i.e. airframe type) for each ADSB emitter that is being tracked. This field contains information about what kind of aircraft, ground vehicle, obstacle, or other airspace user is emitting ADS-B packets, and can be used to understand the emitter’s maneuvering capability and potential for wake vortex impact.</w:t>
       </w:r>
     </w:p>
     <w:tbl>
@@ -25272,15 +21160,7 @@
               <w:jc w:val="center"/>
             </w:pPr>
             <w:r>
-              <w:t xml:space="preserve">Space / </w:t>
-            </w:r>
-            <w:proofErr w:type="spellStart"/>
-            <w:r>
-              <w:t>Transatmospheric</w:t>
-            </w:r>
-            <w:proofErr w:type="spellEnd"/>
-            <w:r>
-              <w:t xml:space="preserve"> Vehicle</w:t>
+              <w:t>Space / Transatmospheric Vehicle</w:t>
             </w:r>
           </w:p>
         </w:tc>
@@ -25786,11 +21666,7 @@
               <w:jc w:val="center"/>
             </w:pPr>
             <w:r>
-              <w:t>Navigation Accuracy Category: Position (</w:t>
-            </w:r>
-            <w:proofErr w:type="spellStart"/>
-            <w:r>
-              <w:t>NAC</w:t>
+              <w:t>Navigation Accuracy Category: Position (NAC</w:t>
             </w:r>
             <w:r>
               <w:rPr>
@@ -25798,7 +21674,6 @@
               </w:rPr>
               <w:t>p</w:t>
             </w:r>
-            <w:proofErr w:type="spellEnd"/>
             <w:r>
               <w:t>)</w:t>
             </w:r>
@@ -25814,11 +21689,7 @@
               <w:jc w:val="center"/>
             </w:pPr>
             <w:r>
-              <w:t>Navigation Accuracy Category: Velocity (</w:t>
-            </w:r>
-            <w:proofErr w:type="spellStart"/>
-            <w:r>
-              <w:t>NAC</w:t>
+              <w:t>Navigation Accuracy Category: Velocity (NAC</w:t>
             </w:r>
             <w:r>
               <w:rPr>
@@ -25826,7 +21697,6 @@
               </w:rPr>
               <w:t>v</w:t>
             </w:r>
-            <w:proofErr w:type="spellEnd"/>
             <w:r>
               <w:t>)</w:t>
             </w:r>
@@ -25882,7 +21752,6 @@
           <w:color w:val="008139" w:themeColor="accent1" w:themeShade="BF"/>
         </w:rPr>
       </w:pPr>
-      <w:proofErr w:type="gramStart"/>
       <w:r>
         <w:rPr>
           <w:b/>
@@ -25895,15 +21764,7 @@
           <w:b/>
           <w:bCs/>
         </w:rPr>
-        <w:t>[</w:t>
-      </w:r>
-      <w:proofErr w:type="gramEnd"/>
-      <w:r>
-        <w:rPr>
-          <w:b/>
-          <w:bCs/>
-        </w:rPr>
-        <w:t>0-3]: Navigation Integrity Category (NIC)</w:t>
+        <w:t>[0-3]: Navigation Integrity Category (NIC)</w:t>
       </w:r>
     </w:p>
     <w:p>
@@ -26266,15 +22127,7 @@
         <w:t>baro</w:t>
       </w:r>
       <w:r>
-        <w:t xml:space="preserve">) indicates how much trust should be placed in an aircraft’s reported altitude. The field is a single bit that indicates whether the aircraft uses an altimeter that has been cross-checked against other sources. Old school encoding altimeters have many parallel wires and output an altitude in a format called a Gillham </w:t>
-      </w:r>
-      <w:proofErr w:type="gramStart"/>
-      <w:r>
-        <w:t>Code, and</w:t>
-      </w:r>
-      <w:proofErr w:type="gramEnd"/>
-      <w:r>
-        <w:t xml:space="preserve"> have no built-in method of error checking. A single faulty wire can result in erroneous readings, so this bit lets air traffic control know whether to take altitude readings from the aircraft with a grain of salt. A 0 indicates that the transponder is outputting altitude from a Gillham coded source (with no way to cross check the value), while a 1 indicates that the transponder is outputting altitude from a Gillham coded source while using another sensor to cross-check it, or is using a more modern barometer that supports a protocol with built-in error checking.</w:t>
+        <w:t>) indicates how much trust should be placed in an aircraft’s reported altitude. The field is a single bit that indicates whether the aircraft uses an altimeter that has been cross-checked against other sources. Old school encoding altimeters have many parallel wires and output an altitude in a format called a Gillham Code, and have no built-in method of error checking. A single faulty wire can result in erroneous readings, so this bit lets air traffic control know whether to take altitude readings from the aircraft with a grain of salt. A 0 indicates that the transponder is outputting altitude from a Gillham coded source (with no way to cross check the value), while a 1 indicates that the transponder is outputting altitude from a Gillham coded source while using another sensor to cross-check it, or is using a more modern barometer that supports a protocol with built-in error checking.</w:t>
       </w:r>
     </w:p>
     <w:p>
@@ -26398,17 +22251,7 @@
           </w:tcPr>
           <w:p>
             <w:r>
-              <w:t xml:space="preserve">Altitude is from a Gillham-coded input that is being cross-checked with another source, or from a </w:t>
-            </w:r>
-            <w:proofErr w:type="spellStart"/>
-            <w:proofErr w:type="gramStart"/>
-            <w:r>
-              <w:t>non Gillham</w:t>
-            </w:r>
-            <w:proofErr w:type="spellEnd"/>
-            <w:proofErr w:type="gramEnd"/>
-            <w:r>
-              <w:t>-coded input with built-in error checking features.</w:t>
+              <w:t>Altitude is from a Gillham-coded input that is being cross-checked with another source, or from a non Gillham-coded input with built-in error checking features.</w:t>
             </w:r>
           </w:p>
         </w:tc>
@@ -26420,11 +22263,7 @@
         <w:pStyle w:val="Heading4"/>
       </w:pPr>
       <w:r>
-        <w:t>NICNAC [5-7]: Navigation Accuracy Category: Velocity (</w:t>
-      </w:r>
-      <w:proofErr w:type="spellStart"/>
-      <w:r>
-        <w:t>NAC</w:t>
+        <w:t>NICNAC [5-7]: Navigation Accuracy Category: Velocity (NAC</w:t>
       </w:r>
       <w:r>
         <w:rPr>
@@ -26432,18 +22271,13 @@
         </w:rPr>
         <w:t>v</w:t>
       </w:r>
-      <w:proofErr w:type="spellEnd"/>
       <w:r>
         <w:t>)</w:t>
       </w:r>
     </w:p>
     <w:p>
       <w:r>
-        <w:t>The horizontal velocity error (</w:t>
-      </w:r>
-      <w:proofErr w:type="spellStart"/>
-      <w:r>
-        <w:t>NAC</w:t>
+        <w:t>The horizontal velocity error (NAC</w:t>
       </w:r>
       <w:r>
         <w:rPr>
@@ -26451,18 +22285,13 @@
         </w:rPr>
         <w:t>v</w:t>
       </w:r>
-      <w:proofErr w:type="spellEnd"/>
       <w:r>
         <w:t>) indicates the expected accuracy of the reported velocity of the aircraft when systems are operating nominally. This varies depending on the accuracy capabilities of the measurement equipment onboard the aircraft, and not how often we expect said equipment to fail.</w:t>
       </w:r>
     </w:p>
     <w:p>
       <w:r>
-        <w:t xml:space="preserve">A higher </w:t>
-      </w:r>
-      <w:proofErr w:type="spellStart"/>
-      <w:r>
-        <w:t>NAC</w:t>
+        <w:t>A higher NAC</w:t>
       </w:r>
       <w:r>
         <w:rPr>
@@ -26470,7 +22299,6 @@
         </w:rPr>
         <w:t>v</w:t>
       </w:r>
-      <w:proofErr w:type="spellEnd"/>
       <w:r>
         <w:t xml:space="preserve"> indicates a more accurate velocity measurement system.</w:t>
       </w:r>
@@ -26499,7 +22327,6 @@
                 <w:bCs/>
               </w:rPr>
             </w:pPr>
-            <w:proofErr w:type="spellStart"/>
             <w:r>
               <w:rPr>
                 <w:b/>
@@ -26516,7 +22343,6 @@
               </w:rPr>
               <w:t>v</w:t>
             </w:r>
-            <w:proofErr w:type="spellEnd"/>
             <w:r>
               <w:rPr>
                 <w:b/>
@@ -26706,11 +22532,7 @@
         <w:pStyle w:val="Heading4"/>
       </w:pPr>
       <w:r>
-        <w:t>NICNAC [8-11]: Navigation Accuracy Category: Position (</w:t>
-      </w:r>
-      <w:proofErr w:type="spellStart"/>
-      <w:r>
-        <w:t>NAC</w:t>
+        <w:t>NICNAC [8-11]: Navigation Accuracy Category: Position (NAC</w:t>
       </w:r>
       <w:r>
         <w:rPr>
@@ -26718,18 +22540,13 @@
         </w:rPr>
         <w:t>p</w:t>
       </w:r>
-      <w:proofErr w:type="spellEnd"/>
       <w:r>
         <w:t>)</w:t>
       </w:r>
     </w:p>
     <w:p>
       <w:r>
-        <w:t>The estimated position uncertainty (</w:t>
-      </w:r>
-      <w:proofErr w:type="spellStart"/>
-      <w:r>
-        <w:t>NAC</w:t>
+        <w:t>The estimated position uncertainty (NAC</w:t>
       </w:r>
       <w:r>
         <w:rPr>
@@ -26737,18 +22554,13 @@
         </w:rPr>
         <w:t>p</w:t>
       </w:r>
-      <w:proofErr w:type="spellEnd"/>
       <w:r>
         <w:t>) indicates the expected accuracy of the aircraft’s reported location when systems are operating nominally. This varies depending on the capabilities of the aircraft’s positioning system and not on how often we expect said equipment to fail.</w:t>
       </w:r>
     </w:p>
     <w:p>
       <w:r>
-        <w:t xml:space="preserve">A higher </w:t>
-      </w:r>
-      <w:proofErr w:type="spellStart"/>
-      <w:r>
-        <w:t>NAC</w:t>
+        <w:t>A higher NAC</w:t>
       </w:r>
       <w:r>
         <w:rPr>
@@ -26756,7 +22568,6 @@
         </w:rPr>
         <w:t>p</w:t>
       </w:r>
-      <w:proofErr w:type="spellEnd"/>
       <w:r>
         <w:t xml:space="preserve"> indicates a more accurate positioning system.</w:t>
       </w:r>
@@ -26796,7 +22607,6 @@
                 <w:bCs/>
               </w:rPr>
             </w:pPr>
-            <w:proofErr w:type="spellStart"/>
             <w:r>
               <w:rPr>
                 <w:b/>
@@ -26812,7 +22622,6 @@
               </w:rPr>
               <w:t>p</w:t>
             </w:r>
-            <w:proofErr w:type="spellEnd"/>
             <w:r>
               <w:rPr>
                 <w:b/>
@@ -27171,13 +22980,8 @@
       <w:pPr>
         <w:pStyle w:val="Heading4"/>
       </w:pPr>
-      <w:proofErr w:type="gramStart"/>
-      <w:r>
-        <w:t>NICNAC[</w:t>
-      </w:r>
-      <w:proofErr w:type="gramEnd"/>
-      <w:r>
-        <w:t>12-13]</w:t>
+      <w:r>
+        <w:t>NICNAC[12-13]</w:t>
       </w:r>
       <w:r>
         <w:t>:</w:t>
@@ -27371,13 +23175,8 @@
       <w:pPr>
         <w:pStyle w:val="Heading4"/>
       </w:pPr>
-      <w:proofErr w:type="gramStart"/>
-      <w:r>
-        <w:t>NICNAC[</w:t>
-      </w:r>
-      <w:proofErr w:type="gramEnd"/>
-      <w:r>
-        <w:t>14-15]</w:t>
+      <w:r>
+        <w:t>NICNAC[14-15]</w:t>
       </w:r>
       <w:r>
         <w:t>:</w:t>
@@ -28468,21 +24267,12 @@
           <w:bCs/>
         </w:rPr>
       </w:pPr>
-      <w:proofErr w:type="gramStart"/>
       <w:r>
         <w:rPr>
           <w:b/>
           <w:bCs/>
         </w:rPr>
-        <w:t>ACDIMS[</w:t>
-      </w:r>
-      <w:proofErr w:type="gramEnd"/>
-      <w:r>
-        <w:rPr>
-          <w:b/>
-          <w:bCs/>
-        </w:rPr>
-        <w:t>0-1]: System Design Assurance (SDA)</w:t>
+        <w:t>ACDIMS[0-1]: System Design Assurance (SDA)</w:t>
       </w:r>
     </w:p>
     <w:p>
@@ -28929,55 +24719,57 @@
           <w:bCs/>
         </w:rPr>
       </w:pPr>
-      <w:proofErr w:type="gramStart"/>
       <w:r>
         <w:rPr>
           <w:b/>
           <w:bCs/>
         </w:rPr>
-        <w:t>ACDIMS[</w:t>
-      </w:r>
-      <w:proofErr w:type="gramEnd"/>
-      <w:r>
+        <w:t>ACDIMS[2-8] Aircraft Width (ACW)</w:t>
+      </w:r>
+    </w:p>
+    <w:p>
+      <w:r>
+        <w:t>Approximate value for the width of the aircraft bounding box, in meters. Can be interpreted as a 7-bit unsigned integer.</w:t>
+      </w:r>
+    </w:p>
+    <w:p>
+      <w:pPr>
         <w:rPr>
           <w:b/>
           <w:bCs/>
         </w:rPr>
-        <w:t>2-8] Aircraft Width (ACW)</w:t>
-      </w:r>
-    </w:p>
-    <w:p>
-      <w:r>
-        <w:t>Approximate value for the width of the aircraft bounding box, in meters. Can be interpreted as a 7-bit unsigned integer.</w:t>
-      </w:r>
-    </w:p>
-    <w:p>
-      <w:pPr>
+      </w:pPr>
+      <w:r>
         <w:rPr>
           <w:b/>
           <w:bCs/>
         </w:rPr>
-      </w:pPr>
-      <w:proofErr w:type="gramStart"/>
-      <w:r>
+        <w:t>ACDIMS[9-15] Aircraft Length (ACL)</w:t>
+      </w:r>
+    </w:p>
+    <w:p>
+      <w:r>
+        <w:t>Approximate value for the length of the aircraft bounding box, in meters. Can be interpreted as a 7-bit unsigned integer.</w:t>
+      </w:r>
+    </w:p>
+    <w:p>
+      <w:pPr>
         <w:rPr>
           <w:b/>
           <w:bCs/>
         </w:rPr>
-        <w:t>ACDIMS[</w:t>
-      </w:r>
-      <w:proofErr w:type="gramEnd"/>
+      </w:pPr>
       <w:r>
         <w:rPr>
           <w:b/>
           <w:bCs/>
         </w:rPr>
-        <w:t>9-15] Aircraft Length (ACL)</w:t>
-      </w:r>
-    </w:p>
-    <w:p>
-      <w:r>
-        <w:t>Approximate value for the length of the aircraft bounding box, in meters. Can be interpreted as a 7-bit unsigned integer.</w:t>
+        <w:t>ACDIMS[16-23] GNSS Offset Right of Reference Point (GOR)</w:t>
+      </w:r>
+    </w:p>
+    <w:p>
+      <w:r>
+        <w:t>Signed 8-bit integer representing the left/right offset of the GNSS antenna from the aircraft’s reference point. A positive value indicates that the GNSS antenna is to the right of the aircraft reference point.</w:t>
       </w:r>
     </w:p>
     <w:p>
@@ -28987,50 +24779,12 @@
           <w:bCs/>
         </w:rPr>
       </w:pPr>
-      <w:proofErr w:type="gramStart"/>
       <w:r>
         <w:rPr>
           <w:b/>
           <w:bCs/>
         </w:rPr>
-        <w:t>ACDIMS[</w:t>
-      </w:r>
-      <w:proofErr w:type="gramEnd"/>
-      <w:r>
-        <w:rPr>
-          <w:b/>
-          <w:bCs/>
-        </w:rPr>
-        <w:t>16-23] GNSS Offset Right of Reference Point (GOR)</w:t>
-      </w:r>
-    </w:p>
-    <w:p>
-      <w:r>
-        <w:t>Signed 8-bit integer representing the left/right offset of the GNSS antenna from the aircraft’s reference point. A positive value indicates that the GNSS antenna is to the right of the aircraft reference point.</w:t>
-      </w:r>
-    </w:p>
-    <w:p>
-      <w:pPr>
-        <w:rPr>
-          <w:b/>
-          <w:bCs/>
-        </w:rPr>
-      </w:pPr>
-      <w:proofErr w:type="gramStart"/>
-      <w:r>
-        <w:rPr>
-          <w:b/>
-          <w:bCs/>
-        </w:rPr>
-        <w:t>ACDIMS[</w:t>
-      </w:r>
-      <w:proofErr w:type="gramEnd"/>
-      <w:r>
-        <w:rPr>
-          <w:b/>
-          <w:bCs/>
-        </w:rPr>
-        <w:t>24-31] GNSS Offset Forward of Reference Point (GOF)</w:t>
+        <w:t>ACDIMS[24-31] GNSS Offset Forward of Reference Point (GOF)</w:t>
       </w:r>
     </w:p>
     <w:p>
@@ -29070,21 +24824,12 @@
           <w:bCs/>
         </w:rPr>
       </w:pPr>
-      <w:proofErr w:type="spellStart"/>
       <w:r>
         <w:rPr>
           <w:b w:val="0"/>
           <w:bCs/>
         </w:rPr>
-        <w:t>CSBee</w:t>
-      </w:r>
-      <w:proofErr w:type="spellEnd"/>
-      <w:r>
-        <w:rPr>
-          <w:b w:val="0"/>
-          <w:bCs/>
-        </w:rPr>
-        <w:t xml:space="preserve"> messages use a 16-bit Cyclical Redundancy Checksum (CRC-16), which can be calculated using the algorithm in the C++ code snippet below. Note the “swap16” helper function which also needs to be included.</w:t>
+        <w:t>CSBee messages use a 16-bit Cyclical Redundancy Checksum (CRC-16), which can be calculated using the algorithm in the C++ code snippet below. Note the “swap16” helper function which also needs to be included.</w:t>
       </w:r>
     </w:p>
     <w:p>
@@ -29101,21 +24846,8 @@
         <w:pStyle w:val="code"/>
       </w:pPr>
       <w:r>
-        <w:t xml:space="preserve">uint16_t swap16(uint16_t value) </w:t>
-      </w:r>
-      <w:proofErr w:type="gramStart"/>
-      <w:r>
-        <w:t>{ return</w:t>
-      </w:r>
-      <w:proofErr w:type="gramEnd"/>
-      <w:r>
-        <w:t xml:space="preserve"> (value &lt;&lt; 8) | (value &gt;&gt; 8)</w:t>
-      </w:r>
-      <w:proofErr w:type="gramStart"/>
-      <w:r>
-        <w:t>; }</w:t>
-      </w:r>
-      <w:proofErr w:type="gramEnd"/>
+        <w:t>uint16_t swap16(uint16_t value) { return (value &lt;&lt; 8) | (value &gt;&gt; 8); }</w:t>
+      </w:r>
     </w:p>
     <w:p>
       <w:pPr>
@@ -29127,27 +24859,14 @@
         <w:pStyle w:val="code"/>
       </w:pPr>
       <w:r>
-        <w:t>uint16_t CalculateCRC16(const uint8_t *</w:t>
-      </w:r>
-      <w:proofErr w:type="spellStart"/>
-      <w:r>
-        <w:t>data_p</w:t>
-      </w:r>
-      <w:proofErr w:type="spellEnd"/>
-      <w:r>
-        <w:t xml:space="preserve">, </w:t>
+        <w:t xml:space="preserve">uint16_t CalculateCRC16(const uint8_t *data_p, </w:t>
       </w:r>
       <w:r>
         <w:t>int32_t</w:t>
       </w:r>
       <w:r>
-        <w:t xml:space="preserve"> </w:t>
-      </w:r>
-      <w:proofErr w:type="gramStart"/>
-      <w:r>
-        <w:t>length) {</w:t>
-      </w:r>
-      <w:proofErr w:type="gramEnd"/>
+        <w:t xml:space="preserve"> length) {</w:t>
+      </w:r>
     </w:p>
     <w:p>
       <w:pPr>
@@ -29162,15 +24881,7 @@
         <w:pStyle w:val="code"/>
       </w:pPr>
       <w:r>
-        <w:t xml:space="preserve">    uint16_t </w:t>
-      </w:r>
-      <w:proofErr w:type="spellStart"/>
-      <w:r>
-        <w:t>crc</w:t>
-      </w:r>
-      <w:proofErr w:type="spellEnd"/>
-      <w:r>
-        <w:t xml:space="preserve"> = 0xFFFF;</w:t>
+        <w:t>    uint16_t crc = 0xFFFF;</w:t>
       </w:r>
     </w:p>
     <w:p>
@@ -29178,36 +24889,15 @@
         <w:pStyle w:val="code"/>
       </w:pPr>
       <w:r>
-        <w:t>    while (length-</w:t>
-      </w:r>
-      <w:proofErr w:type="gramStart"/>
-      <w:r>
-        <w:t>-) {</w:t>
-      </w:r>
-      <w:proofErr w:type="gramEnd"/>
+        <w:t>    while (length--) {</w:t>
+      </w:r>
     </w:p>
     <w:p>
       <w:pPr>
         <w:pStyle w:val="code"/>
       </w:pPr>
       <w:r>
-        <w:t xml:space="preserve">        x = </w:t>
-      </w:r>
-      <w:proofErr w:type="spellStart"/>
-      <w:r>
-        <w:t>crc</w:t>
-      </w:r>
-      <w:proofErr w:type="spellEnd"/>
-      <w:r>
-        <w:t xml:space="preserve"> &gt;&gt; 8 ^ *</w:t>
-      </w:r>
-      <w:proofErr w:type="spellStart"/>
-      <w:r>
-        <w:t>data_p</w:t>
-      </w:r>
-      <w:proofErr w:type="spellEnd"/>
-      <w:r>
-        <w:t>++;</w:t>
+        <w:t>        x = crc &gt;&gt; 8 ^ *data_p++;</w:t>
       </w:r>
     </w:p>
     <w:p>
@@ -29223,47 +24913,7 @@
         <w:pStyle w:val="code"/>
       </w:pPr>
       <w:r>
-        <w:t xml:space="preserve">        </w:t>
-      </w:r>
-      <w:proofErr w:type="spellStart"/>
-      <w:r>
-        <w:t>crc</w:t>
-      </w:r>
-      <w:proofErr w:type="spellEnd"/>
-      <w:r>
-        <w:t xml:space="preserve"> = (</w:t>
-      </w:r>
-      <w:proofErr w:type="spellStart"/>
-      <w:r>
-        <w:t>crc</w:t>
-      </w:r>
-      <w:proofErr w:type="spellEnd"/>
-      <w:r>
-        <w:t xml:space="preserve"> &lt;&lt; 8) ^ ((uint16_</w:t>
-      </w:r>
-      <w:proofErr w:type="gramStart"/>
-      <w:r>
-        <w:t>t)(</w:t>
-      </w:r>
-      <w:proofErr w:type="gramEnd"/>
-      <w:r>
-        <w:t>x &lt;&lt; 12)) ^ ((uint16_</w:t>
-      </w:r>
-      <w:proofErr w:type="gramStart"/>
-      <w:r>
-        <w:t>t)(</w:t>
-      </w:r>
-      <w:proofErr w:type="gramEnd"/>
-      <w:r>
-        <w:t>x &lt;&lt; 5)) ^ ((uint16_</w:t>
-      </w:r>
-      <w:proofErr w:type="gramStart"/>
-      <w:r>
-        <w:t>t)x</w:t>
-      </w:r>
-      <w:proofErr w:type="gramEnd"/>
-      <w:r>
-        <w:t>);</w:t>
+        <w:t>        crc = (crc &lt;&lt; 8) ^ ((uint16_t)(x &lt;&lt; 12)) ^ ((uint16_t)(x &lt;&lt; 5)) ^ ((uint16_t)x);</w:t>
       </w:r>
     </w:p>
     <w:p>
@@ -29279,15 +24929,7 @@
         <w:pStyle w:val="code"/>
       </w:pPr>
       <w:r>
-        <w:t>    return swap16(</w:t>
-      </w:r>
-      <w:proofErr w:type="spellStart"/>
-      <w:r>
-        <w:t>crc</w:t>
-      </w:r>
-      <w:proofErr w:type="spellEnd"/>
-      <w:r>
-        <w:t>);</w:t>
+        <w:t>    return swap16(crc);</w:t>
       </w:r>
     </w:p>
     <w:p>
@@ -29332,153 +24974,61 @@
         <w:pStyle w:val="code"/>
       </w:pPr>
       <w:r>
-        <w:t>#</w:t>
-      </w:r>
-      <w:proofErr w:type="gramStart"/>
-      <w:r>
-        <w:t>U:</w:t>
-      </w:r>
-      <w:r>
-        <w:t>ICAO</w:t>
-      </w:r>
-      <w:proofErr w:type="gramEnd"/>
+        <w:t>#U:</w:t>
+      </w:r>
+      <w:r>
+        <w:t>ICAO,</w:t>
+      </w:r>
+      <w:r>
+        <w:t>UAT_</w:t>
+      </w:r>
+      <w:r>
+        <w:t>FLAGS,CALL,SQUAWK,ECAT,LAT,LON,BARO</w:t>
+      </w:r>
+      <w:r>
+        <w:t>_ALT</w:t>
+      </w:r>
       <w:r>
         <w:t>,</w:t>
       </w:r>
       <w:r>
-        <w:t>UAT_</w:t>
-      </w:r>
-      <w:proofErr w:type="gramStart"/>
-      <w:r>
-        <w:t>FLAGS,CALL</w:t>
-      </w:r>
-      <w:proofErr w:type="gramEnd"/>
+        <w:t>GNSS_ALT</w:t>
+      </w:r>
+      <w:r>
+        <w:t>,DIR,</w:t>
+      </w:r>
+      <w:r>
+        <w:t>SPEED</w:t>
+      </w:r>
+      <w:r>
+        <w:t>,BARO_V</w:t>
+      </w:r>
+      <w:r>
+        <w:t>RATE</w:t>
+      </w:r>
+      <w:r>
+        <w:t>,GNSS_V</w:t>
+      </w:r>
+      <w:r>
+        <w:t>RATE</w:t>
+      </w:r>
       <w:r>
         <w:t>,</w:t>
       </w:r>
-      <w:proofErr w:type="gramStart"/>
-      <w:r>
-        <w:t>SQUAWK,ECAT</w:t>
-      </w:r>
-      <w:proofErr w:type="gramEnd"/>
-      <w:r>
-        <w:t>,</w:t>
-      </w:r>
-      <w:proofErr w:type="gramStart"/>
-      <w:r>
-        <w:t>LAT,LON</w:t>
-      </w:r>
-      <w:proofErr w:type="gramEnd"/>
-      <w:r>
-        <w:t>,BARO</w:t>
-      </w:r>
-      <w:r>
-        <w:t>_</w:t>
-      </w:r>
-      <w:proofErr w:type="gramStart"/>
-      <w:r>
-        <w:t>ALT</w:t>
-      </w:r>
-      <w:r>
-        <w:t>,</w:t>
-      </w:r>
-      <w:r>
-        <w:t>GNSS</w:t>
-      </w:r>
-      <w:proofErr w:type="gramEnd"/>
-      <w:r>
-        <w:t>_</w:t>
-      </w:r>
-      <w:proofErr w:type="gramStart"/>
-      <w:r>
-        <w:t>ALT</w:t>
-      </w:r>
-      <w:r>
-        <w:t>,DIR</w:t>
-      </w:r>
-      <w:proofErr w:type="gramEnd"/>
-      <w:r>
-        <w:t>,</w:t>
-      </w:r>
-      <w:proofErr w:type="gramStart"/>
-      <w:r>
-        <w:t>SPEED</w:t>
-      </w:r>
-      <w:r>
-        <w:t>,BARO</w:t>
-      </w:r>
-      <w:proofErr w:type="gramEnd"/>
-      <w:r>
-        <w:t>_</w:t>
-      </w:r>
-      <w:proofErr w:type="gramStart"/>
-      <w:r>
-        <w:t>V</w:t>
-      </w:r>
-      <w:r>
-        <w:t>RATE</w:t>
-      </w:r>
-      <w:r>
-        <w:t>,GNSS</w:t>
-      </w:r>
-      <w:proofErr w:type="gramEnd"/>
-      <w:r>
-        <w:t>_</w:t>
-      </w:r>
-      <w:proofErr w:type="gramStart"/>
-      <w:r>
-        <w:t>V</w:t>
-      </w:r>
-      <w:r>
-        <w:t>RATE</w:t>
-      </w:r>
-      <w:r>
-        <w:t>,</w:t>
+      <w:r>
+        <w:t>UAT_EMERG,NICNAC,ACDIMS,VERSION,</w:t>
+      </w:r>
+      <w:r>
+        <w:t>SIGS,SIGQ,</w:t>
       </w:r>
       <w:r>
         <w:t>UAT</w:t>
       </w:r>
-      <w:proofErr w:type="gramEnd"/>
-      <w:r>
-        <w:t>_</w:t>
-      </w:r>
-      <w:proofErr w:type="gramStart"/>
-      <w:r>
-        <w:t>EMERG,NICNAC</w:t>
-      </w:r>
-      <w:proofErr w:type="gramEnd"/>
-      <w:r>
-        <w:t>,</w:t>
-      </w:r>
-      <w:proofErr w:type="gramStart"/>
-      <w:r>
-        <w:t>ACDIMS,VERSION</w:t>
-      </w:r>
-      <w:proofErr w:type="gramEnd"/>
-      <w:r>
-        <w:t>,</w:t>
-      </w:r>
-      <w:proofErr w:type="gramStart"/>
-      <w:r>
-        <w:t>SIGS,SIGQ</w:t>
-      </w:r>
-      <w:proofErr w:type="gramEnd"/>
-      <w:r>
-        <w:t>,</w:t>
-      </w:r>
-      <w:proofErr w:type="gramStart"/>
-      <w:r>
-        <w:t>UAT</w:t>
-      </w:r>
       <w:r>
         <w:t>FPS</w:t>
       </w:r>
       <w:r>
-        <w:t>,CRC</w:t>
-      </w:r>
-      <w:proofErr w:type="gramEnd"/>
-      <w:r>
-        <w:t>\r\n</w:t>
+        <w:t>,CRC\r\n</w:t>
       </w:r>
     </w:p>
     <w:p/>
@@ -31674,15 +27224,7 @@
         <w:t>for</w:t>
       </w:r>
       <w:r>
-        <w:t xml:space="preserve"> any bitfields not prefixed </w:t>
-      </w:r>
-      <w:proofErr w:type="gramStart"/>
-      <w:r>
-        <w:t>with  “</w:t>
-      </w:r>
-      <w:proofErr w:type="gramEnd"/>
-      <w:r>
-        <w:t>UAT_”.</w:t>
+        <w:t xml:space="preserve"> any bitfields not prefixed with  “UAT_”.</w:t>
       </w:r>
     </w:p>
     <w:p>
@@ -32188,23 +27730,7 @@
           </w:tcPr>
           <w:p>
             <w:r>
-              <w:t xml:space="preserve">Emitter has provided </w:t>
-            </w:r>
-            <w:proofErr w:type="gramStart"/>
-            <w:r>
-              <w:t>a direction</w:t>
-            </w:r>
-            <w:proofErr w:type="gramEnd"/>
-            <w:r>
-              <w:t xml:space="preserve"> (</w:t>
-            </w:r>
-            <w:proofErr w:type="gramStart"/>
-            <w:r>
-              <w:t>may be</w:t>
-            </w:r>
-            <w:proofErr w:type="gramEnd"/>
-            <w:r>
-              <w:t xml:space="preserve"> ground track, magnetic compass heading, or true compass heading). </w:t>
+              <w:t xml:space="preserve">Emitter has provided a direction (may be ground track, magnetic compass heading, or true compass heading). </w:t>
             </w:r>
           </w:p>
         </w:tc>
@@ -32537,23 +28063,7 @@
           </w:tcPr>
           <w:p>
             <w:r>
-              <w:t xml:space="preserve">The aircraft has an active TCAS resolution advisory (i.e. the aircraft is warning the pilot to </w:t>
-            </w:r>
-            <w:proofErr w:type="gramStart"/>
-            <w:r>
-              <w:t>take action</w:t>
-            </w:r>
-            <w:proofErr w:type="gramEnd"/>
-            <w:r>
-              <w:t xml:space="preserve"> </w:t>
-            </w:r>
-            <w:proofErr w:type="gramStart"/>
-            <w:r>
-              <w:t>in order to</w:t>
-            </w:r>
-            <w:proofErr w:type="gramEnd"/>
-            <w:r>
-              <w:t xml:space="preserve"> avoid colliding with another aircraft).</w:t>
+              <w:t>The aircraft has an active TCAS resolution advisory (i.e. the aircraft is warning the pilot to take action in order to avoid colliding with another aircraft).</w:t>
             </w:r>
           </w:p>
         </w:tc>
@@ -32721,13 +28231,8 @@
             <w:tcW w:w="5955" w:type="dxa"/>
           </w:tcPr>
           <w:p>
-            <w:proofErr w:type="gramStart"/>
-            <w:r>
-              <w:t>Direction has</w:t>
-            </w:r>
-            <w:proofErr w:type="gramEnd"/>
-            <w:r>
-              <w:t xml:space="preserve"> been updated within the last reporting interval.</w:t>
+            <w:r>
+              <w:t>Direction has been updated within the last reporting interval.</w:t>
             </w:r>
           </w:p>
         </w:tc>
@@ -33197,15 +28702,7 @@
         <w:t>This message contains some useful statistics</w:t>
       </w:r>
       <w:r>
-        <w:t xml:space="preserve"> about </w:t>
-      </w:r>
-      <w:proofErr w:type="spellStart"/>
-      <w:r>
-        <w:t>ADSBee’s</w:t>
-      </w:r>
-      <w:proofErr w:type="spellEnd"/>
-      <w:r>
-        <w:t xml:space="preserve"> operational status</w:t>
+        <w:t xml:space="preserve"> about ADSBee’s operational status</w:t>
       </w:r>
       <w:r>
         <w:t>. Format of that frame is shown below:</w:t>
@@ -33216,64 +28713,22 @@
         <w:pStyle w:val="code"/>
       </w:pPr>
       <w:r>
-        <w:t>#</w:t>
-      </w:r>
-      <w:proofErr w:type="gramStart"/>
-      <w:r>
-        <w:t>S:</w:t>
+        <w:t>#S:</w:t>
       </w:r>
       <w:r>
         <w:t>VERSION</w:t>
       </w:r>
-      <w:proofErr w:type="gramEnd"/>
+      <w:r>
+        <w:t>,DPS</w:t>
+      </w:r>
       <w:r>
         <w:t>,</w:t>
       </w:r>
-      <w:proofErr w:type="gramStart"/>
-      <w:r>
-        <w:t>DPS</w:t>
-      </w:r>
-      <w:r>
-        <w:t>,</w:t>
-      </w:r>
-      <w:r>
-        <w:t>RAW</w:t>
-      </w:r>
-      <w:proofErr w:type="gramEnd"/>
-      <w:r>
-        <w:t>_</w:t>
-      </w:r>
-      <w:proofErr w:type="gramStart"/>
-      <w:r>
-        <w:t>SFPS,SFPS</w:t>
-      </w:r>
-      <w:proofErr w:type="gramEnd"/>
-      <w:r>
-        <w:t>,RAW_</w:t>
-      </w:r>
-      <w:proofErr w:type="gramStart"/>
-      <w:r>
-        <w:t>ESFPS,ESFPS</w:t>
-      </w:r>
-      <w:proofErr w:type="gramEnd"/>
-      <w:r>
-        <w:t>,RAW_</w:t>
-      </w:r>
-      <w:proofErr w:type="gramStart"/>
-      <w:r>
-        <w:t>UATFPS,UATFPS</w:t>
-      </w:r>
-      <w:proofErr w:type="gramEnd"/>
-      <w:r>
-        <w:t>,</w:t>
-      </w:r>
-      <w:proofErr w:type="gramStart"/>
-      <w:r>
-        <w:t>TSCAL,UPTIME</w:t>
-      </w:r>
-      <w:proofErr w:type="gramEnd"/>
-      <w:r>
-        <w:t>,CRC</w:t>
+      <w:r>
+        <w:t>RAW_SFPS,SFPS,RAW_ESFPS,ESFPS,RAW_UATFPS,UATFPS</w:t>
+      </w:r>
+      <w:r>
+        <w:t>,TSCAL,UPTIME,CRC</w:t>
       </w:r>
       <w:r>
         <w:t>\r\n</w:t>
@@ -33529,15 +28984,7 @@
               <w:spacing w:after="0"/>
             </w:pPr>
             <w:r>
-              <w:t xml:space="preserve">Version of the </w:t>
-            </w:r>
-            <w:proofErr w:type="spellStart"/>
-            <w:r>
-              <w:t>CSBee</w:t>
-            </w:r>
-            <w:proofErr w:type="spellEnd"/>
-            <w:r>
-              <w:t xml:space="preserve"> protocol being used.</w:t>
+              <w:t>Version of the CSBee protocol being used.</w:t>
             </w:r>
           </w:p>
         </w:tc>
@@ -34695,13 +30142,8 @@
       <w:r>
         <w:t xml:space="preserve">1x MAVLINK Heartbeat message, </w:t>
       </w:r>
-      <w:proofErr w:type="spellStart"/>
-      <w:r>
-        <w:t>Nx</w:t>
-      </w:r>
-      <w:proofErr w:type="spellEnd"/>
-      <w:r>
-        <w:t xml:space="preserve"> ADSB_VEHICLE messages, where N is the number of tracked aircraft, and 1x</w:t>
+      <w:r>
+        <w:t>Nx ADSB_VEHICLE messages, where N is the number of tracked aircraft, and 1x</w:t>
       </w:r>
       <w:r>
         <w:t xml:space="preserve"> special delimiter</w:t>
@@ -34960,11 +30402,9 @@
             <w:pPr>
               <w:pStyle w:val="NoSpacing"/>
             </w:pPr>
-            <w:proofErr w:type="spellStart"/>
             <w:r>
               <w:t>custom_mode</w:t>
             </w:r>
-            <w:proofErr w:type="spellEnd"/>
           </w:p>
         </w:tc>
         <w:tc>
@@ -35178,11 +30618,9 @@
             <w:pPr>
               <w:pStyle w:val="NoSpacing"/>
             </w:pPr>
-            <w:proofErr w:type="spellStart"/>
             <w:r>
               <w:t>base_mode</w:t>
             </w:r>
-            <w:proofErr w:type="spellEnd"/>
           </w:p>
         </w:tc>
         <w:tc>
@@ -35252,11 +30690,9 @@
             <w:pPr>
               <w:pStyle w:val="NoSpacing"/>
             </w:pPr>
-            <w:proofErr w:type="spellStart"/>
             <w:r>
               <w:t>system_status</w:t>
             </w:r>
-            <w:proofErr w:type="spellEnd"/>
           </w:p>
         </w:tc>
         <w:tc>
@@ -35324,11 +30760,9 @@
             <w:pPr>
               <w:pStyle w:val="NoSpacing"/>
             </w:pPr>
-            <w:proofErr w:type="spellStart"/>
             <w:r>
               <w:t>mavlink_version</w:t>
             </w:r>
-            <w:proofErr w:type="spellEnd"/>
           </w:p>
         </w:tc>
         <w:tc>
@@ -35575,11 +31009,9 @@
             <w:pPr>
               <w:pStyle w:val="NoSpacing"/>
             </w:pPr>
-            <w:proofErr w:type="spellStart"/>
             <w:r>
               <w:t>ICAO_address</w:t>
             </w:r>
-            <w:proofErr w:type="spellEnd"/>
           </w:p>
         </w:tc>
         <w:tc>
@@ -35646,11 +31078,9 @@
             <w:pPr>
               <w:pStyle w:val="NoSpacing"/>
             </w:pPr>
-            <w:proofErr w:type="spellStart"/>
             <w:r>
               <w:t>lat</w:t>
             </w:r>
-            <w:proofErr w:type="spellEnd"/>
           </w:p>
         </w:tc>
         <w:tc>
@@ -35720,11 +31150,9 @@
             <w:pPr>
               <w:pStyle w:val="NoSpacing"/>
             </w:pPr>
-            <w:proofErr w:type="spellStart"/>
             <w:r>
               <w:t>lon</w:t>
             </w:r>
-            <w:proofErr w:type="spellEnd"/>
           </w:p>
         </w:tc>
         <w:tc>
@@ -35794,11 +31222,9 @@
             <w:pPr>
               <w:pStyle w:val="NoSpacing"/>
             </w:pPr>
-            <w:proofErr w:type="spellStart"/>
             <w:r>
               <w:t>altitude_type</w:t>
             </w:r>
-            <w:proofErr w:type="spellEnd"/>
           </w:p>
         </w:tc>
         <w:tc>
@@ -35928,13 +31354,8 @@
             <w:pPr>
               <w:pStyle w:val="NoSpacing"/>
             </w:pPr>
-            <w:proofErr w:type="gramStart"/>
-            <w:r>
-              <w:t>Altitude(</w:t>
-            </w:r>
-            <w:proofErr w:type="gramEnd"/>
-            <w:r>
-              <w:t>ASL)</w:t>
+            <w:r>
+              <w:t>Altitude(ASL)</w:t>
             </w:r>
           </w:p>
         </w:tc>
@@ -35980,11 +31401,9 @@
             <w:pPr>
               <w:pStyle w:val="NoSpacing"/>
             </w:pPr>
-            <w:proofErr w:type="spellStart"/>
             <w:r>
               <w:t>cdeg</w:t>
             </w:r>
-            <w:proofErr w:type="spellEnd"/>
           </w:p>
         </w:tc>
         <w:tc>
@@ -36026,11 +31445,9 @@
             <w:pPr>
               <w:pStyle w:val="NoSpacing"/>
             </w:pPr>
-            <w:proofErr w:type="spellStart"/>
             <w:r>
               <w:t>hor_velocity</w:t>
             </w:r>
-            <w:proofErr w:type="spellEnd"/>
           </w:p>
         </w:tc>
         <w:tc>
@@ -36100,11 +31517,9 @@
             <w:pPr>
               <w:pStyle w:val="NoSpacing"/>
             </w:pPr>
-            <w:proofErr w:type="spellStart"/>
             <w:r>
               <w:t>ver_velocity</w:t>
             </w:r>
-            <w:proofErr w:type="spellEnd"/>
           </w:p>
         </w:tc>
         <w:tc>
@@ -36188,13 +31603,8 @@
             <w:pPr>
               <w:pStyle w:val="code"/>
             </w:pPr>
-            <w:proofErr w:type="gramStart"/>
-            <w:r>
-              <w:t>char[</w:t>
-            </w:r>
-            <w:proofErr w:type="gramEnd"/>
-            <w:r>
-              <w:t>9]</w:t>
+            <w:r>
+              <w:t>char[9]</w:t>
             </w:r>
           </w:p>
         </w:tc>
@@ -36248,11 +31658,9 @@
             <w:pPr>
               <w:pStyle w:val="NoSpacing"/>
             </w:pPr>
-            <w:proofErr w:type="spellStart"/>
             <w:r>
               <w:t>emitter_type</w:t>
             </w:r>
-            <w:proofErr w:type="spellEnd"/>
           </w:p>
         </w:tc>
         <w:tc>
@@ -36329,11 +31737,9 @@
             <w:pPr>
               <w:pStyle w:val="NoSpacing"/>
             </w:pPr>
-            <w:proofErr w:type="spellStart"/>
             <w:r>
               <w:t>tslc</w:t>
             </w:r>
-            <w:proofErr w:type="spellEnd"/>
           </w:p>
         </w:tc>
         <w:tc>
@@ -36751,14 +32157,12 @@
                 <w:lang w:eastAsia="zh-CN"/>
               </w:rPr>
             </w:pPr>
-            <w:proofErr w:type="spellStart"/>
             <w:r>
               <w:rPr>
                 <w:lang w:eastAsia="zh-CN"/>
               </w:rPr>
               <w:t>req_message_rate</w:t>
             </w:r>
-            <w:proofErr w:type="spellEnd"/>
           </w:p>
         </w:tc>
         <w:tc>
@@ -36856,14 +32260,12 @@
                 <w:lang w:eastAsia="zh-CN"/>
               </w:rPr>
             </w:pPr>
-            <w:proofErr w:type="spellStart"/>
             <w:r>
               <w:rPr>
                 <w:lang w:eastAsia="zh-CN"/>
               </w:rPr>
               <w:t>target_system</w:t>
             </w:r>
-            <w:proofErr w:type="spellEnd"/>
           </w:p>
         </w:tc>
         <w:tc>
@@ -36961,14 +32363,12 @@
                 <w:lang w:eastAsia="zh-CN"/>
               </w:rPr>
             </w:pPr>
-            <w:proofErr w:type="spellStart"/>
             <w:r>
               <w:rPr>
                 <w:lang w:eastAsia="zh-CN"/>
               </w:rPr>
               <w:t>target_component</w:t>
             </w:r>
-            <w:proofErr w:type="spellEnd"/>
           </w:p>
         </w:tc>
         <w:tc>
@@ -37066,14 +32466,12 @@
                 <w:lang w:eastAsia="zh-CN"/>
               </w:rPr>
             </w:pPr>
-            <w:proofErr w:type="spellStart"/>
             <w:r>
               <w:rPr>
                 <w:lang w:eastAsia="zh-CN"/>
               </w:rPr>
               <w:t>req_stream_id</w:t>
             </w:r>
-            <w:proofErr w:type="spellEnd"/>
           </w:p>
         </w:tc>
         <w:tc>
@@ -37171,14 +32569,12 @@
                 <w:lang w:eastAsia="zh-CN"/>
               </w:rPr>
             </w:pPr>
-            <w:proofErr w:type="spellStart"/>
             <w:r>
               <w:rPr>
                 <w:lang w:eastAsia="zh-CN"/>
               </w:rPr>
               <w:t>start_stop</w:t>
             </w:r>
-            <w:proofErr w:type="spellEnd"/>
           </w:p>
         </w:tc>
         <w:tc>
@@ -37467,14 +32863,12 @@
                 <w:lang w:eastAsia="zh-CN"/>
               </w:rPr>
             </w:pPr>
-            <w:proofErr w:type="spellStart"/>
             <w:r>
               <w:rPr>
                 <w:lang w:eastAsia="zh-CN"/>
               </w:rPr>
               <w:t>message_id</w:t>
             </w:r>
-            <w:proofErr w:type="spellEnd"/>
           </w:p>
         </w:tc>
         <w:tc>
@@ -37548,57 +32942,29 @@
               <w:rPr>
                 <w:lang w:eastAsia="zh-CN"/>
               </w:rPr>
-              <w:t xml:space="preserve">The ID of the requested </w:t>
-            </w:r>
-            <w:proofErr w:type="spellStart"/>
-            <w:r>
+              <w:t>The ID of the requested MAVLink message. v1.0 is limited to 254 messages.</w:t>
+            </w:r>
+          </w:p>
+          <w:p>
+            <w:pPr>
+              <w:pStyle w:val="NoSpacing"/>
               <w:rPr>
                 <w:lang w:eastAsia="zh-CN"/>
               </w:rPr>
-              <w:t>MAVLink</w:t>
-            </w:r>
-            <w:proofErr w:type="spellEnd"/>
-            <w:r>
+            </w:pPr>
+          </w:p>
+          <w:p>
+            <w:pPr>
+              <w:pStyle w:val="NoSpacing"/>
               <w:rPr>
                 <w:lang w:eastAsia="zh-CN"/>
               </w:rPr>
-              <w:t xml:space="preserve"> message. v1.0 is limited to 254 messages.</w:t>
-            </w:r>
-          </w:p>
-          <w:p>
-            <w:pPr>
-              <w:pStyle w:val="NoSpacing"/>
+            </w:pPr>
+            <w:r>
               <w:rPr>
                 <w:lang w:eastAsia="zh-CN"/>
               </w:rPr>
-            </w:pPr>
-          </w:p>
-          <w:p>
-            <w:pPr>
-              <w:pStyle w:val="NoSpacing"/>
-              <w:rPr>
-                <w:lang w:eastAsia="zh-CN"/>
-              </w:rPr>
-            </w:pPr>
-            <w:r>
-              <w:rPr>
-                <w:lang w:eastAsia="zh-CN"/>
-              </w:rPr>
-              <w:t xml:space="preserve">NOTE: For ADSBee 1090, </w:t>
-            </w:r>
-            <w:proofErr w:type="spellStart"/>
-            <w:r>
-              <w:rPr>
-                <w:lang w:eastAsia="zh-CN"/>
-              </w:rPr>
-              <w:t>message_id</w:t>
-            </w:r>
-            <w:proofErr w:type="spellEnd"/>
-            <w:r>
-              <w:rPr>
-                <w:lang w:eastAsia="zh-CN"/>
-              </w:rPr>
-              <w:t xml:space="preserve"> is always 246, corresponding to the ADSB_VEHICLE message.</w:t>
+              <w:t>NOTE: For ADSBee 1090, message_id is always 246, corresponding to the ADSB_VEHICLE message.</w:t>
             </w:r>
           </w:p>
         </w:tc>
@@ -37626,14 +32992,12 @@
                 <w:lang w:eastAsia="zh-CN"/>
               </w:rPr>
             </w:pPr>
-            <w:proofErr w:type="spellStart"/>
             <w:r>
               <w:rPr>
                 <w:lang w:eastAsia="zh-CN"/>
               </w:rPr>
               <w:t>interval_us</w:t>
             </w:r>
-            <w:proofErr w:type="spellEnd"/>
           </w:p>
         </w:tc>
         <w:tc>
@@ -37735,21 +33099,7 @@
               <w:rPr>
                 <w:lang w:eastAsia="zh-CN"/>
               </w:rPr>
-              <w:t xml:space="preserve">NOTE: For ADSBee 1090, </w:t>
-            </w:r>
-            <w:proofErr w:type="spellStart"/>
-            <w:r>
-              <w:rPr>
-                <w:lang w:eastAsia="zh-CN"/>
-              </w:rPr>
-              <w:t>message_id</w:t>
-            </w:r>
-            <w:proofErr w:type="spellEnd"/>
-            <w:r>
-              <w:rPr>
-                <w:lang w:eastAsia="zh-CN"/>
-              </w:rPr>
-              <w:t xml:space="preserve"> is always 1000 us.</w:t>
+              <w:t>NOTE: For ADSBee 1090, message_id is always 1000 us.</w:t>
             </w:r>
           </w:p>
         </w:tc>
@@ -37796,25 +33146,7 @@
     </w:p>
     <w:p>
       <w:r>
-        <w:t xml:space="preserve">Mode S Beast sends packets as raw binary, with 0x1a used as an “escape” character indicating the start of a Beast frame. Any </w:t>
-      </w:r>
-      <w:proofErr w:type="spellStart"/>
-      <w:proofErr w:type="gramStart"/>
-      <w:r>
-        <w:t>non start</w:t>
-      </w:r>
-      <w:proofErr w:type="spellEnd"/>
-      <w:proofErr w:type="gramEnd"/>
-      <w:r>
-        <w:t xml:space="preserve">-of-frame instance of 0x1a </w:t>
-      </w:r>
-      <w:proofErr w:type="gramStart"/>
-      <w:r>
-        <w:t>is escaped</w:t>
-      </w:r>
-      <w:proofErr w:type="gramEnd"/>
-      <w:r>
-        <w:t xml:space="preserve"> with an additional 0x1a beforehand. Thus, 0x1a can be interpreted as the start of a Beast frame, and 0x1a1a can be interpreted as a 0x1a value within a Beast frame.</w:t>
+        <w:t>Mode S Beast sends packets as raw binary, with 0x1a used as an “escape” character indicating the start of a Beast frame. Any non start-of-frame instance of 0x1a is escaped with an additional 0x1a beforehand. Thus, 0x1a can be interpreted as the start of a Beast frame, and 0x1a1a can be interpreted as a 0x1a value within a Beast frame.</w:t>
       </w:r>
     </w:p>
     <w:p>
@@ -38183,15 +33515,7 @@
           </w:tcPr>
           <w:p>
             <w:r>
-              <w:t xml:space="preserve">RSSI byte is “Beast Power Level”, which is the square root of the un-logged </w:t>
-            </w:r>
-            <w:proofErr w:type="spellStart"/>
-            <w:r>
-              <w:t>dBFS</w:t>
-            </w:r>
-            <w:proofErr w:type="spellEnd"/>
-            <w:r>
-              <w:t xml:space="preserve"> value. </w:t>
+              <w:t xml:space="preserve">RSSI byte is “Beast Power Level”, which is the square root of the un-logged dBFS value. </w:t>
             </w:r>
           </w:p>
           <w:p/>
@@ -38213,15 +33537,7 @@
           <w:p/>
           <w:p>
             <w:r>
-              <w:t>May theoretically have up to &lt;</w:t>
-            </w:r>
-            <w:proofErr w:type="spellStart"/>
-            <w:r>
-              <w:t>packet_length</w:t>
-            </w:r>
-            <w:proofErr w:type="spellEnd"/>
-            <w:r>
-              <w:t>&gt; escapes, but this would not correspond to a valid packet and will not be seen in practice.</w:t>
+              <w:t>May theoretically have up to &lt;packet_length&gt; escapes, but this would not correspond to a valid packet and will not be seen in practice.</w:t>
             </w:r>
           </w:p>
         </w:tc>
@@ -38621,13 +33937,8 @@
             <w:tcW w:w="2250" w:type="dxa"/>
           </w:tcPr>
           <w:p>
-            <w:proofErr w:type="gramStart"/>
-            <w:r>
-              <w:t>0x73 (‘</w:t>
-            </w:r>
-            <w:proofErr w:type="gramEnd"/>
-            <w:r>
-              <w:t xml:space="preserve">s’): UAT </w:t>
+            <w:r>
+              <w:t xml:space="preserve">0x73 (‘s’): UAT </w:t>
             </w:r>
             <w:r>
               <w:t>s</w:t>
@@ -38636,25 +33947,12 @@
               <w:t>hort ADSB</w:t>
             </w:r>
             <w:r>
-              <w:t xml:space="preserve"> (</w:t>
-            </w:r>
-            <w:proofErr w:type="gramStart"/>
-            <w:r>
-              <w:t>30 byte</w:t>
-            </w:r>
-            <w:proofErr w:type="gramEnd"/>
-            <w:r>
-              <w:t xml:space="preserve"> payload, not including escapes).</w:t>
-            </w:r>
-          </w:p>
-          <w:p>
-            <w:proofErr w:type="gramStart"/>
-            <w:r>
-              <w:t>0x5c (‘</w:t>
-            </w:r>
-            <w:proofErr w:type="gramEnd"/>
-            <w:r>
-              <w:t xml:space="preserve">l’): UAT </w:t>
+              <w:t xml:space="preserve"> (30 byte payload, not including escapes).</w:t>
+            </w:r>
+          </w:p>
+          <w:p>
+            <w:r>
+              <w:t xml:space="preserve">0x5c (‘l’): UAT </w:t>
             </w:r>
             <w:r>
               <w:t>l</w:t>
@@ -38663,36 +33961,15 @@
               <w:t>ong ADSB</w:t>
             </w:r>
             <w:r>
-              <w:t xml:space="preserve"> (</w:t>
-            </w:r>
-            <w:proofErr w:type="gramStart"/>
-            <w:r>
-              <w:t>48 byte</w:t>
-            </w:r>
-            <w:proofErr w:type="gramEnd"/>
-            <w:r>
-              <w:t xml:space="preserve"> payload, not including escapes)</w:t>
-            </w:r>
-          </w:p>
-          <w:p>
-            <w:proofErr w:type="gramStart"/>
-            <w:r>
-              <w:t>0x75 (‘</w:t>
-            </w:r>
-            <w:proofErr w:type="gramEnd"/>
-            <w:r>
-              <w:t>u’): UAT Uplink</w:t>
-            </w:r>
-            <w:r>
-              <w:t xml:space="preserve"> (</w:t>
-            </w:r>
-            <w:proofErr w:type="gramStart"/>
-            <w:r>
-              <w:t>552 byte</w:t>
-            </w:r>
-            <w:proofErr w:type="gramEnd"/>
-            <w:r>
-              <w:t xml:space="preserve"> payload, not including escapes)</w:t>
+              <w:t xml:space="preserve"> (48 byte payload, not including escapes)</w:t>
+            </w:r>
+          </w:p>
+          <w:p>
+            <w:r>
+              <w:t>0x75 (‘u’): UAT Uplink</w:t>
+            </w:r>
+            <w:r>
+              <w:t xml:space="preserve"> (552 byte payload, not including escapes)</w:t>
             </w:r>
           </w:p>
           <w:p/>
@@ -38724,15 +34001,7 @@
           </w:tcPr>
           <w:p>
             <w:r>
-              <w:t xml:space="preserve">RSSI byte is “Beast Power Level”, which is the square root of the un-logged </w:t>
-            </w:r>
-            <w:proofErr w:type="spellStart"/>
-            <w:r>
-              <w:t>dBFS</w:t>
-            </w:r>
-            <w:proofErr w:type="spellEnd"/>
-            <w:r>
-              <w:t xml:space="preserve"> value. </w:t>
+              <w:t xml:space="preserve">RSSI byte is “Beast Power Level”, which is the square root of the un-logged dBFS value. </w:t>
             </w:r>
           </w:p>
           <w:p/>
@@ -38751,15 +34020,7 @@
               <w:t>Packet contents</w:t>
             </w:r>
             <w:r>
-              <w:t xml:space="preserve">, including both payload and FEC </w:t>
-            </w:r>
-            <w:proofErr w:type="gramStart"/>
-            <w:r>
-              <w:t>parity</w:t>
-            </w:r>
-            <w:proofErr w:type="gramEnd"/>
-            <w:r>
-              <w:t>.</w:t>
+              <w:t>, including both payload and FEC parity.</w:t>
             </w:r>
           </w:p>
           <w:p/>
@@ -38771,15 +34032,7 @@
           <w:p/>
           <w:p>
             <w:r>
-              <w:t>May theoretically have up to &lt;</w:t>
-            </w:r>
-            <w:proofErr w:type="spellStart"/>
-            <w:r>
-              <w:t>packet_length</w:t>
-            </w:r>
-            <w:proofErr w:type="spellEnd"/>
-            <w:r>
-              <w:t>&gt; escapes, but this would not correspond to a valid packet and will not be seen in practice.</w:t>
+              <w:t>May theoretically have up to &lt;packet_length&gt; escapes, but this would not correspond to a valid packet and will not be seen in practice.</w:t>
             </w:r>
           </w:p>
         </w:tc>
@@ -38839,24 +34092,11 @@
       <w:r>
         <w:t>*RAW_FRAME;(</w:t>
       </w:r>
-      <w:proofErr w:type="gramStart"/>
       <w:r>
         <w:t>SOURCE,</w:t>
       </w:r>
       <w:r>
-        <w:t>SIGS</w:t>
-      </w:r>
-      <w:proofErr w:type="gramEnd"/>
-      <w:r>
-        <w:t>,</w:t>
-      </w:r>
-      <w:proofErr w:type="gramStart"/>
-      <w:r>
-        <w:t>SIGQ,TS</w:t>
-      </w:r>
-      <w:proofErr w:type="gramEnd"/>
-      <w:r>
-        <w:t>)\r\n</w:t>
+        <w:t>SIGS,SIGQ,TS)\r\n</w:t>
       </w:r>
     </w:p>
     <w:p/>
@@ -39564,21 +34804,8 @@
         <w:t>-</w:t>
       </w:r>
       <w:r>
-        <w:t>RAW_FRAME;(</w:t>
-      </w:r>
-      <w:proofErr w:type="gramStart"/>
-      <w:r>
-        <w:t>SIGS,SIGQ</w:t>
-      </w:r>
-      <w:proofErr w:type="gramEnd"/>
-      <w:r>
-        <w:t>,</w:t>
-      </w:r>
-      <w:proofErr w:type="gramStart"/>
-      <w:r>
-        <w:t>TS)\r\n</w:t>
-      </w:r>
-      <w:proofErr w:type="gramEnd"/>
+        <w:t>RAW_FRAME;(SIGS,SIGQ,TS)\r\n</w:t>
+      </w:r>
     </w:p>
     <w:p/>
     <w:tbl>
@@ -39995,13 +35222,8 @@
               <w:spacing w:after="0"/>
             </w:pPr>
             <w:r>
-              <w:t xml:space="preserve">Signal quality of the packet in </w:t>
-            </w:r>
-            <w:proofErr w:type="spellStart"/>
-            <w:r>
-              <w:t>dB.</w:t>
-            </w:r>
-            <w:proofErr w:type="spellEnd"/>
+              <w:t>Signal quality of the packet in dB.</w:t>
+            </w:r>
           </w:p>
         </w:tc>
         <w:tc>
@@ -40169,21 +35391,8 @@
         <w:pStyle w:val="code"/>
       </w:pPr>
       <w:r>
-        <w:t>#UAT*+RAW_FRAME;(</w:t>
-      </w:r>
-      <w:proofErr w:type="gramStart"/>
-      <w:r>
-        <w:t>SIGS,SIGQ</w:t>
-      </w:r>
-      <w:proofErr w:type="gramEnd"/>
-      <w:r>
-        <w:t>,</w:t>
-      </w:r>
-      <w:proofErr w:type="gramStart"/>
-      <w:r>
-        <w:t>TS)\r\n</w:t>
-      </w:r>
-      <w:proofErr w:type="gramEnd"/>
+        <w:t>#UAT*+RAW_FRAME;(SIGS,SIGQ,TS)\r\n</w:t>
+      </w:r>
     </w:p>
     <w:p/>
     <w:tbl>
@@ -40591,13 +35800,8 @@
               <w:spacing w:after="0"/>
             </w:pPr>
             <w:r>
-              <w:t xml:space="preserve">Signal quality of the packet in </w:t>
-            </w:r>
-            <w:proofErr w:type="spellStart"/>
-            <w:r>
-              <w:t>dB.</w:t>
-            </w:r>
-            <w:proofErr w:type="spellEnd"/>
+              <w:t>Signal quality of the packet in dB.</w:t>
+            </w:r>
           </w:p>
         </w:tc>
         <w:tc>
@@ -40762,15 +35966,7 @@
     </w:p>
     <w:p>
       <w:r>
-        <w:t xml:space="preserve">The ADSBee Aircraft JSON format is intended to be compatible with the JSON format emitted by </w:t>
-      </w:r>
-      <w:proofErr w:type="spellStart"/>
-      <w:r>
-        <w:t>readsb</w:t>
-      </w:r>
-      <w:proofErr w:type="spellEnd"/>
-      <w:r>
-        <w:t xml:space="preserve"> (</w:t>
+        <w:t>The ADSBee Aircraft JSON format is intended to be compatible with the JSON format emitted by readsb (</w:t>
       </w:r>
       <w:hyperlink r:id="rId26" w:history="1">
         <w:r>
@@ -40894,13 +36090,8 @@
           </w:tcPr>
           <w:p>
             <w:r>
-              <w:t>/</w:t>
-            </w:r>
-            <w:proofErr w:type="gramStart"/>
-            <w:r>
-              <w:t>aircraft</w:t>
-            </w:r>
-            <w:proofErr w:type="gramEnd"/>
+              <w:t>/aircraft</w:t>
+            </w:r>
           </w:p>
         </w:tc>
         <w:tc>
@@ -41015,13 +36206,8 @@
           </w:tcPr>
           <w:p>
             <w:r>
-              <w:t xml:space="preserve">Full aircraft list sent every 1000 </w:t>
-            </w:r>
-            <w:proofErr w:type="spellStart"/>
-            <w:r>
-              <w:t>ms</w:t>
-            </w:r>
-            <w:proofErr w:type="spellEnd"/>
+              <w:t>Full aircraft list sent every 1000 ms</w:t>
+            </w:r>
           </w:p>
         </w:tc>
       </w:tr>
@@ -41120,15 +36306,7 @@
           </w:tcPr>
           <w:p>
             <w:r>
-              <w:t xml:space="preserve">Connection </w:t>
-            </w:r>
-            <w:proofErr w:type="gramStart"/>
-            <w:r>
-              <w:t>closed</w:t>
-            </w:r>
-            <w:proofErr w:type="gramEnd"/>
-            <w:r>
-              <w:t xml:space="preserve"> if no data exchanged</w:t>
+              <w:t>Connection closed if no data exchanged</w:t>
             </w:r>
           </w:p>
         </w:tc>
@@ -41209,23 +36387,7 @@
         <w:pStyle w:val="code"/>
       </w:pPr>
       <w:r>
-        <w:t>{"hex":"a1b2c3","type":"adsb_icao","flight":"UAL123 ","lat":37.62345,"lon</w:t>
-      </w:r>
-      <w:proofErr w:type="gramStart"/>
-      <w:r>
-        <w:t>":-</w:t>
-      </w:r>
-      <w:proofErr w:type="gramEnd"/>
-      <w:r>
-        <w:t>122.37812,"alt_baro":37000,"gs":480,"track":270.0,"baro_rate":0,"nic":8,"nic_baro":1,"nac_p":9,"nac_v":2,"sil":3,"gva":2,"sda":2,"version":2,"rssi</w:t>
-      </w:r>
-      <w:proofErr w:type="gramStart"/>
-      <w:r>
-        <w:t>":-</w:t>
-      </w:r>
-      <w:proofErr w:type="gramEnd"/>
-      <w:r>
-        <w:t>68,"messages":142}</w:t>
+        <w:t>{"hex":"a1b2c3","type":"adsb_icao","flight":"UAL123 ","lat":37.62345,"lon":-122.37812,"alt_baro":37000,"gs":480,"track":270.0,"baro_rate":0,"nic":8,"nic_baro":1,"nac_p":9,"nac_v":2,"sil":3,"gva":2,"sda":2,"version":2,"rssi":-68,"messages":142}</w:t>
       </w:r>
     </w:p>
     <w:p>
@@ -41233,23 +36395,7 @@
         <w:pStyle w:val="code"/>
       </w:pPr>
       <w:r>
-        <w:t>{"hex":"c3d4e5","type":"adsb_icao","on_ground":1,"lat":37.61200,"lon</w:t>
-      </w:r>
-      <w:proofErr w:type="gramStart"/>
-      <w:r>
-        <w:t>":-</w:t>
-      </w:r>
-      <w:proofErr w:type="gramEnd"/>
-      <w:r>
-        <w:t>122.38500,"alt_baro":0,"gs":12,"track":90.0,"nic":8,"nic_baro":1,"nac_p":9,"nac_v":2,"sil":3,"gva":2,"sda":2,"version":2,"rssi</w:t>
-      </w:r>
-      <w:proofErr w:type="gramStart"/>
-      <w:r>
-        <w:t>":-</w:t>
-      </w:r>
-      <w:proofErr w:type="gramEnd"/>
-      <w:r>
-        <w:t>71,"messages":23}</w:t>
+        <w:t>{"hex":"c3d4e5","type":"adsb_icao","on_ground":1,"lat":37.61200,"lon":-122.38500,"alt_baro":0,"gs":12,"track":90.0,"nic":8,"nic_baro":1,"nac_p":9,"nac_v":2,"sil":3,"gva":2,"sda":2,"version":2,"rssi":-71,"messages":23}</w:t>
       </w:r>
     </w:p>
     <w:p/>
@@ -41686,63 +36832,7 @@
           </w:tcPr>
           <w:p>
             <w:r>
-              <w:t xml:space="preserve">Aircraft type. Mode S: </w:t>
-            </w:r>
-            <w:proofErr w:type="spellStart"/>
-            <w:r>
-              <w:t>adsb_icao</w:t>
-            </w:r>
-            <w:proofErr w:type="spellEnd"/>
-            <w:r>
-              <w:t xml:space="preserve">, </w:t>
-            </w:r>
-            <w:proofErr w:type="spellStart"/>
-            <w:r>
-              <w:t>adsr_icao</w:t>
-            </w:r>
-            <w:proofErr w:type="spellEnd"/>
-            <w:r>
-              <w:t xml:space="preserve"> (non-transponder), </w:t>
-            </w:r>
-            <w:proofErr w:type="spellStart"/>
-            <w:r>
-              <w:t>adsb_icao_nt</w:t>
-            </w:r>
-            <w:proofErr w:type="spellEnd"/>
-            <w:r>
-              <w:t xml:space="preserve"> (Class B ground vehicle). UAT: </w:t>
-            </w:r>
-            <w:proofErr w:type="spellStart"/>
-            <w:r>
-              <w:t>adsb_icao</w:t>
-            </w:r>
-            <w:proofErr w:type="spellEnd"/>
-            <w:r>
-              <w:t xml:space="preserve">, </w:t>
-            </w:r>
-            <w:proofErr w:type="spellStart"/>
-            <w:r>
-              <w:t>adsb_other</w:t>
-            </w:r>
-            <w:proofErr w:type="spellEnd"/>
-            <w:r>
-              <w:t xml:space="preserve">, </w:t>
-            </w:r>
-            <w:proofErr w:type="spellStart"/>
-            <w:r>
-              <w:t>tisb_icao</w:t>
-            </w:r>
-            <w:proofErr w:type="spellEnd"/>
-            <w:r>
-              <w:t xml:space="preserve">, </w:t>
-            </w:r>
-            <w:proofErr w:type="spellStart"/>
-            <w:r>
-              <w:t>tisb_trackfile</w:t>
-            </w:r>
-            <w:proofErr w:type="spellEnd"/>
-            <w:r>
-              <w:t>.</w:t>
+              <w:t>Aircraft type. Mode S: adsb_icao, adsr_icao (non-transponder), adsb_icao_nt (Class B ground vehicle). UAT: adsb_icao, adsb_other, tisb_icao, tisb_trackfile.</w:t>
             </w:r>
           </w:p>
         </w:tc>
@@ -42111,15 +37201,7 @@
           </w:tcPr>
           <w:p>
             <w:r>
-              <w:t xml:space="preserve">Emitter category in </w:t>
-            </w:r>
-            <w:proofErr w:type="spellStart"/>
-            <w:r>
-              <w:t>readsb</w:t>
-            </w:r>
-            <w:proofErr w:type="spellEnd"/>
-            <w:r>
-              <w:t xml:space="preserve"> A0-D7 format. Letter A-D = set 0-3; digit 0-7 = subcategory.</w:t>
+              <w:t>Emitter category in readsb A0-D7 format. Letter A-D = set 0-3; digit 0-7 = subcategory.</w:t>
             </w:r>
           </w:p>
         </w:tc>
@@ -42136,11 +37218,9 @@
             </w:tcBorders>
           </w:tcPr>
           <w:p>
-            <w:proofErr w:type="spellStart"/>
             <w:r>
               <w:t>lat</w:t>
             </w:r>
-            <w:proofErr w:type="spellEnd"/>
           </w:p>
         </w:tc>
         <w:tc>
@@ -42261,11 +37341,9 @@
             </w:tcBorders>
           </w:tcPr>
           <w:p>
-            <w:proofErr w:type="spellStart"/>
             <w:r>
               <w:t>lon</w:t>
             </w:r>
-            <w:proofErr w:type="spellEnd"/>
           </w:p>
         </w:tc>
         <w:tc>
@@ -42386,11 +37464,9 @@
             </w:tcBorders>
           </w:tcPr>
           <w:p>
-            <w:proofErr w:type="spellStart"/>
             <w:r>
               <w:t>alt_baro</w:t>
             </w:r>
-            <w:proofErr w:type="spellEnd"/>
           </w:p>
         </w:tc>
         <w:tc>
@@ -42421,15 +37497,7 @@
           </w:tcPr>
           <w:p>
             <w:r>
-              <w:t xml:space="preserve">If </w:t>
-            </w:r>
-            <w:proofErr w:type="spellStart"/>
-            <w:r>
-              <w:t>baro</w:t>
-            </w:r>
-            <w:proofErr w:type="spellEnd"/>
-            <w:r>
-              <w:t xml:space="preserve"> altitude valid</w:t>
+              <w:t>If baro altitude valid</w:t>
             </w:r>
           </w:p>
         </w:tc>
@@ -42519,11 +37587,9 @@
             </w:tcBorders>
           </w:tcPr>
           <w:p>
-            <w:proofErr w:type="spellStart"/>
             <w:r>
               <w:t>alt_geom</w:t>
             </w:r>
-            <w:proofErr w:type="spellEnd"/>
           </w:p>
         </w:tc>
         <w:tc>
@@ -42890,11 +37956,9 @@
             </w:tcBorders>
           </w:tcPr>
           <w:p>
-            <w:proofErr w:type="spellStart"/>
             <w:r>
               <w:t>mag_heading</w:t>
             </w:r>
-            <w:proofErr w:type="spellEnd"/>
           </w:p>
         </w:tc>
         <w:tc>
@@ -43015,11 +38079,9 @@
             </w:tcBorders>
           </w:tcPr>
           <w:p>
-            <w:proofErr w:type="spellStart"/>
             <w:r>
               <w:t>true_heading</w:t>
             </w:r>
-            <w:proofErr w:type="spellEnd"/>
           </w:p>
         </w:tc>
         <w:tc>
@@ -43140,11 +38202,9 @@
             </w:tcBorders>
           </w:tcPr>
           <w:p>
-            <w:proofErr w:type="spellStart"/>
             <w:r>
               <w:t>baro_rate</w:t>
             </w:r>
-            <w:proofErr w:type="spellEnd"/>
           </w:p>
         </w:tc>
         <w:tc>
@@ -43175,15 +38235,7 @@
           </w:tcPr>
           <w:p>
             <w:r>
-              <w:t xml:space="preserve">If </w:t>
-            </w:r>
-            <w:proofErr w:type="spellStart"/>
-            <w:r>
-              <w:t>baro</w:t>
-            </w:r>
-            <w:proofErr w:type="spellEnd"/>
-            <w:r>
-              <w:t xml:space="preserve"> vertical rate valid</w:t>
+              <w:t>If baro vertical rate valid</w:t>
             </w:r>
           </w:p>
         </w:tc>
@@ -43273,11 +38325,9 @@
             </w:tcBorders>
           </w:tcPr>
           <w:p>
-            <w:proofErr w:type="spellStart"/>
             <w:r>
               <w:t>geom_rate</w:t>
             </w:r>
-            <w:proofErr w:type="spellEnd"/>
           </w:p>
         </w:tc>
         <w:tc>
@@ -43408,6 +38458,7 @@
           </w:tcPr>
           <w:p>
             <w:r>
+              <w:lastRenderedPageBreak/>
               <w:t>nic</w:t>
             </w:r>
           </w:p>
@@ -43530,11 +38581,9 @@
             </w:tcBorders>
           </w:tcPr>
           <w:p>
-            <w:proofErr w:type="spellStart"/>
             <w:r>
               <w:t>nic_baro</w:t>
             </w:r>
-            <w:proofErr w:type="spellEnd"/>
           </w:p>
         </w:tc>
         <w:tc>
@@ -43655,11 +38704,9 @@
             </w:tcBorders>
           </w:tcPr>
           <w:p>
-            <w:proofErr w:type="spellStart"/>
             <w:r>
               <w:t>nac_p</w:t>
             </w:r>
-            <w:proofErr w:type="spellEnd"/>
           </w:p>
         </w:tc>
         <w:tc>
@@ -43780,11 +38827,9 @@
             </w:tcBorders>
           </w:tcPr>
           <w:p>
-            <w:proofErr w:type="spellStart"/>
             <w:r>
               <w:t>nac_v</w:t>
             </w:r>
-            <w:proofErr w:type="spellEnd"/>
           </w:p>
         </w:tc>
         <w:tc>
@@ -43905,11 +38950,9 @@
             </w:tcBorders>
           </w:tcPr>
           <w:p>
-            <w:proofErr w:type="spellStart"/>
             <w:r>
               <w:t>sil</w:t>
             </w:r>
-            <w:proofErr w:type="spellEnd"/>
           </w:p>
         </w:tc>
         <w:tc>
@@ -44030,11 +39073,9 @@
             </w:tcBorders>
           </w:tcPr>
           <w:p>
-            <w:proofErr w:type="spellStart"/>
             <w:r>
               <w:t>gva</w:t>
             </w:r>
-            <w:proofErr w:type="spellEnd"/>
           </w:p>
         </w:tc>
         <w:tc>
@@ -44155,11 +39196,9 @@
             </w:tcBorders>
           </w:tcPr>
           <w:p>
-            <w:proofErr w:type="spellStart"/>
             <w:r>
               <w:t>sda</w:t>
             </w:r>
-            <w:proofErr w:type="spellEnd"/>
           </w:p>
         </w:tc>
         <w:tc>
@@ -44403,11 +39442,9 @@
             </w:tcBorders>
           </w:tcPr>
           <w:p>
-            <w:proofErr w:type="spellStart"/>
             <w:r>
               <w:t>rssi</w:t>
             </w:r>
-            <w:proofErr w:type="spellEnd"/>
           </w:p>
         </w:tc>
         <w:tc>
@@ -44774,11 +39811,9 @@
             </w:tcBorders>
           </w:tcPr>
           <w:p>
-            <w:proofErr w:type="spellStart"/>
             <w:r>
               <w:t>spi</w:t>
             </w:r>
-            <w:proofErr w:type="spellEnd"/>
           </w:p>
         </w:tc>
         <w:tc>
@@ -45005,23 +40040,7 @@
           </w:tcPr>
           <w:p>
             <w:r>
-              <w:t xml:space="preserve">Emergency/priority status: none, general, lifeguard, </w:t>
-            </w:r>
-            <w:proofErr w:type="spellStart"/>
-            <w:r>
-              <w:t>minfuel</w:t>
-            </w:r>
-            <w:proofErr w:type="spellEnd"/>
-            <w:r>
-              <w:t xml:space="preserve">, </w:t>
-            </w:r>
-            <w:proofErr w:type="spellStart"/>
-            <w:r>
-              <w:t>nordo</w:t>
-            </w:r>
-            <w:proofErr w:type="spellEnd"/>
-            <w:r>
-              <w:t>, unlawful, downed, reserved. UAT only.</w:t>
+              <w:t>Emergency/priority status: none, general, lifeguard, minfuel, nordo, unlawful, downed, reserved. UAT only.</w:t>
             </w:r>
           </w:p>
         </w:tc>
@@ -45038,11 +40057,9 @@
             </w:tcBorders>
           </w:tcPr>
           <w:p>
-            <w:proofErr w:type="spellStart"/>
             <w:r>
               <w:t>on_ground</w:t>
             </w:r>
-            <w:proofErr w:type="spellEnd"/>
           </w:p>
         </w:tc>
         <w:tc>
@@ -45208,7 +40225,7 @@
         <w:noProof/>
         <w:color w:val="FFFFFF" w:themeColor="background1"/>
       </w:rPr>
-      <w:pict w14:anchorId="4569B039">
+      <w:pict w14:anchorId="246B1624">
         <v:rect id="_x0000_s1025" alt="" style="position:absolute;left:0;text-align:left;margin-left:-82.1pt;margin-top:.05pt;width:664.9pt;height:84.5pt;z-index:-251657728;mso-wrap-edited:f;mso-width-percent:0;mso-height-percent:0;mso-width-percent:0;mso-height-percent:0" fillcolor="#00ad4d" stroked="f"/>
       </w:pict>
     </w:r>
@@ -45375,7 +40392,25 @@
       <w:rPr>
         <w:color w:val="FFFFFF" w:themeColor="background1"/>
       </w:rPr>
-      <w:t>20260801</w:t>
+      <w:t>202</w:t>
+    </w:r>
+    <w:r>
+      <w:rPr>
+        <w:color w:val="FFFFFF" w:themeColor="background1"/>
+      </w:rPr>
+      <w:t>60</w:t>
+    </w:r>
+    <w:r>
+      <w:rPr>
+        <w:color w:val="FFFFFF" w:themeColor="background1"/>
+      </w:rPr>
+      <w:t>5</w:t>
+    </w:r>
+    <w:r>
+      <w:rPr>
+        <w:color w:val="FFFFFF" w:themeColor="background1"/>
+      </w:rPr>
+      <w:t>26</w:t>
     </w:r>
     <w:r>
       <w:rPr>
@@ -45388,13 +40423,7 @@
       <w:rPr>
         <w:color w:val="FFFFFF" w:themeColor="background1"/>
       </w:rPr>
-      <w:t>9</w:t>
-    </w:r>
-    <w:r>
-      <w:rPr>
-        <w:color w:val="FFFFFF" w:themeColor="background1"/>
-      </w:rPr>
-      <w:t>.0</w:t>
+      <w:t>9.0</w:t>
     </w:r>
   </w:p>
 </w:ftr>
@@ -45886,7 +40915,360 @@
     </w:lvl>
   </w:abstractNum>
   <w:abstractNum w:abstractNumId="2" w15:restartNumberingAfterBreak="0">
-    <w:nsid w:val="1761125C"/>
+    <w:nsid w:val="48522B65"/>
+    <w:multiLevelType w:val="hybridMultilevel"/>
+    <w:tmpl w:val="55DEB3F6"/>
+    <w:lvl w:ilvl="0" w:tplc="D212820A">
+      <w:numFmt w:val="bullet"/>
+      <w:lvlText w:val=""/>
+      <w:lvlJc w:val="left"/>
+      <w:pPr>
+        <w:ind w:left="720" w:hanging="360"/>
+      </w:pPr>
+      <w:rPr>
+        <w:rFonts w:ascii="Symbol" w:eastAsiaTheme="minorHAnsi" w:hAnsi="Symbol" w:cstheme="minorBidi" w:hint="default"/>
+      </w:rPr>
+    </w:lvl>
+    <w:lvl w:ilvl="1" w:tplc="04090003">
+      <w:start w:val="1"/>
+      <w:numFmt w:val="bullet"/>
+      <w:lvlText w:val="o"/>
+      <w:lvlJc w:val="left"/>
+      <w:pPr>
+        <w:ind w:left="1440" w:hanging="360"/>
+      </w:pPr>
+      <w:rPr>
+        <w:rFonts w:ascii="Courier New" w:hAnsi="Courier New" w:cs="Courier New" w:hint="default"/>
+      </w:rPr>
+    </w:lvl>
+    <w:lvl w:ilvl="2" w:tplc="04090005" w:tentative="1">
+      <w:start w:val="1"/>
+      <w:numFmt w:val="bullet"/>
+      <w:lvlText w:val=""/>
+      <w:lvlJc w:val="left"/>
+      <w:pPr>
+        <w:ind w:left="2160" w:hanging="360"/>
+      </w:pPr>
+      <w:rPr>
+        <w:rFonts w:ascii="Wingdings" w:hAnsi="Wingdings" w:hint="default"/>
+      </w:rPr>
+    </w:lvl>
+    <w:lvl w:ilvl="3" w:tplc="04090001" w:tentative="1">
+      <w:start w:val="1"/>
+      <w:numFmt w:val="bullet"/>
+      <w:lvlText w:val=""/>
+      <w:lvlJc w:val="left"/>
+      <w:pPr>
+        <w:ind w:left="2880" w:hanging="360"/>
+      </w:pPr>
+      <w:rPr>
+        <w:rFonts w:ascii="Symbol" w:hAnsi="Symbol" w:hint="default"/>
+      </w:rPr>
+    </w:lvl>
+    <w:lvl w:ilvl="4" w:tplc="04090003" w:tentative="1">
+      <w:start w:val="1"/>
+      <w:numFmt w:val="bullet"/>
+      <w:lvlText w:val="o"/>
+      <w:lvlJc w:val="left"/>
+      <w:pPr>
+        <w:ind w:left="3600" w:hanging="360"/>
+      </w:pPr>
+      <w:rPr>
+        <w:rFonts w:ascii="Courier New" w:hAnsi="Courier New" w:cs="Courier New" w:hint="default"/>
+      </w:rPr>
+    </w:lvl>
+    <w:lvl w:ilvl="5" w:tplc="04090005" w:tentative="1">
+      <w:start w:val="1"/>
+      <w:numFmt w:val="bullet"/>
+      <w:lvlText w:val=""/>
+      <w:lvlJc w:val="left"/>
+      <w:pPr>
+        <w:ind w:left="4320" w:hanging="360"/>
+      </w:pPr>
+      <w:rPr>
+        <w:rFonts w:ascii="Wingdings" w:hAnsi="Wingdings" w:hint="default"/>
+      </w:rPr>
+    </w:lvl>
+    <w:lvl w:ilvl="6" w:tplc="04090001" w:tentative="1">
+      <w:start w:val="1"/>
+      <w:numFmt w:val="bullet"/>
+      <w:lvlText w:val=""/>
+      <w:lvlJc w:val="left"/>
+      <w:pPr>
+        <w:ind w:left="5040" w:hanging="360"/>
+      </w:pPr>
+      <w:rPr>
+        <w:rFonts w:ascii="Symbol" w:hAnsi="Symbol" w:hint="default"/>
+      </w:rPr>
+    </w:lvl>
+    <w:lvl w:ilvl="7" w:tplc="04090003" w:tentative="1">
+      <w:start w:val="1"/>
+      <w:numFmt w:val="bullet"/>
+      <w:lvlText w:val="o"/>
+      <w:lvlJc w:val="left"/>
+      <w:pPr>
+        <w:ind w:left="5760" w:hanging="360"/>
+      </w:pPr>
+      <w:rPr>
+        <w:rFonts w:ascii="Courier New" w:hAnsi="Courier New" w:cs="Courier New" w:hint="default"/>
+      </w:rPr>
+    </w:lvl>
+    <w:lvl w:ilvl="8" w:tplc="04090005" w:tentative="1">
+      <w:start w:val="1"/>
+      <w:numFmt w:val="bullet"/>
+      <w:lvlText w:val=""/>
+      <w:lvlJc w:val="left"/>
+      <w:pPr>
+        <w:ind w:left="6480" w:hanging="360"/>
+      </w:pPr>
+      <w:rPr>
+        <w:rFonts w:ascii="Wingdings" w:hAnsi="Wingdings" w:hint="default"/>
+      </w:rPr>
+    </w:lvl>
+  </w:abstractNum>
+  <w:abstractNum w:abstractNumId="3" w15:restartNumberingAfterBreak="0">
+    <w:nsid w:val="53301CAD"/>
+    <w:multiLevelType w:val="multilevel"/>
+    <w:tmpl w:val="624C7896"/>
+    <w:styleLink w:val="Style1"/>
+    <w:lvl w:ilvl="0">
+      <w:start w:val="1"/>
+      <w:numFmt w:val="decimal"/>
+      <w:lvlText w:val="%1    "/>
+      <w:lvlJc w:val="left"/>
+      <w:pPr>
+        <w:ind w:left="0" w:firstLine="0"/>
+      </w:pPr>
+      <w:rPr>
+        <w:rFonts w:ascii="Poppins SemiBold" w:hAnsi="Poppins SemiBold" w:hint="default"/>
+        <w:b/>
+        <w:i w:val="0"/>
+        <w:color w:val="00AD4D"/>
+        <w:sz w:val="32"/>
+      </w:rPr>
+    </w:lvl>
+    <w:lvl w:ilvl="1">
+      <w:start w:val="1"/>
+      <w:numFmt w:val="decimal"/>
+      <w:lvlText w:val="%1.%2 "/>
+      <w:lvlJc w:val="left"/>
+      <w:pPr>
+        <w:ind w:left="0" w:firstLine="0"/>
+      </w:pPr>
+      <w:rPr>
+        <w:rFonts w:ascii="Poppins SemiBold" w:hAnsi="Poppins SemiBold" w:hint="default"/>
+        <w:color w:val="FFCB00"/>
+        <w:sz w:val="26"/>
+      </w:rPr>
+    </w:lvl>
+    <w:lvl w:ilvl="2">
+      <w:start w:val="1"/>
+      <w:numFmt w:val="decimal"/>
+      <w:lvlText w:val="%1.%2.%3  "/>
+      <w:lvlJc w:val="left"/>
+      <w:pPr>
+        <w:ind w:left="0" w:firstLine="0"/>
+      </w:pPr>
+      <w:rPr>
+        <w:rFonts w:ascii="Poppins" w:hAnsi="Poppins" w:hint="default"/>
+        <w:b w:val="0"/>
+        <w:i w:val="0"/>
+        <w:color w:val="00AD4D"/>
+        <w:sz w:val="22"/>
+      </w:rPr>
+    </w:lvl>
+    <w:lvl w:ilvl="3">
+      <w:start w:val="1"/>
+      <w:numFmt w:val="decimal"/>
+      <w:lvlText w:val="%1.%2.%3.%4"/>
+      <w:lvlJc w:val="left"/>
+      <w:pPr>
+        <w:ind w:left="0" w:firstLine="0"/>
+      </w:pPr>
+      <w:rPr>
+        <w:rFonts w:asciiTheme="minorHAnsi" w:hAnsiTheme="minorHAnsi" w:cstheme="majorHAnsi" w:hint="default"/>
+        <w:b/>
+        <w:i w:val="0"/>
+        <w:color w:val="auto"/>
+        <w:sz w:val="22"/>
+      </w:rPr>
+    </w:lvl>
+    <w:lvl w:ilvl="4">
+      <w:start w:val="1"/>
+      <w:numFmt w:val="lowerLetter"/>
+      <w:lvlText w:val="(%5)"/>
+      <w:lvlJc w:val="left"/>
+      <w:pPr>
+        <w:ind w:left="0" w:firstLine="0"/>
+      </w:pPr>
+      <w:rPr>
+        <w:rFonts w:hint="default"/>
+      </w:rPr>
+    </w:lvl>
+    <w:lvl w:ilvl="5">
+      <w:start w:val="1"/>
+      <w:numFmt w:val="lowerRoman"/>
+      <w:lvlText w:val="(%6)"/>
+      <w:lvlJc w:val="left"/>
+      <w:pPr>
+        <w:ind w:left="0" w:firstLine="0"/>
+      </w:pPr>
+      <w:rPr>
+        <w:rFonts w:hint="default"/>
+      </w:rPr>
+    </w:lvl>
+    <w:lvl w:ilvl="6">
+      <w:start w:val="1"/>
+      <w:numFmt w:val="decimal"/>
+      <w:lvlText w:val="%7."/>
+      <w:lvlJc w:val="left"/>
+      <w:pPr>
+        <w:ind w:left="0" w:firstLine="0"/>
+      </w:pPr>
+      <w:rPr>
+        <w:rFonts w:hint="default"/>
+      </w:rPr>
+    </w:lvl>
+    <w:lvl w:ilvl="7">
+      <w:start w:val="1"/>
+      <w:numFmt w:val="lowerLetter"/>
+      <w:lvlText w:val="%8."/>
+      <w:lvlJc w:val="left"/>
+      <w:pPr>
+        <w:ind w:left="0" w:firstLine="0"/>
+      </w:pPr>
+      <w:rPr>
+        <w:rFonts w:hint="default"/>
+      </w:rPr>
+    </w:lvl>
+    <w:lvl w:ilvl="8">
+      <w:start w:val="1"/>
+      <w:numFmt w:val="lowerRoman"/>
+      <w:lvlText w:val="%9."/>
+      <w:lvlJc w:val="left"/>
+      <w:pPr>
+        <w:ind w:left="0" w:firstLine="0"/>
+      </w:pPr>
+      <w:rPr>
+        <w:rFonts w:hint="default"/>
+      </w:rPr>
+    </w:lvl>
+  </w:abstractNum>
+  <w:abstractNum w:abstractNumId="4" w15:restartNumberingAfterBreak="0">
+    <w:nsid w:val="5A331350"/>
+    <w:multiLevelType w:val="hybridMultilevel"/>
+    <w:tmpl w:val="4E14CE2E"/>
+    <w:lvl w:ilvl="0" w:tplc="04090001">
+      <w:start w:val="1"/>
+      <w:numFmt w:val="bullet"/>
+      <w:lvlText w:val=""/>
+      <w:lvlJc w:val="left"/>
+      <w:pPr>
+        <w:ind w:left="720" w:hanging="360"/>
+      </w:pPr>
+      <w:rPr>
+        <w:rFonts w:ascii="Symbol" w:hAnsi="Symbol" w:hint="default"/>
+      </w:rPr>
+    </w:lvl>
+    <w:lvl w:ilvl="1" w:tplc="04090003" w:tentative="1">
+      <w:start w:val="1"/>
+      <w:numFmt w:val="bullet"/>
+      <w:lvlText w:val="o"/>
+      <w:lvlJc w:val="left"/>
+      <w:pPr>
+        <w:ind w:left="1440" w:hanging="360"/>
+      </w:pPr>
+      <w:rPr>
+        <w:rFonts w:ascii="Courier New" w:hAnsi="Courier New" w:cs="Courier New" w:hint="default"/>
+      </w:rPr>
+    </w:lvl>
+    <w:lvl w:ilvl="2" w:tplc="04090005" w:tentative="1">
+      <w:start w:val="1"/>
+      <w:numFmt w:val="bullet"/>
+      <w:lvlText w:val=""/>
+      <w:lvlJc w:val="left"/>
+      <w:pPr>
+        <w:ind w:left="2160" w:hanging="360"/>
+      </w:pPr>
+      <w:rPr>
+        <w:rFonts w:ascii="Wingdings" w:hAnsi="Wingdings" w:hint="default"/>
+      </w:rPr>
+    </w:lvl>
+    <w:lvl w:ilvl="3" w:tplc="04090001" w:tentative="1">
+      <w:start w:val="1"/>
+      <w:numFmt w:val="bullet"/>
+      <w:lvlText w:val=""/>
+      <w:lvlJc w:val="left"/>
+      <w:pPr>
+        <w:ind w:left="2880" w:hanging="360"/>
+      </w:pPr>
+      <w:rPr>
+        <w:rFonts w:ascii="Symbol" w:hAnsi="Symbol" w:hint="default"/>
+      </w:rPr>
+    </w:lvl>
+    <w:lvl w:ilvl="4" w:tplc="04090003" w:tentative="1">
+      <w:start w:val="1"/>
+      <w:numFmt w:val="bullet"/>
+      <w:lvlText w:val="o"/>
+      <w:lvlJc w:val="left"/>
+      <w:pPr>
+        <w:ind w:left="3600" w:hanging="360"/>
+      </w:pPr>
+      <w:rPr>
+        <w:rFonts w:ascii="Courier New" w:hAnsi="Courier New" w:cs="Courier New" w:hint="default"/>
+      </w:rPr>
+    </w:lvl>
+    <w:lvl w:ilvl="5" w:tplc="04090005" w:tentative="1">
+      <w:start w:val="1"/>
+      <w:numFmt w:val="bullet"/>
+      <w:lvlText w:val=""/>
+      <w:lvlJc w:val="left"/>
+      <w:pPr>
+        <w:ind w:left="4320" w:hanging="360"/>
+      </w:pPr>
+      <w:rPr>
+        <w:rFonts w:ascii="Wingdings" w:hAnsi="Wingdings" w:hint="default"/>
+      </w:rPr>
+    </w:lvl>
+    <w:lvl w:ilvl="6" w:tplc="04090001" w:tentative="1">
+      <w:start w:val="1"/>
+      <w:numFmt w:val="bullet"/>
+      <w:lvlText w:val=""/>
+      <w:lvlJc w:val="left"/>
+      <w:pPr>
+        <w:ind w:left="5040" w:hanging="360"/>
+      </w:pPr>
+      <w:rPr>
+        <w:rFonts w:ascii="Symbol" w:hAnsi="Symbol" w:hint="default"/>
+      </w:rPr>
+    </w:lvl>
+    <w:lvl w:ilvl="7" w:tplc="04090003" w:tentative="1">
+      <w:start w:val="1"/>
+      <w:numFmt w:val="bullet"/>
+      <w:lvlText w:val="o"/>
+      <w:lvlJc w:val="left"/>
+      <w:pPr>
+        <w:ind w:left="5760" w:hanging="360"/>
+      </w:pPr>
+      <w:rPr>
+        <w:rFonts w:ascii="Courier New" w:hAnsi="Courier New" w:cs="Courier New" w:hint="default"/>
+      </w:rPr>
+    </w:lvl>
+    <w:lvl w:ilvl="8" w:tplc="04090005" w:tentative="1">
+      <w:start w:val="1"/>
+      <w:numFmt w:val="bullet"/>
+      <w:lvlText w:val=""/>
+      <w:lvlJc w:val="left"/>
+      <w:pPr>
+        <w:ind w:left="6480" w:hanging="360"/>
+      </w:pPr>
+      <w:rPr>
+        <w:rFonts w:ascii="Wingdings" w:hAnsi="Wingdings" w:hint="default"/>
+      </w:rPr>
+    </w:lvl>
+  </w:abstractNum>
+  <w:abstractNum w:abstractNumId="5" w15:restartNumberingAfterBreak="0">
+    <w:nsid w:val="68A31198"/>
     <w:multiLevelType w:val="multilevel"/>
     <w:tmpl w:val="6204B43E"/>
     <w:lvl w:ilvl="0">
@@ -46013,236 +41395,11 @@
       </w:rPr>
     </w:lvl>
   </w:abstractNum>
-  <w:abstractNum w:abstractNumId="3" w15:restartNumberingAfterBreak="0">
-    <w:nsid w:val="1D37070A"/>
-    <w:multiLevelType w:val="hybridMultilevel"/>
-    <w:tmpl w:val="7E0CF9CA"/>
-    <w:lvl w:ilvl="0" w:tplc="04090001">
-      <w:start w:val="1"/>
-      <w:numFmt w:val="bullet"/>
-      <w:lvlText w:val=""/>
-      <w:lvlJc w:val="left"/>
-      <w:pPr>
-        <w:ind w:left="720" w:hanging="360"/>
-      </w:pPr>
-      <w:rPr>
-        <w:rFonts w:ascii="Symbol" w:hAnsi="Symbol" w:hint="default"/>
-      </w:rPr>
-    </w:lvl>
-    <w:lvl w:ilvl="1" w:tplc="04090003">
-      <w:start w:val="1"/>
-      <w:numFmt w:val="bullet"/>
-      <w:lvlText w:val="o"/>
-      <w:lvlJc w:val="left"/>
-      <w:pPr>
-        <w:ind w:left="1440" w:hanging="360"/>
-      </w:pPr>
-      <w:rPr>
-        <w:rFonts w:ascii="Courier New" w:hAnsi="Courier New" w:cs="Courier New" w:hint="default"/>
-      </w:rPr>
-    </w:lvl>
-    <w:lvl w:ilvl="2" w:tplc="04090005" w:tentative="1">
-      <w:start w:val="1"/>
-      <w:numFmt w:val="bullet"/>
-      <w:lvlText w:val=""/>
-      <w:lvlJc w:val="left"/>
-      <w:pPr>
-        <w:ind w:left="2160" w:hanging="360"/>
-      </w:pPr>
-      <w:rPr>
-        <w:rFonts w:ascii="Wingdings" w:hAnsi="Wingdings" w:hint="default"/>
-      </w:rPr>
-    </w:lvl>
-    <w:lvl w:ilvl="3" w:tplc="04090001" w:tentative="1">
-      <w:start w:val="1"/>
-      <w:numFmt w:val="bullet"/>
-      <w:lvlText w:val=""/>
-      <w:lvlJc w:val="left"/>
-      <w:pPr>
-        <w:ind w:left="2880" w:hanging="360"/>
-      </w:pPr>
-      <w:rPr>
-        <w:rFonts w:ascii="Symbol" w:hAnsi="Symbol" w:hint="default"/>
-      </w:rPr>
-    </w:lvl>
-    <w:lvl w:ilvl="4" w:tplc="04090003" w:tentative="1">
-      <w:start w:val="1"/>
-      <w:numFmt w:val="bullet"/>
-      <w:lvlText w:val="o"/>
-      <w:lvlJc w:val="left"/>
-      <w:pPr>
-        <w:ind w:left="3600" w:hanging="360"/>
-      </w:pPr>
-      <w:rPr>
-        <w:rFonts w:ascii="Courier New" w:hAnsi="Courier New" w:cs="Courier New" w:hint="default"/>
-      </w:rPr>
-    </w:lvl>
-    <w:lvl w:ilvl="5" w:tplc="04090005" w:tentative="1">
-      <w:start w:val="1"/>
-      <w:numFmt w:val="bullet"/>
-      <w:lvlText w:val=""/>
-      <w:lvlJc w:val="left"/>
-      <w:pPr>
-        <w:ind w:left="4320" w:hanging="360"/>
-      </w:pPr>
-      <w:rPr>
-        <w:rFonts w:ascii="Wingdings" w:hAnsi="Wingdings" w:hint="default"/>
-      </w:rPr>
-    </w:lvl>
-    <w:lvl w:ilvl="6" w:tplc="04090001" w:tentative="1">
-      <w:start w:val="1"/>
-      <w:numFmt w:val="bullet"/>
-      <w:lvlText w:val=""/>
-      <w:lvlJc w:val="left"/>
-      <w:pPr>
-        <w:ind w:left="5040" w:hanging="360"/>
-      </w:pPr>
-      <w:rPr>
-        <w:rFonts w:ascii="Symbol" w:hAnsi="Symbol" w:hint="default"/>
-      </w:rPr>
-    </w:lvl>
-    <w:lvl w:ilvl="7" w:tplc="04090003" w:tentative="1">
-      <w:start w:val="1"/>
-      <w:numFmt w:val="bullet"/>
-      <w:lvlText w:val="o"/>
-      <w:lvlJc w:val="left"/>
-      <w:pPr>
-        <w:ind w:left="5760" w:hanging="360"/>
-      </w:pPr>
-      <w:rPr>
-        <w:rFonts w:ascii="Courier New" w:hAnsi="Courier New" w:cs="Courier New" w:hint="default"/>
-      </w:rPr>
-    </w:lvl>
-    <w:lvl w:ilvl="8" w:tplc="04090005" w:tentative="1">
-      <w:start w:val="1"/>
-      <w:numFmt w:val="bullet"/>
-      <w:lvlText w:val=""/>
-      <w:lvlJc w:val="left"/>
-      <w:pPr>
-        <w:ind w:left="6480" w:hanging="360"/>
-      </w:pPr>
-      <w:rPr>
-        <w:rFonts w:ascii="Wingdings" w:hAnsi="Wingdings" w:hint="default"/>
-      </w:rPr>
-    </w:lvl>
-  </w:abstractNum>
-  <w:abstractNum w:abstractNumId="4" w15:restartNumberingAfterBreak="0">
-    <w:nsid w:val="48522B65"/>
-    <w:multiLevelType w:val="hybridMultilevel"/>
-    <w:tmpl w:val="55DEB3F6"/>
-    <w:lvl w:ilvl="0" w:tplc="D212820A">
-      <w:numFmt w:val="bullet"/>
-      <w:lvlText w:val=""/>
-      <w:lvlJc w:val="left"/>
-      <w:pPr>
-        <w:ind w:left="720" w:hanging="360"/>
-      </w:pPr>
-      <w:rPr>
-        <w:rFonts w:ascii="Symbol" w:eastAsiaTheme="minorHAnsi" w:hAnsi="Symbol" w:cstheme="minorBidi" w:hint="default"/>
-      </w:rPr>
-    </w:lvl>
-    <w:lvl w:ilvl="1" w:tplc="04090003">
-      <w:start w:val="1"/>
-      <w:numFmt w:val="bullet"/>
-      <w:lvlText w:val="o"/>
-      <w:lvlJc w:val="left"/>
-      <w:pPr>
-        <w:ind w:left="1440" w:hanging="360"/>
-      </w:pPr>
-      <w:rPr>
-        <w:rFonts w:ascii="Courier New" w:hAnsi="Courier New" w:cs="Courier New" w:hint="default"/>
-      </w:rPr>
-    </w:lvl>
-    <w:lvl w:ilvl="2" w:tplc="04090005" w:tentative="1">
-      <w:start w:val="1"/>
-      <w:numFmt w:val="bullet"/>
-      <w:lvlText w:val=""/>
-      <w:lvlJc w:val="left"/>
-      <w:pPr>
-        <w:ind w:left="2160" w:hanging="360"/>
-      </w:pPr>
-      <w:rPr>
-        <w:rFonts w:ascii="Wingdings" w:hAnsi="Wingdings" w:hint="default"/>
-      </w:rPr>
-    </w:lvl>
-    <w:lvl w:ilvl="3" w:tplc="04090001" w:tentative="1">
-      <w:start w:val="1"/>
-      <w:numFmt w:val="bullet"/>
-      <w:lvlText w:val=""/>
-      <w:lvlJc w:val="left"/>
-      <w:pPr>
-        <w:ind w:left="2880" w:hanging="360"/>
-      </w:pPr>
-      <w:rPr>
-        <w:rFonts w:ascii="Symbol" w:hAnsi="Symbol" w:hint="default"/>
-      </w:rPr>
-    </w:lvl>
-    <w:lvl w:ilvl="4" w:tplc="04090003" w:tentative="1">
-      <w:start w:val="1"/>
-      <w:numFmt w:val="bullet"/>
-      <w:lvlText w:val="o"/>
-      <w:lvlJc w:val="left"/>
-      <w:pPr>
-        <w:ind w:left="3600" w:hanging="360"/>
-      </w:pPr>
-      <w:rPr>
-        <w:rFonts w:ascii="Courier New" w:hAnsi="Courier New" w:cs="Courier New" w:hint="default"/>
-      </w:rPr>
-    </w:lvl>
-    <w:lvl w:ilvl="5" w:tplc="04090005" w:tentative="1">
-      <w:start w:val="1"/>
-      <w:numFmt w:val="bullet"/>
-      <w:lvlText w:val=""/>
-      <w:lvlJc w:val="left"/>
-      <w:pPr>
-        <w:ind w:left="4320" w:hanging="360"/>
-      </w:pPr>
-      <w:rPr>
-        <w:rFonts w:ascii="Wingdings" w:hAnsi="Wingdings" w:hint="default"/>
-      </w:rPr>
-    </w:lvl>
-    <w:lvl w:ilvl="6" w:tplc="04090001" w:tentative="1">
-      <w:start w:val="1"/>
-      <w:numFmt w:val="bullet"/>
-      <w:lvlText w:val=""/>
-      <w:lvlJc w:val="left"/>
-      <w:pPr>
-        <w:ind w:left="5040" w:hanging="360"/>
-      </w:pPr>
-      <w:rPr>
-        <w:rFonts w:ascii="Symbol" w:hAnsi="Symbol" w:hint="default"/>
-      </w:rPr>
-    </w:lvl>
-    <w:lvl w:ilvl="7" w:tplc="04090003" w:tentative="1">
-      <w:start w:val="1"/>
-      <w:numFmt w:val="bullet"/>
-      <w:lvlText w:val="o"/>
-      <w:lvlJc w:val="left"/>
-      <w:pPr>
-        <w:ind w:left="5760" w:hanging="360"/>
-      </w:pPr>
-      <w:rPr>
-        <w:rFonts w:ascii="Courier New" w:hAnsi="Courier New" w:cs="Courier New" w:hint="default"/>
-      </w:rPr>
-    </w:lvl>
-    <w:lvl w:ilvl="8" w:tplc="04090005" w:tentative="1">
-      <w:start w:val="1"/>
-      <w:numFmt w:val="bullet"/>
-      <w:lvlText w:val=""/>
-      <w:lvlJc w:val="left"/>
-      <w:pPr>
-        <w:ind w:left="6480" w:hanging="360"/>
-      </w:pPr>
-      <w:rPr>
-        <w:rFonts w:ascii="Wingdings" w:hAnsi="Wingdings" w:hint="default"/>
-      </w:rPr>
-    </w:lvl>
-  </w:abstractNum>
-  <w:abstractNum w:abstractNumId="5" w15:restartNumberingAfterBreak="0">
-    <w:nsid w:val="53301CAD"/>
+  <w:abstractNum w:abstractNumId="6" w15:restartNumberingAfterBreak="0">
+    <w:nsid w:val="74AC47D6"/>
     <w:multiLevelType w:val="multilevel"/>
     <w:tmpl w:val="624C7896"/>
-    <w:styleLink w:val="Style1"/>
+    <w:styleLink w:val="CurrentList1"/>
     <w:lvl w:ilvl="0">
       <w:start w:val="1"/>
       <w:numFmt w:val="decimal"/>
@@ -46366,376 +41523,7 @@
       </w:rPr>
     </w:lvl>
   </w:abstractNum>
-  <w:abstractNum w:abstractNumId="6" w15:restartNumberingAfterBreak="0">
-    <w:nsid w:val="5A331350"/>
-    <w:multiLevelType w:val="hybridMultilevel"/>
-    <w:tmpl w:val="4E14CE2E"/>
-    <w:lvl w:ilvl="0" w:tplc="04090001">
-      <w:start w:val="1"/>
-      <w:numFmt w:val="bullet"/>
-      <w:lvlText w:val=""/>
-      <w:lvlJc w:val="left"/>
-      <w:pPr>
-        <w:ind w:left="720" w:hanging="360"/>
-      </w:pPr>
-      <w:rPr>
-        <w:rFonts w:ascii="Symbol" w:hAnsi="Symbol" w:hint="default"/>
-      </w:rPr>
-    </w:lvl>
-    <w:lvl w:ilvl="1" w:tplc="04090003" w:tentative="1">
-      <w:start w:val="1"/>
-      <w:numFmt w:val="bullet"/>
-      <w:lvlText w:val="o"/>
-      <w:lvlJc w:val="left"/>
-      <w:pPr>
-        <w:ind w:left="1440" w:hanging="360"/>
-      </w:pPr>
-      <w:rPr>
-        <w:rFonts w:ascii="Courier New" w:hAnsi="Courier New" w:cs="Courier New" w:hint="default"/>
-      </w:rPr>
-    </w:lvl>
-    <w:lvl w:ilvl="2" w:tplc="04090005" w:tentative="1">
-      <w:start w:val="1"/>
-      <w:numFmt w:val="bullet"/>
-      <w:lvlText w:val=""/>
-      <w:lvlJc w:val="left"/>
-      <w:pPr>
-        <w:ind w:left="2160" w:hanging="360"/>
-      </w:pPr>
-      <w:rPr>
-        <w:rFonts w:ascii="Wingdings" w:hAnsi="Wingdings" w:hint="default"/>
-      </w:rPr>
-    </w:lvl>
-    <w:lvl w:ilvl="3" w:tplc="04090001" w:tentative="1">
-      <w:start w:val="1"/>
-      <w:numFmt w:val="bullet"/>
-      <w:lvlText w:val=""/>
-      <w:lvlJc w:val="left"/>
-      <w:pPr>
-        <w:ind w:left="2880" w:hanging="360"/>
-      </w:pPr>
-      <w:rPr>
-        <w:rFonts w:ascii="Symbol" w:hAnsi="Symbol" w:hint="default"/>
-      </w:rPr>
-    </w:lvl>
-    <w:lvl w:ilvl="4" w:tplc="04090003" w:tentative="1">
-      <w:start w:val="1"/>
-      <w:numFmt w:val="bullet"/>
-      <w:lvlText w:val="o"/>
-      <w:lvlJc w:val="left"/>
-      <w:pPr>
-        <w:ind w:left="3600" w:hanging="360"/>
-      </w:pPr>
-      <w:rPr>
-        <w:rFonts w:ascii="Courier New" w:hAnsi="Courier New" w:cs="Courier New" w:hint="default"/>
-      </w:rPr>
-    </w:lvl>
-    <w:lvl w:ilvl="5" w:tplc="04090005" w:tentative="1">
-      <w:start w:val="1"/>
-      <w:numFmt w:val="bullet"/>
-      <w:lvlText w:val=""/>
-      <w:lvlJc w:val="left"/>
-      <w:pPr>
-        <w:ind w:left="4320" w:hanging="360"/>
-      </w:pPr>
-      <w:rPr>
-        <w:rFonts w:ascii="Wingdings" w:hAnsi="Wingdings" w:hint="default"/>
-      </w:rPr>
-    </w:lvl>
-    <w:lvl w:ilvl="6" w:tplc="04090001" w:tentative="1">
-      <w:start w:val="1"/>
-      <w:numFmt w:val="bullet"/>
-      <w:lvlText w:val=""/>
-      <w:lvlJc w:val="left"/>
-      <w:pPr>
-        <w:ind w:left="5040" w:hanging="360"/>
-      </w:pPr>
-      <w:rPr>
-        <w:rFonts w:ascii="Symbol" w:hAnsi="Symbol" w:hint="default"/>
-      </w:rPr>
-    </w:lvl>
-    <w:lvl w:ilvl="7" w:tplc="04090003" w:tentative="1">
-      <w:start w:val="1"/>
-      <w:numFmt w:val="bullet"/>
-      <w:lvlText w:val="o"/>
-      <w:lvlJc w:val="left"/>
-      <w:pPr>
-        <w:ind w:left="5760" w:hanging="360"/>
-      </w:pPr>
-      <w:rPr>
-        <w:rFonts w:ascii="Courier New" w:hAnsi="Courier New" w:cs="Courier New" w:hint="default"/>
-      </w:rPr>
-    </w:lvl>
-    <w:lvl w:ilvl="8" w:tplc="04090005" w:tentative="1">
-      <w:start w:val="1"/>
-      <w:numFmt w:val="bullet"/>
-      <w:lvlText w:val=""/>
-      <w:lvlJc w:val="left"/>
-      <w:pPr>
-        <w:ind w:left="6480" w:hanging="360"/>
-      </w:pPr>
-      <w:rPr>
-        <w:rFonts w:ascii="Wingdings" w:hAnsi="Wingdings" w:hint="default"/>
-      </w:rPr>
-    </w:lvl>
-  </w:abstractNum>
   <w:abstractNum w:abstractNumId="7" w15:restartNumberingAfterBreak="0">
-    <w:nsid w:val="68A31198"/>
-    <w:multiLevelType w:val="multilevel"/>
-    <w:tmpl w:val="6204B43E"/>
-    <w:lvl w:ilvl="0">
-      <w:start w:val="1"/>
-      <w:numFmt w:val="decimal"/>
-      <w:lvlText w:val="%1    "/>
-      <w:lvlJc w:val="left"/>
-      <w:pPr>
-        <w:ind w:left="0" w:firstLine="0"/>
-      </w:pPr>
-      <w:rPr>
-        <w:rFonts w:ascii="Poppins SemiBold" w:hAnsi="Poppins SemiBold" w:hint="default"/>
-        <w:b/>
-        <w:i w:val="0"/>
-        <w:color w:val="00AD4D"/>
-        <w:sz w:val="32"/>
-      </w:rPr>
-    </w:lvl>
-    <w:lvl w:ilvl="1">
-      <w:start w:val="1"/>
-      <w:numFmt w:val="decimal"/>
-      <w:lvlText w:val="%1.%2 "/>
-      <w:lvlJc w:val="left"/>
-      <w:pPr>
-        <w:ind w:left="0" w:firstLine="0"/>
-      </w:pPr>
-      <w:rPr>
-        <w:rFonts w:ascii="Poppins SemiBold" w:hAnsi="Poppins SemiBold" w:hint="default"/>
-        <w:color w:val="FFCB00"/>
-        <w:sz w:val="26"/>
-      </w:rPr>
-    </w:lvl>
-    <w:lvl w:ilvl="2">
-      <w:start w:val="1"/>
-      <w:numFmt w:val="decimal"/>
-      <w:lvlText w:val="%1.%2.%3  "/>
-      <w:lvlJc w:val="left"/>
-      <w:pPr>
-        <w:ind w:left="0" w:firstLine="0"/>
-      </w:pPr>
-      <w:rPr>
-        <w:rFonts w:ascii="Poppins" w:hAnsi="Poppins" w:hint="default"/>
-        <w:b w:val="0"/>
-        <w:i w:val="0"/>
-        <w:color w:val="00AD4D"/>
-        <w:sz w:val="22"/>
-      </w:rPr>
-    </w:lvl>
-    <w:lvl w:ilvl="3">
-      <w:start w:val="1"/>
-      <w:numFmt w:val="decimal"/>
-      <w:suff w:val="space"/>
-      <w:lvlText w:val="%1.%2.%3.%4"/>
-      <w:lvlJc w:val="left"/>
-      <w:pPr>
-        <w:ind w:left="0" w:firstLine="0"/>
-      </w:pPr>
-      <w:rPr>
-        <w:rFonts w:ascii="Calibri" w:hAnsi="Calibri" w:cstheme="majorHAnsi" w:hint="default"/>
-        <w:b/>
-        <w:i w:val="0"/>
-        <w:color w:val="auto"/>
-        <w:sz w:val="22"/>
-      </w:rPr>
-    </w:lvl>
-    <w:lvl w:ilvl="4">
-      <w:start w:val="1"/>
-      <w:numFmt w:val="lowerLetter"/>
-      <w:lvlText w:val="(%5)"/>
-      <w:lvlJc w:val="left"/>
-      <w:pPr>
-        <w:ind w:left="0" w:firstLine="0"/>
-      </w:pPr>
-      <w:rPr>
-        <w:rFonts w:hint="default"/>
-      </w:rPr>
-    </w:lvl>
-    <w:lvl w:ilvl="5">
-      <w:start w:val="1"/>
-      <w:numFmt w:val="lowerRoman"/>
-      <w:lvlText w:val="(%6)"/>
-      <w:lvlJc w:val="left"/>
-      <w:pPr>
-        <w:ind w:left="0" w:firstLine="0"/>
-      </w:pPr>
-      <w:rPr>
-        <w:rFonts w:hint="default"/>
-      </w:rPr>
-    </w:lvl>
-    <w:lvl w:ilvl="6">
-      <w:start w:val="1"/>
-      <w:numFmt w:val="decimal"/>
-      <w:lvlText w:val="%7."/>
-      <w:lvlJc w:val="left"/>
-      <w:pPr>
-        <w:ind w:left="0" w:firstLine="0"/>
-      </w:pPr>
-      <w:rPr>
-        <w:rFonts w:hint="default"/>
-      </w:rPr>
-    </w:lvl>
-    <w:lvl w:ilvl="7">
-      <w:start w:val="1"/>
-      <w:numFmt w:val="lowerLetter"/>
-      <w:lvlText w:val="%8."/>
-      <w:lvlJc w:val="left"/>
-      <w:pPr>
-        <w:ind w:left="0" w:firstLine="0"/>
-      </w:pPr>
-      <w:rPr>
-        <w:rFonts w:hint="default"/>
-      </w:rPr>
-    </w:lvl>
-    <w:lvl w:ilvl="8">
-      <w:start w:val="1"/>
-      <w:numFmt w:val="lowerRoman"/>
-      <w:lvlText w:val="%9."/>
-      <w:lvlJc w:val="left"/>
-      <w:pPr>
-        <w:ind w:left="0" w:firstLine="0"/>
-      </w:pPr>
-      <w:rPr>
-        <w:rFonts w:hint="default"/>
-      </w:rPr>
-    </w:lvl>
-  </w:abstractNum>
-  <w:abstractNum w:abstractNumId="8" w15:restartNumberingAfterBreak="0">
-    <w:nsid w:val="74AC47D6"/>
-    <w:multiLevelType w:val="multilevel"/>
-    <w:tmpl w:val="624C7896"/>
-    <w:styleLink w:val="CurrentList1"/>
-    <w:lvl w:ilvl="0">
-      <w:start w:val="1"/>
-      <w:numFmt w:val="decimal"/>
-      <w:lvlText w:val="%1    "/>
-      <w:lvlJc w:val="left"/>
-      <w:pPr>
-        <w:ind w:left="0" w:firstLine="0"/>
-      </w:pPr>
-      <w:rPr>
-        <w:rFonts w:ascii="Poppins SemiBold" w:hAnsi="Poppins SemiBold" w:hint="default"/>
-        <w:b/>
-        <w:i w:val="0"/>
-        <w:color w:val="00AD4D"/>
-        <w:sz w:val="32"/>
-      </w:rPr>
-    </w:lvl>
-    <w:lvl w:ilvl="1">
-      <w:start w:val="1"/>
-      <w:numFmt w:val="decimal"/>
-      <w:lvlText w:val="%1.%2 "/>
-      <w:lvlJc w:val="left"/>
-      <w:pPr>
-        <w:ind w:left="0" w:firstLine="0"/>
-      </w:pPr>
-      <w:rPr>
-        <w:rFonts w:ascii="Poppins SemiBold" w:hAnsi="Poppins SemiBold" w:hint="default"/>
-        <w:color w:val="FFCB00"/>
-        <w:sz w:val="26"/>
-      </w:rPr>
-    </w:lvl>
-    <w:lvl w:ilvl="2">
-      <w:start w:val="1"/>
-      <w:numFmt w:val="decimal"/>
-      <w:lvlText w:val="%1.%2.%3  "/>
-      <w:lvlJc w:val="left"/>
-      <w:pPr>
-        <w:ind w:left="0" w:firstLine="0"/>
-      </w:pPr>
-      <w:rPr>
-        <w:rFonts w:ascii="Poppins" w:hAnsi="Poppins" w:hint="default"/>
-        <w:b w:val="0"/>
-        <w:i w:val="0"/>
-        <w:color w:val="00AD4D"/>
-        <w:sz w:val="22"/>
-      </w:rPr>
-    </w:lvl>
-    <w:lvl w:ilvl="3">
-      <w:start w:val="1"/>
-      <w:numFmt w:val="decimal"/>
-      <w:lvlText w:val="%1.%2.%3.%4"/>
-      <w:lvlJc w:val="left"/>
-      <w:pPr>
-        <w:ind w:left="0" w:firstLine="0"/>
-      </w:pPr>
-      <w:rPr>
-        <w:rFonts w:asciiTheme="minorHAnsi" w:hAnsiTheme="minorHAnsi" w:cstheme="majorHAnsi" w:hint="default"/>
-        <w:b/>
-        <w:i w:val="0"/>
-        <w:color w:val="auto"/>
-        <w:sz w:val="22"/>
-      </w:rPr>
-    </w:lvl>
-    <w:lvl w:ilvl="4">
-      <w:start w:val="1"/>
-      <w:numFmt w:val="lowerLetter"/>
-      <w:lvlText w:val="(%5)"/>
-      <w:lvlJc w:val="left"/>
-      <w:pPr>
-        <w:ind w:left="0" w:firstLine="0"/>
-      </w:pPr>
-      <w:rPr>
-        <w:rFonts w:hint="default"/>
-      </w:rPr>
-    </w:lvl>
-    <w:lvl w:ilvl="5">
-      <w:start w:val="1"/>
-      <w:numFmt w:val="lowerRoman"/>
-      <w:lvlText w:val="(%6)"/>
-      <w:lvlJc w:val="left"/>
-      <w:pPr>
-        <w:ind w:left="0" w:firstLine="0"/>
-      </w:pPr>
-      <w:rPr>
-        <w:rFonts w:hint="default"/>
-      </w:rPr>
-    </w:lvl>
-    <w:lvl w:ilvl="6">
-      <w:start w:val="1"/>
-      <w:numFmt w:val="decimal"/>
-      <w:lvlText w:val="%7."/>
-      <w:lvlJc w:val="left"/>
-      <w:pPr>
-        <w:ind w:left="0" w:firstLine="0"/>
-      </w:pPr>
-      <w:rPr>
-        <w:rFonts w:hint="default"/>
-      </w:rPr>
-    </w:lvl>
-    <w:lvl w:ilvl="7">
-      <w:start w:val="1"/>
-      <w:numFmt w:val="lowerLetter"/>
-      <w:lvlText w:val="%8."/>
-      <w:lvlJc w:val="left"/>
-      <w:pPr>
-        <w:ind w:left="0" w:firstLine="0"/>
-      </w:pPr>
-      <w:rPr>
-        <w:rFonts w:hint="default"/>
-      </w:rPr>
-    </w:lvl>
-    <w:lvl w:ilvl="8">
-      <w:start w:val="1"/>
-      <w:numFmt w:val="lowerRoman"/>
-      <w:lvlText w:val="%9."/>
-      <w:lvlJc w:val="left"/>
-      <w:pPr>
-        <w:ind w:left="0" w:firstLine="0"/>
-      </w:pPr>
-      <w:rPr>
-        <w:rFonts w:hint="default"/>
-      </w:rPr>
-    </w:lvl>
-  </w:abstractNum>
-  <w:abstractNum w:abstractNumId="9" w15:restartNumberingAfterBreak="0">
     <w:nsid w:val="768809FB"/>
     <w:multiLevelType w:val="multilevel"/>
     <w:tmpl w:val="624C7896"/>
@@ -46745,31 +41533,25 @@
     <w:abstractNumId w:val="0"/>
   </w:num>
   <w:num w:numId="2" w16cid:durableId="2058501990">
+    <w:abstractNumId w:val="2"/>
+  </w:num>
+  <w:num w:numId="3" w16cid:durableId="492642808">
     <w:abstractNumId w:val="4"/>
   </w:num>
-  <w:num w:numId="3" w16cid:durableId="492642808">
-    <w:abstractNumId w:val="6"/>
+  <w:num w:numId="4" w16cid:durableId="1665357682">
+    <w:abstractNumId w:val="5"/>
   </w:num>
-  <w:num w:numId="4" w16cid:durableId="1665357682">
+  <w:num w:numId="5" w16cid:durableId="1392578920">
+    <w:abstractNumId w:val="3"/>
+  </w:num>
+  <w:num w:numId="6" w16cid:durableId="1717780283">
     <w:abstractNumId w:val="7"/>
   </w:num>
-  <w:num w:numId="5" w16cid:durableId="1392578920">
-    <w:abstractNumId w:val="5"/>
-  </w:num>
-  <w:num w:numId="6" w16cid:durableId="1717780283">
-    <w:abstractNumId w:val="9"/>
-  </w:num>
   <w:num w:numId="7" w16cid:durableId="658576221">
-    <w:abstractNumId w:val="8"/>
+    <w:abstractNumId w:val="6"/>
   </w:num>
   <w:num w:numId="8" w16cid:durableId="949777092">
     <w:abstractNumId w:val="1"/>
-  </w:num>
-  <w:num w:numId="9" w16cid:durableId="225452773">
-    <w:abstractNumId w:val="2"/>
-  </w:num>
-  <w:num w:numId="10" w16cid:durableId="401608424">
-    <w:abstractNumId w:val="3"/>
   </w:num>
   <w:numIdMacAtCleanup w:val="8"/>
 </w:numbering>
@@ -47175,7 +41957,7 @@
   <w:style w:type="paragraph" w:default="1" w:styleId="Normal">
     <w:name w:val="Normal"/>
     <w:qFormat/>
-    <w:rsid w:val="002C3CE6"/>
+    <w:rsid w:val="008F65B0"/>
   </w:style>
   <w:style w:type="paragraph" w:styleId="Heading1">
     <w:name w:val="heading 1"/>
@@ -47268,6 +42050,7 @@
   <w:style w:type="character" w:default="1" w:styleId="DefaultParagraphFont">
     <w:name w:val="Default Paragraph Font"/>
     <w:uiPriority w:val="1"/>
+    <w:semiHidden/>
     <w:unhideWhenUsed/>
   </w:style>
   <w:style w:type="table" w:default="1" w:styleId="TableNormal">
